--- a/docs/ARCAD_Reference.docx
+++ b/docs/ARCAD_Reference.docx
@@ -182,35 +182,7 @@
           <w:rFonts w:ascii="Arial" w:eastAsia="Arial" w:hAnsi="Arial" w:cs="Arial"/>
           <w:color w:val="1A0808"/>
         </w:rPr>
-        <w:t xml:space="preserve"> </w:t>
-      </w:r>
-      <w:r>
-        <w:rPr>
-          <w:rFonts w:ascii="Arial" w:eastAsia="Arial" w:hAnsi="Arial" w:cs="Arial"/>
-          <w:color w:val="1A0808"/>
-        </w:rPr>
-        <w:t>(mi, md, ma, mc, bb</w:t>
-      </w:r>
-      <w:r>
-        <w:rPr>
-          <w:rFonts w:ascii="Arial" w:eastAsia="Arial" w:hAnsi="Arial" w:cs="Arial"/>
-          <w:color w:val="1A0808"/>
-        </w:rPr>
-        <w:t>, etc.</w:t>
-      </w:r>
-      <w:r>
-        <w:rPr>
-          <w:rFonts w:ascii="Arial" w:eastAsia="Arial" w:hAnsi="Arial" w:cs="Arial"/>
-          <w:color w:val="1A0808"/>
-        </w:rPr>
-        <w:t xml:space="preserve">) </w:t>
-      </w:r>
-      <w:r>
-        <w:rPr>
-          <w:rFonts w:ascii="Arial" w:eastAsia="Arial" w:hAnsi="Arial" w:cs="Arial"/>
-          <w:color w:val="1A0808"/>
-        </w:rPr>
-        <w:t>in “projects” will have an associated table</w:t>
+        <w:t xml:space="preserve"> (mi, md, ma, mc, bb, etc.) in “projects” will have an associated table</w:t>
       </w:r>
       <w:r>
         <w:rPr>
@@ -238,39 +210,14 @@
           <w:rFonts w:ascii="Arial" w:eastAsia="Arial" w:hAnsi="Arial" w:cs="Arial"/>
           <w:color w:val="1A0808"/>
         </w:rPr>
-        <w:t xml:space="preserve"> There will be exactly one table for each: user, finance, badge, </w:t>
-      </w:r>
-      <w:proofErr w:type="spellStart"/>
-      <w:r>
-        <w:rPr>
-          <w:rFonts w:ascii="Arial" w:eastAsia="Arial" w:hAnsi="Arial" w:cs="Arial"/>
-          <w:color w:val="1A0808"/>
-        </w:rPr>
-        <w:t>fe</w:t>
-      </w:r>
-      <w:proofErr w:type="spellEnd"/>
-      <w:r>
-        <w:rPr>
-          <w:rFonts w:ascii="Arial" w:eastAsia="Arial" w:hAnsi="Arial" w:cs="Arial"/>
-          <w:color w:val="1A0808"/>
-        </w:rPr>
-        <w:t xml:space="preserve">, </w:t>
-      </w:r>
-      <w:proofErr w:type="spellStart"/>
-      <w:r>
-        <w:rPr>
-          <w:rFonts w:ascii="Arial" w:eastAsia="Arial" w:hAnsi="Arial" w:cs="Arial"/>
-          <w:color w:val="1A0808"/>
-        </w:rPr>
-        <w:t>fe_assignment</w:t>
-      </w:r>
-      <w:proofErr w:type="spellEnd"/>
-      <w:r>
-        <w:rPr>
-          <w:rFonts w:ascii="Arial" w:eastAsia="Arial" w:hAnsi="Arial" w:cs="Arial"/>
-          <w:color w:val="1A0808"/>
-        </w:rPr>
-        <w:t xml:space="preserve">, po, invoice, progress, </w:t>
+        <w:t xml:space="preserve"> There will be exactly one table for each: user, finance, badge, fe, </w:t>
+      </w:r>
+      <w:r>
+        <w:rPr>
+          <w:rFonts w:ascii="Arial" w:eastAsia="Arial" w:hAnsi="Arial" w:cs="Arial"/>
+          <w:color w:val="1A0808"/>
+        </w:rPr>
+        <w:t xml:space="preserve">fe_assignment, po, invoice, progress, </w:t>
       </w:r>
       <w:r>
         <w:rPr>
@@ -445,12 +392,6 @@
         <w:gridCol w:w="2560"/>
       </w:tblGrid>
       <w:tr>
-        <w:tblPrEx>
-          <w:tblCellMar>
-            <w:top w:w="0" w:type="dxa"/>
-            <w:bottom w:w="0" w:type="dxa"/>
-          </w:tblCellMar>
-        </w:tblPrEx>
         <w:tc>
           <w:tcPr>
             <w:tcW w:w="2600" w:type="dxa"/>
@@ -608,12 +549,6 @@
         </w:tc>
       </w:tr>
       <w:tr>
-        <w:tblPrEx>
-          <w:tblCellMar>
-            <w:top w:w="0" w:type="dxa"/>
-            <w:bottom w:w="0" w:type="dxa"/>
-          </w:tblCellMar>
-        </w:tblPrEx>
         <w:tc>
           <w:tcPr>
             <w:tcW w:w="2600" w:type="dxa"/>
@@ -690,7 +625,6 @@
             </w:tcMar>
           </w:tcPr>
           <w:p>
-            <w:proofErr w:type="spellStart"/>
             <w:r>
               <w:rPr>
                 <w:rFonts w:ascii="Arial" w:eastAsia="Arial" w:hAnsi="Arial" w:cs="Arial"/>
@@ -700,7 +634,6 @@
               </w:rPr>
               <w:t>router_mi</w:t>
             </w:r>
-            <w:proofErr w:type="spellEnd"/>
           </w:p>
         </w:tc>
         <w:tc>
@@ -721,7 +654,6 @@
             </w:tcMar>
           </w:tcPr>
           <w:p>
-            <w:proofErr w:type="spellStart"/>
             <w:r>
               <w:rPr>
                 <w:rFonts w:ascii="Arial" w:eastAsia="Arial" w:hAnsi="Arial" w:cs="Arial"/>
@@ -731,7 +663,6 @@
               </w:rPr>
               <w:t>schema_mi</w:t>
             </w:r>
-            <w:proofErr w:type="spellEnd"/>
           </w:p>
         </w:tc>
         <w:tc>
@@ -765,12 +696,6 @@
         </w:tc>
       </w:tr>
       <w:tr>
-        <w:tblPrEx>
-          <w:tblCellMar>
-            <w:top w:w="0" w:type="dxa"/>
-            <w:bottom w:w="0" w:type="dxa"/>
-          </w:tblCellMar>
-        </w:tblPrEx>
         <w:tc>
           <w:tcPr>
             <w:tcW w:w="2600" w:type="dxa"/>
@@ -847,7 +772,6 @@
             </w:tcMar>
           </w:tcPr>
           <w:p>
-            <w:proofErr w:type="spellStart"/>
             <w:r>
               <w:rPr>
                 <w:rFonts w:ascii="Arial" w:eastAsia="Arial" w:hAnsi="Arial" w:cs="Arial"/>
@@ -857,7 +781,6 @@
               </w:rPr>
               <w:t>router_md</w:t>
             </w:r>
-            <w:proofErr w:type="spellEnd"/>
           </w:p>
         </w:tc>
         <w:tc>
@@ -878,7 +801,6 @@
             </w:tcMar>
           </w:tcPr>
           <w:p>
-            <w:proofErr w:type="spellStart"/>
             <w:r>
               <w:rPr>
                 <w:rFonts w:ascii="Arial" w:eastAsia="Arial" w:hAnsi="Arial" w:cs="Arial"/>
@@ -888,7 +810,6 @@
               </w:rPr>
               <w:t>schema_md</w:t>
             </w:r>
-            <w:proofErr w:type="spellEnd"/>
           </w:p>
         </w:tc>
         <w:tc>
@@ -922,12 +843,6 @@
         </w:tc>
       </w:tr>
       <w:tr>
-        <w:tblPrEx>
-          <w:tblCellMar>
-            <w:top w:w="0" w:type="dxa"/>
-            <w:bottom w:w="0" w:type="dxa"/>
-          </w:tblCellMar>
-        </w:tblPrEx>
         <w:tc>
           <w:tcPr>
             <w:tcW w:w="2600" w:type="dxa"/>
@@ -1004,7 +919,6 @@
             </w:tcMar>
           </w:tcPr>
           <w:p>
-            <w:proofErr w:type="spellStart"/>
             <w:r>
               <w:rPr>
                 <w:rFonts w:ascii="Arial" w:eastAsia="Arial" w:hAnsi="Arial" w:cs="Arial"/>
@@ -1014,7 +928,6 @@
               </w:rPr>
               <w:t>router_ma</w:t>
             </w:r>
-            <w:proofErr w:type="spellEnd"/>
           </w:p>
         </w:tc>
         <w:tc>
@@ -1035,7 +948,6 @@
             </w:tcMar>
           </w:tcPr>
           <w:p>
-            <w:proofErr w:type="spellStart"/>
             <w:r>
               <w:rPr>
                 <w:rFonts w:ascii="Arial" w:eastAsia="Arial" w:hAnsi="Arial" w:cs="Arial"/>
@@ -1045,7 +957,6 @@
               </w:rPr>
               <w:t>schema_ma</w:t>
             </w:r>
-            <w:proofErr w:type="spellEnd"/>
           </w:p>
         </w:tc>
         <w:tc>
@@ -1079,12 +990,6 @@
         </w:tc>
       </w:tr>
       <w:tr>
-        <w:tblPrEx>
-          <w:tblCellMar>
-            <w:top w:w="0" w:type="dxa"/>
-            <w:bottom w:w="0" w:type="dxa"/>
-          </w:tblCellMar>
-        </w:tblPrEx>
         <w:tc>
           <w:tcPr>
             <w:tcW w:w="2600" w:type="dxa"/>
@@ -1161,7 +1066,6 @@
             </w:tcMar>
           </w:tcPr>
           <w:p>
-            <w:proofErr w:type="spellStart"/>
             <w:r>
               <w:rPr>
                 <w:rFonts w:ascii="Arial" w:eastAsia="Arial" w:hAnsi="Arial" w:cs="Arial"/>
@@ -1171,7 +1075,6 @@
               </w:rPr>
               <w:t>router_mc</w:t>
             </w:r>
-            <w:proofErr w:type="spellEnd"/>
           </w:p>
         </w:tc>
         <w:tc>
@@ -1192,7 +1095,6 @@
             </w:tcMar>
           </w:tcPr>
           <w:p>
-            <w:proofErr w:type="spellStart"/>
             <w:r>
               <w:rPr>
                 <w:rFonts w:ascii="Arial" w:eastAsia="Arial" w:hAnsi="Arial" w:cs="Arial"/>
@@ -1202,7 +1104,6 @@
               </w:rPr>
               <w:t>schema_mc</w:t>
             </w:r>
-            <w:proofErr w:type="spellEnd"/>
           </w:p>
         </w:tc>
         <w:tc>
@@ -1236,12 +1137,6 @@
         </w:tc>
       </w:tr>
       <w:tr>
-        <w:tblPrEx>
-          <w:tblCellMar>
-            <w:top w:w="0" w:type="dxa"/>
-            <w:bottom w:w="0" w:type="dxa"/>
-          </w:tblCellMar>
-        </w:tblPrEx>
         <w:tc>
           <w:tcPr>
             <w:tcW w:w="2600" w:type="dxa"/>
@@ -1318,7 +1213,6 @@
             </w:tcMar>
           </w:tcPr>
           <w:p>
-            <w:proofErr w:type="spellStart"/>
             <w:r>
               <w:rPr>
                 <w:rFonts w:ascii="Arial" w:eastAsia="Arial" w:hAnsi="Arial" w:cs="Arial"/>
@@ -1328,7 +1222,6 @@
               </w:rPr>
               <w:t>router_bb</w:t>
             </w:r>
-            <w:proofErr w:type="spellEnd"/>
           </w:p>
         </w:tc>
         <w:tc>
@@ -1349,7 +1242,6 @@
             </w:tcMar>
           </w:tcPr>
           <w:p>
-            <w:proofErr w:type="spellStart"/>
             <w:r>
               <w:rPr>
                 <w:rFonts w:ascii="Arial" w:eastAsia="Arial" w:hAnsi="Arial" w:cs="Arial"/>
@@ -1359,7 +1251,6 @@
               </w:rPr>
               <w:t>schema_bb</w:t>
             </w:r>
-            <w:proofErr w:type="spellEnd"/>
           </w:p>
         </w:tc>
         <w:tc>
@@ -1700,12 +1591,6 @@
         <w:gridCol w:w="6360"/>
       </w:tblGrid>
       <w:tr>
-        <w:tblPrEx>
-          <w:tblCellMar>
-            <w:top w:w="0" w:type="dxa"/>
-            <w:bottom w:w="0" w:type="dxa"/>
-          </w:tblCellMar>
-        </w:tblPrEx>
         <w:tc>
           <w:tcPr>
             <w:tcW w:w="3000" w:type="dxa"/>
@@ -1770,12 +1655,6 @@
         </w:tc>
       </w:tr>
       <w:tr>
-        <w:tblPrEx>
-          <w:tblCellMar>
-            <w:top w:w="0" w:type="dxa"/>
-            <w:bottom w:w="0" w:type="dxa"/>
-          </w:tblCellMar>
-        </w:tblPrEx>
         <w:tc>
           <w:tcPr>
             <w:tcW w:w="3000" w:type="dxa"/>
@@ -1830,12 +1709,6 @@
         </w:tc>
       </w:tr>
       <w:tr>
-        <w:tblPrEx>
-          <w:tblCellMar>
-            <w:top w:w="0" w:type="dxa"/>
-            <w:bottom w:w="0" w:type="dxa"/>
-          </w:tblCellMar>
-        </w:tblPrEx>
         <w:tc>
           <w:tcPr>
             <w:tcW w:w="3000" w:type="dxa"/>
@@ -1890,27 +1763,12 @@
                 <w:sz w:val="19"/>
                 <w:szCs w:val="19"/>
               </w:rPr>
-              <w:t>W</w:t>
-            </w:r>
-            <w:r>
-              <w:rPr>
-                <w:rFonts w:ascii="Arial" w:eastAsia="Arial" w:hAnsi="Arial" w:cs="Arial"/>
-                <w:color w:val="1A0808"/>
-                <w:sz w:val="19"/>
-                <w:szCs w:val="19"/>
-              </w:rPr>
-              <w:t>ork in progress</w:t>
+              <w:t>Work in progress</w:t>
             </w:r>
           </w:p>
         </w:tc>
       </w:tr>
       <w:tr>
-        <w:tblPrEx>
-          <w:tblCellMar>
-            <w:top w:w="0" w:type="dxa"/>
-            <w:bottom w:w="0" w:type="dxa"/>
-          </w:tblCellMar>
-        </w:tblPrEx>
         <w:tc>
           <w:tcPr>
             <w:tcW w:w="3000" w:type="dxa"/>
@@ -1971,12 +1829,6 @@
         </w:tc>
       </w:tr>
       <w:tr>
-        <w:tblPrEx>
-          <w:tblCellMar>
-            <w:top w:w="0" w:type="dxa"/>
-            <w:bottom w:w="0" w:type="dxa"/>
-          </w:tblCellMar>
-        </w:tblPrEx>
         <w:tc>
           <w:tcPr>
             <w:tcW w:w="3000" w:type="dxa"/>
@@ -2037,12 +1889,6 @@
         </w:tc>
       </w:tr>
       <w:tr>
-        <w:tblPrEx>
-          <w:tblCellMar>
-            <w:top w:w="0" w:type="dxa"/>
-            <w:bottom w:w="0" w:type="dxa"/>
-          </w:tblCellMar>
-        </w:tblPrEx>
         <w:tc>
           <w:tcPr>
             <w:tcW w:w="3000" w:type="dxa"/>
@@ -2103,12 +1949,6 @@
         </w:tc>
       </w:tr>
       <w:tr>
-        <w:tblPrEx>
-          <w:tblCellMar>
-            <w:top w:w="0" w:type="dxa"/>
-            <w:bottom w:w="0" w:type="dxa"/>
-          </w:tblCellMar>
-        </w:tblPrEx>
         <w:tc>
           <w:tcPr>
             <w:tcW w:w="3000" w:type="dxa"/>
@@ -2169,12 +2009,6 @@
         </w:tc>
       </w:tr>
       <w:tr>
-        <w:tblPrEx>
-          <w:tblCellMar>
-            <w:top w:w="0" w:type="dxa"/>
-            <w:bottom w:w="0" w:type="dxa"/>
-          </w:tblCellMar>
-        </w:tblPrEx>
         <w:tc>
           <w:tcPr>
             <w:tcW w:w="3000" w:type="dxa"/>
@@ -2235,12 +2069,6 @@
         </w:tc>
       </w:tr>
       <w:tr>
-        <w:tblPrEx>
-          <w:tblCellMar>
-            <w:top w:w="0" w:type="dxa"/>
-            <w:bottom w:w="0" w:type="dxa"/>
-          </w:tblCellMar>
-        </w:tblPrEx>
         <w:tc>
           <w:tcPr>
             <w:tcW w:w="3000" w:type="dxa"/>
@@ -2301,12 +2129,6 @@
         </w:tc>
       </w:tr>
       <w:tr>
-        <w:tblPrEx>
-          <w:tblCellMar>
-            <w:top w:w="0" w:type="dxa"/>
-            <w:bottom w:w="0" w:type="dxa"/>
-          </w:tblCellMar>
-        </w:tblPrEx>
         <w:tc>
           <w:tcPr>
             <w:tcW w:w="3000" w:type="dxa"/>
@@ -2367,12 +2189,6 @@
         </w:tc>
       </w:tr>
       <w:tr>
-        <w:tblPrEx>
-          <w:tblCellMar>
-            <w:top w:w="0" w:type="dxa"/>
-            <w:bottom w:w="0" w:type="dxa"/>
-          </w:tblCellMar>
-        </w:tblPrEx>
         <w:tc>
           <w:tcPr>
             <w:tcW w:w="3000" w:type="dxa"/>
@@ -2427,27 +2243,12 @@
                 <w:sz w:val="19"/>
                 <w:szCs w:val="19"/>
               </w:rPr>
-              <w:t>Site</w:t>
-            </w:r>
-            <w:r>
-              <w:rPr>
-                <w:rFonts w:ascii="Arial" w:eastAsia="Arial" w:hAnsi="Arial" w:cs="Arial"/>
-                <w:color w:val="1A0808"/>
-                <w:sz w:val="19"/>
-                <w:szCs w:val="19"/>
-              </w:rPr>
-              <w:t xml:space="preserve"> cancelled</w:t>
+              <w:t>Site cancelled</w:t>
             </w:r>
           </w:p>
         </w:tc>
       </w:tr>
       <w:tr>
-        <w:tblPrEx>
-          <w:tblCellMar>
-            <w:top w:w="0" w:type="dxa"/>
-            <w:bottom w:w="0" w:type="dxa"/>
-          </w:tblCellMar>
-        </w:tblPrEx>
         <w:tc>
           <w:tcPr>
             <w:tcW w:w="3000" w:type="dxa"/>
@@ -2516,12 +2317,6 @@
         </w:tc>
       </w:tr>
       <w:tr>
-        <w:tblPrEx>
-          <w:tblCellMar>
-            <w:top w:w="0" w:type="dxa"/>
-            <w:bottom w:w="0" w:type="dxa"/>
-          </w:tblCellMar>
-        </w:tblPrEx>
         <w:tc>
           <w:tcPr>
             <w:tcW w:w="3000" w:type="dxa"/>
@@ -2816,12 +2611,6 @@
         <w:gridCol w:w="6560"/>
       </w:tblGrid>
       <w:tr>
-        <w:tblPrEx>
-          <w:tblCellMar>
-            <w:top w:w="0" w:type="dxa"/>
-            <w:bottom w:w="0" w:type="dxa"/>
-          </w:tblCellMar>
-        </w:tblPrEx>
         <w:tc>
           <w:tcPr>
             <w:tcW w:w="2800" w:type="dxa"/>
@@ -2886,12 +2675,6 @@
         </w:tc>
       </w:tr>
       <w:tr>
-        <w:tblPrEx>
-          <w:tblCellMar>
-            <w:top w:w="0" w:type="dxa"/>
-            <w:bottom w:w="0" w:type="dxa"/>
-          </w:tblCellMar>
-        </w:tblPrEx>
         <w:tc>
           <w:tcPr>
             <w:tcW w:w="2800" w:type="dxa"/>
@@ -2917,16 +2700,7 @@
                 <w:sz w:val="19"/>
                 <w:szCs w:val="19"/>
               </w:rPr>
-              <w:t>Fe assign</w:t>
-            </w:r>
-            <w:r>
-              <w:rPr>
-                <w:rFonts w:ascii="Arial" w:eastAsia="Arial" w:hAnsi="Arial" w:cs="Arial"/>
-                <w:color w:val="1A0808"/>
-                <w:sz w:val="19"/>
-                <w:szCs w:val="19"/>
-              </w:rPr>
-              <w:t xml:space="preserve"> POST</w:t>
+              <w:t>Fe assign POST</w:t>
             </w:r>
           </w:p>
         </w:tc>
@@ -2955,87 +2729,12 @@
                 <w:sz w:val="19"/>
                 <w:szCs w:val="19"/>
               </w:rPr>
-              <w:t xml:space="preserve">{ </w:t>
-            </w:r>
-            <w:proofErr w:type="spellStart"/>
-            <w:r>
-              <w:rPr>
-                <w:rFonts w:ascii="Arial" w:eastAsia="Arial" w:hAnsi="Arial" w:cs="Arial"/>
-                <w:color w:val="1A0808"/>
-                <w:sz w:val="19"/>
-                <w:szCs w:val="19"/>
-              </w:rPr>
-              <w:t>fe_id</w:t>
-            </w:r>
-            <w:proofErr w:type="spellEnd"/>
-            <w:r>
-              <w:rPr>
-                <w:rFonts w:ascii="Arial" w:eastAsia="Arial" w:hAnsi="Arial" w:cs="Arial"/>
-                <w:color w:val="1A0808"/>
-                <w:sz w:val="19"/>
-                <w:szCs w:val="19"/>
-              </w:rPr>
-              <w:t xml:space="preserve">: int, </w:t>
-            </w:r>
-            <w:proofErr w:type="spellStart"/>
-            <w:r>
-              <w:rPr>
-                <w:rFonts w:ascii="Arial" w:eastAsia="Arial" w:hAnsi="Arial" w:cs="Arial"/>
-                <w:color w:val="1A0808"/>
-                <w:sz w:val="19"/>
-                <w:szCs w:val="19"/>
-              </w:rPr>
-              <w:t>site_id</w:t>
-            </w:r>
-            <w:proofErr w:type="spellEnd"/>
-            <w:r>
-              <w:rPr>
-                <w:rFonts w:ascii="Arial" w:eastAsia="Arial" w:hAnsi="Arial" w:cs="Arial"/>
-                <w:color w:val="1A0808"/>
-                <w:sz w:val="19"/>
-                <w:szCs w:val="19"/>
-              </w:rPr>
-              <w:t xml:space="preserve">: int, </w:t>
-            </w:r>
-            <w:proofErr w:type="spellStart"/>
-            <w:r>
-              <w:rPr>
-                <w:rFonts w:ascii="Arial" w:eastAsia="Arial" w:hAnsi="Arial" w:cs="Arial"/>
-                <w:color w:val="1A0808"/>
-                <w:sz w:val="19"/>
-                <w:szCs w:val="19"/>
-              </w:rPr>
-              <w:t>assignment_date</w:t>
-            </w:r>
-            <w:proofErr w:type="spellEnd"/>
-            <w:r>
-              <w:rPr>
-                <w:rFonts w:ascii="Arial" w:eastAsia="Arial" w:hAnsi="Arial" w:cs="Arial"/>
-                <w:color w:val="1A0808"/>
-                <w:sz w:val="19"/>
-                <w:szCs w:val="19"/>
-              </w:rPr>
-              <w:t>: date</w:t>
-            </w:r>
-            <w:r>
-              <w:rPr>
-                <w:rFonts w:ascii="Arial" w:eastAsia="Arial" w:hAnsi="Arial" w:cs="Arial"/>
-                <w:color w:val="1A0808"/>
-                <w:sz w:val="19"/>
-                <w:szCs w:val="19"/>
-              </w:rPr>
-              <w:t xml:space="preserve"> }</w:t>
+              <w:t>{ fe_id: int, site_id: int, assignment_date: date }</w:t>
             </w:r>
           </w:p>
         </w:tc>
       </w:tr>
       <w:tr>
-        <w:tblPrEx>
-          <w:tblCellMar>
-            <w:top w:w="0" w:type="dxa"/>
-            <w:bottom w:w="0" w:type="dxa"/>
-          </w:tblCellMar>
-        </w:tblPrEx>
         <w:tc>
           <w:tcPr>
             <w:tcW w:w="2800" w:type="dxa"/>
@@ -3092,7 +2791,6 @@
               </w:rPr>
               <w:t xml:space="preserve">{ </w:t>
             </w:r>
-            <w:proofErr w:type="spellStart"/>
             <w:r>
               <w:rPr>
                 <w:rFonts w:ascii="Arial" w:eastAsia="Arial" w:hAnsi="Arial" w:cs="Arial"/>
@@ -3109,46 +2807,7 @@
                 <w:sz w:val="19"/>
                 <w:szCs w:val="19"/>
               </w:rPr>
-              <w:t>final_fe_cost</w:t>
-            </w:r>
-            <w:proofErr w:type="spellEnd"/>
-            <w:r>
-              <w:rPr>
-                <w:rFonts w:ascii="Arial" w:eastAsia="Arial" w:hAnsi="Arial" w:cs="Arial"/>
-                <w:color w:val="1A0808"/>
-                <w:sz w:val="19"/>
-                <w:szCs w:val="19"/>
-              </w:rPr>
-              <w:t xml:space="preserve">: int, </w:t>
-            </w:r>
-            <w:proofErr w:type="spellStart"/>
-            <w:r>
-              <w:rPr>
-                <w:rFonts w:ascii="Arial" w:eastAsia="Arial" w:hAnsi="Arial" w:cs="Arial"/>
-                <w:color w:val="1A0808"/>
-                <w:sz w:val="19"/>
-                <w:szCs w:val="19"/>
-              </w:rPr>
-              <w:t>removal_date</w:t>
-            </w:r>
-            <w:proofErr w:type="spellEnd"/>
-            <w:r>
-              <w:rPr>
-                <w:rFonts w:ascii="Arial" w:eastAsia="Arial" w:hAnsi="Arial" w:cs="Arial"/>
-                <w:color w:val="1A0808"/>
-                <w:sz w:val="19"/>
-                <w:szCs w:val="19"/>
-              </w:rPr>
-              <w:t>: date</w:t>
-            </w:r>
-            <w:r>
-              <w:rPr>
-                <w:rFonts w:ascii="Arial" w:eastAsia="Arial" w:hAnsi="Arial" w:cs="Arial"/>
-                <w:color w:val="1A0808"/>
-                <w:sz w:val="19"/>
-                <w:szCs w:val="19"/>
-              </w:rPr>
-              <w:t>}</w:t>
+              <w:t>final_fe_cost: int, removal_date: date}</w:t>
             </w:r>
           </w:p>
         </w:tc>
@@ -3197,12 +2856,6 @@
         <w:gridCol w:w="6560"/>
       </w:tblGrid>
       <w:tr>
-        <w:tblPrEx>
-          <w:tblCellMar>
-            <w:top w:w="0" w:type="dxa"/>
-            <w:bottom w:w="0" w:type="dxa"/>
-          </w:tblCellMar>
-        </w:tblPrEx>
         <w:tc>
           <w:tcPr>
             <w:tcW w:w="2800" w:type="dxa"/>
@@ -3267,12 +2920,6 @@
         </w:tc>
       </w:tr>
       <w:tr>
-        <w:tblPrEx>
-          <w:tblCellMar>
-            <w:top w:w="0" w:type="dxa"/>
-            <w:bottom w:w="0" w:type="dxa"/>
-          </w:tblCellMar>
-        </w:tblPrEx>
         <w:tc>
           <w:tcPr>
             <w:tcW w:w="2800" w:type="dxa"/>
@@ -3298,16 +2945,7 @@
                 <w:sz w:val="19"/>
                 <w:szCs w:val="19"/>
               </w:rPr>
-              <w:t>Finance</w:t>
-            </w:r>
-            <w:r>
-              <w:rPr>
-                <w:rFonts w:ascii="Arial" w:eastAsia="Arial" w:hAnsi="Arial" w:cs="Arial"/>
-                <w:color w:val="1A0808"/>
-                <w:sz w:val="19"/>
-                <w:szCs w:val="19"/>
-              </w:rPr>
-              <w:t xml:space="preserve"> POST</w:t>
+              <w:t>Finance POST</w:t>
             </w:r>
           </w:p>
         </w:tc>
@@ -3338,56 +2976,15 @@
               </w:rPr>
               <w:t xml:space="preserve">{ </w:t>
             </w:r>
-            <w:proofErr w:type="spellStart"/>
-            <w:r>
-              <w:rPr>
-                <w:rFonts w:ascii="Arial" w:eastAsia="Arial" w:hAnsi="Arial" w:cs="Arial"/>
-                <w:color w:val="1A0808"/>
-                <w:sz w:val="19"/>
-                <w:szCs w:val="19"/>
-              </w:rPr>
-              <w:t>fe_id</w:t>
-            </w:r>
-            <w:proofErr w:type="spellEnd"/>
-            <w:r>
-              <w:rPr>
-                <w:rFonts w:ascii="Arial" w:eastAsia="Arial" w:hAnsi="Arial" w:cs="Arial"/>
-                <w:color w:val="1A0808"/>
-                <w:sz w:val="19"/>
-                <w:szCs w:val="19"/>
-              </w:rPr>
-              <w:t xml:space="preserve">: int, </w:t>
-            </w:r>
-            <w:proofErr w:type="spellStart"/>
-            <w:r>
-              <w:rPr>
-                <w:rFonts w:ascii="Arial" w:eastAsia="Arial" w:hAnsi="Arial" w:cs="Arial"/>
-                <w:color w:val="1A0808"/>
-                <w:sz w:val="19"/>
-                <w:szCs w:val="19"/>
-              </w:rPr>
-              <w:t>site_id</w:t>
-            </w:r>
-            <w:proofErr w:type="spellEnd"/>
-            <w:r>
-              <w:rPr>
-                <w:rFonts w:ascii="Arial" w:eastAsia="Arial" w:hAnsi="Arial" w:cs="Arial"/>
-                <w:color w:val="1A0808"/>
-                <w:sz w:val="19"/>
-                <w:szCs w:val="19"/>
-              </w:rPr>
-              <w:t>: int,</w:t>
-            </w:r>
-            <w:r>
-              <w:rPr>
-                <w:rFonts w:ascii="Arial" w:eastAsia="Arial" w:hAnsi="Arial" w:cs="Arial"/>
-                <w:color w:val="1A0808"/>
-                <w:sz w:val="19"/>
-                <w:szCs w:val="19"/>
-              </w:rPr>
-              <w:t xml:space="preserve"> </w:t>
-            </w:r>
-            <w:proofErr w:type="spellStart"/>
+            <w:r>
+              <w:rPr>
+                <w:rFonts w:ascii="Arial" w:eastAsia="Arial" w:hAnsi="Arial" w:cs="Arial"/>
+                <w:color w:val="1A0808"/>
+                <w:sz w:val="19"/>
+                <w:szCs w:val="19"/>
+              </w:rPr>
+              <w:t xml:space="preserve">fe_id: int, site_id: int, </w:t>
+            </w:r>
             <w:r>
               <w:rPr>
                 <w:rFonts w:ascii="Arial" w:eastAsia="Arial" w:hAnsi="Arial" w:cs="Arial"/>
@@ -3404,37 +3001,7 @@
                 <w:sz w:val="19"/>
                 <w:szCs w:val="19"/>
               </w:rPr>
-              <w:t>type</w:t>
-            </w:r>
-            <w:proofErr w:type="spellEnd"/>
-            <w:r>
-              <w:rPr>
-                <w:rFonts w:ascii="Arial" w:eastAsia="Arial" w:hAnsi="Arial" w:cs="Arial"/>
-                <w:color w:val="1A0808"/>
-                <w:sz w:val="19"/>
-                <w:szCs w:val="19"/>
-              </w:rPr>
-              <w:t xml:space="preserve">: </w:t>
-            </w:r>
-            <w:proofErr w:type="spellStart"/>
-            <w:r>
-              <w:rPr>
-                <w:rFonts w:ascii="Arial" w:eastAsia="Arial" w:hAnsi="Arial" w:cs="Arial"/>
-                <w:color w:val="1A0808"/>
-                <w:sz w:val="19"/>
-                <w:szCs w:val="19"/>
-              </w:rPr>
-              <w:t>enum</w:t>
-            </w:r>
-            <w:proofErr w:type="spellEnd"/>
-            <w:r>
-              <w:rPr>
-                <w:rFonts w:ascii="Arial" w:eastAsia="Arial" w:hAnsi="Arial" w:cs="Arial"/>
-                <w:color w:val="1A0808"/>
-                <w:sz w:val="19"/>
-                <w:szCs w:val="19"/>
-              </w:rPr>
-              <w:t>,</w:t>
+              <w:t>type: enum,</w:t>
             </w:r>
             <w:r>
               <w:rPr>
@@ -3461,27 +3028,7 @@
                 <w:sz w:val="19"/>
                 <w:szCs w:val="19"/>
               </w:rPr>
-              <w:t xml:space="preserve">, </w:t>
-            </w:r>
-            <w:proofErr w:type="spellStart"/>
-            <w:r>
-              <w:rPr>
-                <w:rFonts w:ascii="Arial" w:eastAsia="Arial" w:hAnsi="Arial" w:cs="Arial"/>
-                <w:color w:val="1A0808"/>
-                <w:sz w:val="19"/>
-                <w:szCs w:val="19"/>
-              </w:rPr>
-              <w:t>client_approval</w:t>
-            </w:r>
-            <w:proofErr w:type="spellEnd"/>
-            <w:r>
-              <w:rPr>
-                <w:rFonts w:ascii="Arial" w:eastAsia="Arial" w:hAnsi="Arial" w:cs="Arial"/>
-                <w:color w:val="1A0808"/>
-                <w:sz w:val="19"/>
-                <w:szCs w:val="19"/>
-              </w:rPr>
-              <w:t>: bool</w:t>
+              <w:t>, client_approval: bool</w:t>
             </w:r>
             <w:r>
               <w:rPr>
@@ -3496,12 +3043,6 @@
         </w:tc>
       </w:tr>
       <w:tr>
-        <w:tblPrEx>
-          <w:tblCellMar>
-            <w:top w:w="0" w:type="dxa"/>
-            <w:bottom w:w="0" w:type="dxa"/>
-          </w:tblCellMar>
-        </w:tblPrEx>
         <w:tc>
           <w:tcPr>
             <w:tcW w:w="2800" w:type="dxa"/>
@@ -3643,18 +3184,7 @@
           <w:sz w:val="21"/>
           <w:szCs w:val="21"/>
         </w:rPr>
-        <w:t>Finance</w:t>
-      </w:r>
-      <w:r>
-        <w:rPr>
-          <w:rFonts w:ascii="Arial" w:eastAsia="Arial" w:hAnsi="Arial" w:cs="Arial"/>
-          <w:b/>
-          <w:bCs/>
-          <w:color w:val="7A4444"/>
-          <w:sz w:val="21"/>
-          <w:szCs w:val="21"/>
-        </w:rPr>
-        <w:t xml:space="preserve"> Lifecycle</w:t>
+        <w:t>Finance Lifecycle</w:t>
       </w:r>
     </w:p>
     <w:p>
@@ -3707,14 +3237,7 @@
           <w:rFonts w:ascii="Arial" w:eastAsia="Arial" w:hAnsi="Arial" w:cs="Arial"/>
           <w:color w:val="1A0808"/>
         </w:rPr>
-        <w:t>execute</w:t>
-      </w:r>
-      <w:r>
-        <w:rPr>
-          <w:rFonts w:ascii="Arial" w:eastAsia="Arial" w:hAnsi="Arial" w:cs="Arial"/>
-          <w:color w:val="1A0808"/>
-        </w:rPr>
-        <w:t xml:space="preserve"> / reject: </w:t>
+        <w:t xml:space="preserve">execute / reject: </w:t>
       </w:r>
       <w:r>
         <w:rPr>
@@ -3764,81 +3287,13 @@
         </w:numPr>
         <w:spacing w:before="40" w:after="40"/>
       </w:pPr>
-      <w:proofErr w:type="spellStart"/>
-      <w:r>
-        <w:rPr>
-          <w:rFonts w:ascii="Arial" w:eastAsia="Arial" w:hAnsi="Arial" w:cs="Arial"/>
-          <w:color w:val="1A0808"/>
-        </w:rPr>
-        <w:t>Request_type</w:t>
-      </w:r>
-      <w:proofErr w:type="spellEnd"/>
-      <w:r>
-        <w:rPr>
-          <w:rFonts w:ascii="Arial" w:eastAsia="Arial" w:hAnsi="Arial" w:cs="Arial"/>
-          <w:color w:val="1A0808"/>
-        </w:rPr>
-        <w:t xml:space="preserve"> = “</w:t>
-      </w:r>
-      <w:r>
-        <w:rPr>
-          <w:rFonts w:ascii="Arial" w:eastAsia="Arial" w:hAnsi="Arial" w:cs="Arial"/>
-          <w:color w:val="1A0808"/>
-        </w:rPr>
-        <w:t>Surcharge</w:t>
-      </w:r>
-      <w:r>
-        <w:rPr>
-          <w:rFonts w:ascii="Arial" w:eastAsia="Arial" w:hAnsi="Arial" w:cs="Arial"/>
-          <w:color w:val="1A0808"/>
-        </w:rPr>
-        <w:t>”</w:t>
-      </w:r>
-      <w:r>
-        <w:rPr>
-          <w:rFonts w:ascii="Arial" w:eastAsia="Arial" w:hAnsi="Arial" w:cs="Arial"/>
-          <w:color w:val="1A0808"/>
-        </w:rPr>
-        <w:t xml:space="preserve"> with </w:t>
-      </w:r>
-      <w:proofErr w:type="spellStart"/>
-      <w:r>
-        <w:rPr>
-          <w:rFonts w:ascii="Arial" w:eastAsia="Arial" w:hAnsi="Arial" w:cs="Arial"/>
-          <w:color w:val="1A0808"/>
-        </w:rPr>
-        <w:t>client_approval</w:t>
-      </w:r>
-      <w:proofErr w:type="spellEnd"/>
-      <w:r>
-        <w:rPr>
-          <w:rFonts w:ascii="Arial" w:eastAsia="Arial" w:hAnsi="Arial" w:cs="Arial"/>
-          <w:color w:val="1A0808"/>
-        </w:rPr>
-        <w:t xml:space="preserve"> </w:t>
-      </w:r>
-      <w:r>
-        <w:rPr>
-          <w:rFonts w:ascii="Arial" w:eastAsia="Arial" w:hAnsi="Arial" w:cs="Arial"/>
-          <w:color w:val="1A0808"/>
-        </w:rPr>
-        <w:t>=</w:t>
-      </w:r>
-      <w:r>
-        <w:rPr>
-          <w:rFonts w:ascii="Arial" w:eastAsia="Arial" w:hAnsi="Arial" w:cs="Arial"/>
-          <w:color w:val="1A0808"/>
-        </w:rPr>
-        <w:t xml:space="preserve"> </w:t>
-      </w:r>
-      <w:r>
-        <w:rPr>
-          <w:rFonts w:ascii="Arial" w:eastAsia="Arial" w:hAnsi="Arial" w:cs="Arial"/>
-          <w:color w:val="1A0808"/>
-        </w:rPr>
-        <w:t xml:space="preserve">true → increases </w:t>
-      </w:r>
-      <w:proofErr w:type="spellStart"/>
+      <w:r>
+        <w:rPr>
+          <w:rFonts w:ascii="Arial" w:eastAsia="Arial" w:hAnsi="Arial" w:cs="Arial"/>
+          <w:color w:val="1A0808"/>
+        </w:rPr>
+        <w:t xml:space="preserve">Request_type = “Surcharge” with client_approval = true → increases </w:t>
+      </w:r>
       <w:r>
         <w:rPr>
           <w:rFonts w:ascii="Arial" w:eastAsia="Arial" w:hAnsi="Arial" w:cs="Arial"/>
@@ -3851,6 +3306,20 @@
           <w:rFonts w:ascii="Arial" w:eastAsia="Arial" w:hAnsi="Arial" w:cs="Arial"/>
           <w:color w:val="1A0808"/>
         </w:rPr>
+        <w:t>.budget (</w:t>
+      </w:r>
+      <w:r>
+        <w:rPr>
+          <w:rFonts w:ascii="Arial" w:eastAsia="Arial" w:hAnsi="Arial" w:cs="Arial"/>
+          <w:color w:val="1A0808"/>
+        </w:rPr>
+        <w:t>site</w:t>
+      </w:r>
+      <w:r>
+        <w:rPr>
+          <w:rFonts w:ascii="Arial" w:eastAsia="Arial" w:hAnsi="Arial" w:cs="Arial"/>
+          <w:color w:val="1A0808"/>
+        </w:rPr>
         <w:t>.</w:t>
       </w:r>
       <w:r>
@@ -3858,23 +3327,7 @@
           <w:rFonts w:ascii="Arial" w:eastAsia="Arial" w:hAnsi="Arial" w:cs="Arial"/>
           <w:color w:val="1A0808"/>
         </w:rPr>
-        <w:t>budget</w:t>
-      </w:r>
-      <w:proofErr w:type="spellEnd"/>
-      <w:r>
-        <w:rPr>
-          <w:rFonts w:ascii="Arial" w:eastAsia="Arial" w:hAnsi="Arial" w:cs="Arial"/>
-          <w:color w:val="1A0808"/>
-        </w:rPr>
-        <w:t xml:space="preserve"> (</w:t>
-      </w:r>
-      <w:proofErr w:type="spellStart"/>
-      <w:r>
-        <w:rPr>
-          <w:rFonts w:ascii="Arial" w:eastAsia="Arial" w:hAnsi="Arial" w:cs="Arial"/>
-          <w:color w:val="1A0808"/>
-        </w:rPr>
-        <w:t>site</w:t>
+        <w:t>budget = site</w:t>
       </w:r>
       <w:r>
         <w:rPr>
@@ -3888,52 +3341,14 @@
           <w:rFonts w:ascii="Arial" w:eastAsia="Arial" w:hAnsi="Arial" w:cs="Arial"/>
           <w:color w:val="1A0808"/>
         </w:rPr>
-        <w:t>budget</w:t>
-      </w:r>
-      <w:proofErr w:type="spellEnd"/>
-      <w:r>
-        <w:rPr>
-          <w:rFonts w:ascii="Arial" w:eastAsia="Arial" w:hAnsi="Arial" w:cs="Arial"/>
-          <w:color w:val="1A0808"/>
-        </w:rPr>
-        <w:t xml:space="preserve"> = </w:t>
-      </w:r>
-      <w:proofErr w:type="spellStart"/>
-      <w:r>
-        <w:rPr>
-          <w:rFonts w:ascii="Arial" w:eastAsia="Arial" w:hAnsi="Arial" w:cs="Arial"/>
-          <w:color w:val="1A0808"/>
-        </w:rPr>
-        <w:t>site</w:t>
-      </w:r>
-      <w:r>
-        <w:rPr>
-          <w:rFonts w:ascii="Arial" w:eastAsia="Arial" w:hAnsi="Arial" w:cs="Arial"/>
-          <w:color w:val="1A0808"/>
-        </w:rPr>
-        <w:t>.</w:t>
-      </w:r>
-      <w:r>
-        <w:rPr>
-          <w:rFonts w:ascii="Arial" w:eastAsia="Arial" w:hAnsi="Arial" w:cs="Arial"/>
-          <w:color w:val="1A0808"/>
-        </w:rPr>
         <w:t>base_budget</w:t>
       </w:r>
-      <w:proofErr w:type="spellEnd"/>
-      <w:r>
-        <w:rPr>
-          <w:rFonts w:ascii="Arial" w:eastAsia="Arial" w:hAnsi="Arial" w:cs="Arial"/>
-          <w:color w:val="1A0808"/>
-        </w:rPr>
-        <w:t xml:space="preserve"> + </w:t>
-      </w:r>
-      <w:r>
-        <w:rPr>
-          <w:rFonts w:ascii="Arial" w:eastAsia="Arial" w:hAnsi="Arial" w:cs="Arial"/>
-          <w:color w:val="1A0808"/>
-        </w:rPr>
-        <w:t xml:space="preserve">sum of </w:t>
+      <w:r>
+        <w:rPr>
+          <w:rFonts w:ascii="Arial" w:eastAsia="Arial" w:hAnsi="Arial" w:cs="Arial"/>
+          <w:color w:val="1A0808"/>
+        </w:rPr>
+        <w:t xml:space="preserve"> + sum of </w:t>
       </w:r>
       <w:r>
         <w:rPr>
@@ -4015,31 +3430,41 @@
         </w:rPr>
         <w:t xml:space="preserve"> </w:t>
       </w:r>
-      <w:proofErr w:type="spellStart"/>
-      <w:r>
-        <w:rPr>
-          <w:rFonts w:ascii="Arial" w:eastAsia="Arial" w:hAnsi="Arial" w:cs="Arial"/>
-          <w:color w:val="1A0808"/>
-        </w:rPr>
-        <w:t>site.budget</w:t>
-      </w:r>
-      <w:proofErr w:type="spellEnd"/>
-      <w:r>
-        <w:rPr>
-          <w:rFonts w:ascii="Arial" w:eastAsia="Arial" w:hAnsi="Arial" w:cs="Arial"/>
-          <w:color w:val="1A0808"/>
-        </w:rPr>
-        <w:t xml:space="preserve">, </w:t>
-      </w:r>
-      <w:proofErr w:type="spellStart"/>
-      <w:r>
-        <w:rPr>
-          <w:rFonts w:ascii="Arial" w:eastAsia="Arial" w:hAnsi="Arial" w:cs="Arial"/>
-          <w:color w:val="1A0808"/>
-        </w:rPr>
-        <w:t>site.cost</w:t>
-      </w:r>
-      <w:proofErr w:type="spellEnd"/>
+      <w:r>
+        <w:rPr>
+          <w:rFonts w:ascii="Arial" w:eastAsia="Arial" w:hAnsi="Arial" w:cs="Arial"/>
+          <w:color w:val="1A0808"/>
+        </w:rPr>
+        <w:t xml:space="preserve">site.budget, </w:t>
+      </w:r>
+      <w:r>
+        <w:rPr>
+          <w:rFonts w:ascii="Arial" w:eastAsia="Arial" w:hAnsi="Arial" w:cs="Arial"/>
+          <w:color w:val="1A0808"/>
+        </w:rPr>
+        <w:t>site.cost,</w:t>
+      </w:r>
+      <w:r>
+        <w:rPr>
+          <w:rFonts w:ascii="Arial" w:eastAsia="Arial" w:hAnsi="Arial" w:cs="Arial"/>
+          <w:color w:val="1A0808"/>
+        </w:rPr>
+        <w:t xml:space="preserve"> </w:t>
+      </w:r>
+      <w:r>
+        <w:rPr>
+          <w:rFonts w:ascii="Arial" w:eastAsia="Arial" w:hAnsi="Arial" w:cs="Arial"/>
+          <w:color w:val="1A0808"/>
+        </w:rPr>
+        <w:t>site</w:t>
+      </w:r>
+      <w:r>
+        <w:rPr>
+          <w:rFonts w:ascii="Arial" w:eastAsia="Arial" w:hAnsi="Arial" w:cs="Arial"/>
+          <w:color w:val="1A0808"/>
+        </w:rPr>
+        <w:t>.paid</w:t>
+      </w:r>
       <w:r>
         <w:rPr>
           <w:rFonts w:ascii="Arial" w:eastAsia="Arial" w:hAnsi="Arial" w:cs="Arial"/>
@@ -4054,7 +3479,6 @@
         </w:rPr>
         <w:t xml:space="preserve"> </w:t>
       </w:r>
-      <w:proofErr w:type="spellStart"/>
       <w:r>
         <w:rPr>
           <w:rFonts w:ascii="Arial" w:eastAsia="Arial" w:hAnsi="Arial" w:cs="Arial"/>
@@ -4067,76 +3491,14 @@
           <w:rFonts w:ascii="Arial" w:eastAsia="Arial" w:hAnsi="Arial" w:cs="Arial"/>
           <w:color w:val="1A0808"/>
         </w:rPr>
-        <w:t>.paid</w:t>
-      </w:r>
-      <w:proofErr w:type="spellEnd"/>
-      <w:r>
-        <w:rPr>
-          <w:rFonts w:ascii="Arial" w:eastAsia="Arial" w:hAnsi="Arial" w:cs="Arial"/>
-          <w:color w:val="1A0808"/>
-        </w:rPr>
-        <w:t>,</w:t>
-      </w:r>
-      <w:r>
-        <w:rPr>
-          <w:rFonts w:ascii="Arial" w:eastAsia="Arial" w:hAnsi="Arial" w:cs="Arial"/>
-          <w:color w:val="1A0808"/>
-        </w:rPr>
-        <w:t xml:space="preserve"> </w:t>
-      </w:r>
-      <w:proofErr w:type="spellStart"/>
-      <w:r>
-        <w:rPr>
-          <w:rFonts w:ascii="Arial" w:eastAsia="Arial" w:hAnsi="Arial" w:cs="Arial"/>
-          <w:color w:val="1A0808"/>
-        </w:rPr>
-        <w:t>site</w:t>
-      </w:r>
-      <w:r>
-        <w:rPr>
-          <w:rFonts w:ascii="Arial" w:eastAsia="Arial" w:hAnsi="Arial" w:cs="Arial"/>
-          <w:color w:val="1A0808"/>
-        </w:rPr>
         <w:t>.balance</w:t>
       </w:r>
-      <w:proofErr w:type="spellEnd"/>
-      <w:r>
-        <w:rPr>
-          <w:rFonts w:ascii="Arial" w:eastAsia="Arial" w:hAnsi="Arial" w:cs="Arial"/>
-          <w:color w:val="1A0808"/>
-        </w:rPr>
-        <w:t xml:space="preserve">, </w:t>
-      </w:r>
-      <w:proofErr w:type="spellStart"/>
-      <w:r>
-        <w:rPr>
-          <w:rFonts w:ascii="Arial" w:eastAsia="Arial" w:hAnsi="Arial" w:cs="Arial"/>
-          <w:color w:val="1A0808"/>
-        </w:rPr>
-        <w:t>site.fe_</w:t>
-      </w:r>
-      <w:r>
-        <w:rPr>
-          <w:rFonts w:ascii="Arial" w:eastAsia="Arial" w:hAnsi="Arial" w:cs="Arial"/>
-          <w:color w:val="1A0808"/>
-        </w:rPr>
-        <w:t>cost</w:t>
-      </w:r>
-      <w:proofErr w:type="spellEnd"/>
-      <w:r>
-        <w:rPr>
-          <w:rFonts w:ascii="Arial" w:eastAsia="Arial" w:hAnsi="Arial" w:cs="Arial"/>
-          <w:color w:val="1A0808"/>
-        </w:rPr>
-        <w:t xml:space="preserve">, </w:t>
-      </w:r>
-      <w:proofErr w:type="spellStart"/>
-      <w:r>
-        <w:rPr>
-          <w:rFonts w:ascii="Arial" w:eastAsia="Arial" w:hAnsi="Arial" w:cs="Arial"/>
-          <w:color w:val="1A0808"/>
-        </w:rPr>
-        <w:t>site.fe_</w:t>
+      <w:r>
+        <w:rPr>
+          <w:rFonts w:ascii="Arial" w:eastAsia="Arial" w:hAnsi="Arial" w:cs="Arial"/>
+          <w:color w:val="1A0808"/>
+        </w:rPr>
+        <w:t>, site.fe_cost, site.fe_</w:t>
       </w:r>
       <w:r>
         <w:rPr>
@@ -4145,21 +3507,12 @@
         </w:rPr>
         <w:t>paid</w:t>
       </w:r>
-      <w:proofErr w:type="spellEnd"/>
-      <w:r>
-        <w:rPr>
-          <w:rFonts w:ascii="Arial" w:eastAsia="Arial" w:hAnsi="Arial" w:cs="Arial"/>
-          <w:color w:val="1A0808"/>
-        </w:rPr>
-        <w:t xml:space="preserve">, </w:t>
-      </w:r>
-      <w:proofErr w:type="spellStart"/>
-      <w:r>
-        <w:rPr>
-          <w:rFonts w:ascii="Arial" w:eastAsia="Arial" w:hAnsi="Arial" w:cs="Arial"/>
-          <w:color w:val="1A0808"/>
-        </w:rPr>
-        <w:t>site.fe_</w:t>
+      <w:r>
+        <w:rPr>
+          <w:rFonts w:ascii="Arial" w:eastAsia="Arial" w:hAnsi="Arial" w:cs="Arial"/>
+          <w:color w:val="1A0808"/>
+        </w:rPr>
+        <w:t>, site.fe_</w:t>
       </w:r>
       <w:r>
         <w:rPr>
@@ -4168,7 +3521,6 @@
         </w:rPr>
         <w:t>balance</w:t>
       </w:r>
-      <w:proofErr w:type="spellEnd"/>
     </w:p>
     <w:p>
       <w:pPr>
@@ -4200,7 +3552,6 @@
         </w:rPr>
         <w:t xml:space="preserve"> with </w:t>
       </w:r>
-      <w:proofErr w:type="spellStart"/>
       <w:r>
         <w:rPr>
           <w:rFonts w:ascii="Arial" w:eastAsia="Arial" w:hAnsi="Arial" w:cs="Arial"/>
@@ -4227,17 +3578,8 @@
           <w:rFonts w:ascii="Arial" w:eastAsia="Arial" w:hAnsi="Arial" w:cs="Arial"/>
           <w:color w:val="1A0808"/>
         </w:rPr>
-        <w:t>cost</w:t>
-      </w:r>
-      <w:proofErr w:type="spellEnd"/>
-      <w:r>
-        <w:rPr>
-          <w:rFonts w:ascii="Arial" w:eastAsia="Arial" w:hAnsi="Arial" w:cs="Arial"/>
-          <w:color w:val="1A0808"/>
-        </w:rPr>
-        <w:t xml:space="preserve"> &lt; </w:t>
-      </w:r>
-      <w:proofErr w:type="spellStart"/>
+        <w:t xml:space="preserve">cost &lt; </w:t>
+      </w:r>
       <w:r>
         <w:rPr>
           <w:rFonts w:ascii="Arial" w:eastAsia="Arial" w:hAnsi="Arial" w:cs="Arial"/>
@@ -4250,15 +3592,7 @@
           <w:rFonts w:ascii="Arial" w:eastAsia="Arial" w:hAnsi="Arial" w:cs="Arial"/>
           <w:color w:val="1A0808"/>
         </w:rPr>
-        <w:t>paid</w:t>
-      </w:r>
-      <w:proofErr w:type="spellEnd"/>
-      <w:r>
-        <w:rPr>
-          <w:rFonts w:ascii="Arial" w:eastAsia="Arial" w:hAnsi="Arial" w:cs="Arial"/>
-          <w:color w:val="1A0808"/>
-        </w:rPr>
-        <w:t xml:space="preserve"> → auto-generates a refund</w:t>
+        <w:t>paid → auto-generates a refund</w:t>
       </w:r>
     </w:p>
     <w:p>
@@ -4394,21 +3728,7 @@
           <w:rFonts w:ascii="Arial" w:eastAsia="Arial" w:hAnsi="Arial" w:cs="Arial"/>
           <w:color w:val="1A0808"/>
         </w:rPr>
-        <w:t>Using underscores and only lowercase</w:t>
-      </w:r>
-      <w:r>
-        <w:rPr>
-          <w:rFonts w:ascii="Arial" w:eastAsia="Arial" w:hAnsi="Arial" w:cs="Arial"/>
-          <w:color w:val="1A0808"/>
-        </w:rPr>
-        <w:t xml:space="preserve"> in code</w:t>
-      </w:r>
-      <w:r>
-        <w:rPr>
-          <w:rFonts w:ascii="Arial" w:eastAsia="Arial" w:hAnsi="Arial" w:cs="Arial"/>
-          <w:color w:val="1A0808"/>
-        </w:rPr>
-        <w:t>.</w:t>
+        <w:t>Using underscores and only lowercase in code.</w:t>
       </w:r>
     </w:p>
     <w:p>
@@ -4464,12 +3784,6 @@
         <w:gridCol w:w="9360"/>
       </w:tblGrid>
       <w:tr>
-        <w:tblPrEx>
-          <w:tblCellMar>
-            <w:top w:w="0" w:type="dxa"/>
-            <w:bottom w:w="0" w:type="dxa"/>
-          </w:tblCellMar>
-        </w:tblPrEx>
         <w:tc>
           <w:tcPr>
             <w:tcW w:w="9360" w:type="dxa"/>
@@ -4513,27 +3827,7 @@
                 <w:sz w:val="18"/>
                 <w:szCs w:val="18"/>
               </w:rPr>
-              <w:t xml:space="preserve">  main.py                       — </w:t>
-            </w:r>
-            <w:proofErr w:type="spellStart"/>
-            <w:r>
-              <w:rPr>
-                <w:rFonts w:ascii="Courier New" w:eastAsia="Courier New" w:hAnsi="Courier New" w:cs="Courier New"/>
-                <w:color w:val="1A0808"/>
-                <w:sz w:val="18"/>
-                <w:szCs w:val="18"/>
-              </w:rPr>
-              <w:t>FastAPI</w:t>
-            </w:r>
-            <w:proofErr w:type="spellEnd"/>
-            <w:r>
-              <w:rPr>
-                <w:rFonts w:ascii="Courier New" w:eastAsia="Courier New" w:hAnsi="Courier New" w:cs="Courier New"/>
-                <w:color w:val="1A0808"/>
-                <w:sz w:val="18"/>
-                <w:szCs w:val="18"/>
-              </w:rPr>
-              <w:t xml:space="preserve"> entry, CORS, router registration</w:t>
+              <w:t xml:space="preserve">  main.py                       — FastAPI entry, CORS, router registration</w:t>
             </w:r>
           </w:p>
           <w:p>
@@ -4547,27 +3841,7 @@
                 <w:sz w:val="18"/>
                 <w:szCs w:val="18"/>
               </w:rPr>
-              <w:t xml:space="preserve">  </w:t>
-            </w:r>
-            <w:proofErr w:type="spellStart"/>
-            <w:r>
-              <w:rPr>
-                <w:rFonts w:ascii="Courier New" w:eastAsia="Courier New" w:hAnsi="Courier New" w:cs="Courier New"/>
-                <w:color w:val="1A0808"/>
-                <w:sz w:val="18"/>
-                <w:szCs w:val="18"/>
-              </w:rPr>
-              <w:t>api</w:t>
-            </w:r>
-            <w:proofErr w:type="spellEnd"/>
-            <w:r>
-              <w:rPr>
-                <w:rFonts w:ascii="Courier New" w:eastAsia="Courier New" w:hAnsi="Courier New" w:cs="Courier New"/>
-                <w:color w:val="1A0808"/>
-                <w:sz w:val="18"/>
-                <w:szCs w:val="18"/>
-              </w:rPr>
-              <w:t>/</w:t>
+              <w:t xml:space="preserve">  api/</w:t>
             </w:r>
           </w:p>
           <w:p>
@@ -4581,47 +3855,7 @@
                 <w:sz w:val="18"/>
                 <w:szCs w:val="18"/>
               </w:rPr>
-              <w:t xml:space="preserve">    dependencies/auth.py        — </w:t>
-            </w:r>
-            <w:proofErr w:type="spellStart"/>
-            <w:r>
-              <w:rPr>
-                <w:rFonts w:ascii="Courier New" w:eastAsia="Courier New" w:hAnsi="Courier New" w:cs="Courier New"/>
-                <w:color w:val="1A0808"/>
-                <w:sz w:val="18"/>
-                <w:szCs w:val="18"/>
-              </w:rPr>
-              <w:t>get_current_user</w:t>
-            </w:r>
-            <w:proofErr w:type="spellEnd"/>
-            <w:r>
-              <w:rPr>
-                <w:rFonts w:ascii="Courier New" w:eastAsia="Courier New" w:hAnsi="Courier New" w:cs="Courier New"/>
-                <w:color w:val="1A0808"/>
-                <w:sz w:val="18"/>
-                <w:szCs w:val="18"/>
-              </w:rPr>
-              <w:t xml:space="preserve">(), </w:t>
-            </w:r>
-            <w:proofErr w:type="spellStart"/>
-            <w:r>
-              <w:rPr>
-                <w:rFonts w:ascii="Courier New" w:eastAsia="Courier New" w:hAnsi="Courier New" w:cs="Courier New"/>
-                <w:color w:val="1A0808"/>
-                <w:sz w:val="18"/>
-                <w:szCs w:val="18"/>
-              </w:rPr>
-              <w:t>require_roles</w:t>
-            </w:r>
-            <w:proofErr w:type="spellEnd"/>
-            <w:r>
-              <w:rPr>
-                <w:rFonts w:ascii="Courier New" w:eastAsia="Courier New" w:hAnsi="Courier New" w:cs="Courier New"/>
-                <w:color w:val="1A0808"/>
-                <w:sz w:val="18"/>
-                <w:szCs w:val="18"/>
-              </w:rPr>
-              <w:t>() factory</w:t>
+              <w:t xml:space="preserve">    dependencies/auth.py        — get_current_user(), require_roles() factory</w:t>
             </w:r>
           </w:p>
           <w:p>
@@ -4649,27 +3883,7 @@
                 <w:sz w:val="18"/>
                 <w:szCs w:val="18"/>
               </w:rPr>
-              <w:t xml:space="preserve">      auth.py                   — POST /</w:t>
-            </w:r>
-            <w:proofErr w:type="spellStart"/>
-            <w:r>
-              <w:rPr>
-                <w:rFonts w:ascii="Courier New" w:eastAsia="Courier New" w:hAnsi="Courier New" w:cs="Courier New"/>
-                <w:color w:val="1A0808"/>
-                <w:sz w:val="18"/>
-                <w:szCs w:val="18"/>
-              </w:rPr>
-              <w:t>api</w:t>
-            </w:r>
-            <w:proofErr w:type="spellEnd"/>
-            <w:r>
-              <w:rPr>
-                <w:rFonts w:ascii="Courier New" w:eastAsia="Courier New" w:hAnsi="Courier New" w:cs="Courier New"/>
-                <w:color w:val="1A0808"/>
-                <w:sz w:val="18"/>
-                <w:szCs w:val="18"/>
-              </w:rPr>
-              <w:t>/v1/auth/login</w:t>
+              <w:t xml:space="preserve">      auth.py                   — POST /api/v1/auth/login</w:t>
             </w:r>
           </w:p>
           <w:p>
@@ -4697,27 +3911,7 @@
                 <w:sz w:val="18"/>
                 <w:szCs w:val="18"/>
               </w:rPr>
-              <w:t xml:space="preserve">      mi.py                     — Mast Installation CRUD  (/</w:t>
-            </w:r>
-            <w:proofErr w:type="spellStart"/>
-            <w:r>
-              <w:rPr>
-                <w:rFonts w:ascii="Courier New" w:eastAsia="Courier New" w:hAnsi="Courier New" w:cs="Courier New"/>
-                <w:color w:val="1A0808"/>
-                <w:sz w:val="18"/>
-                <w:szCs w:val="18"/>
-              </w:rPr>
-              <w:t>api</w:t>
-            </w:r>
-            <w:proofErr w:type="spellEnd"/>
-            <w:r>
-              <w:rPr>
-                <w:rFonts w:ascii="Courier New" w:eastAsia="Courier New" w:hAnsi="Courier New" w:cs="Courier New"/>
-                <w:color w:val="1A0808"/>
-                <w:sz w:val="18"/>
-                <w:szCs w:val="18"/>
-              </w:rPr>
-              <w:t>/v1/mi)</w:t>
+              <w:t xml:space="preserve">      mi.py                     — Mast Installation CRUD  (/api/v1/mi)</w:t>
             </w:r>
           </w:p>
           <w:p>
@@ -4731,27 +3925,7 @@
                 <w:sz w:val="18"/>
                 <w:szCs w:val="18"/>
               </w:rPr>
-              <w:t xml:space="preserve">      md.py                     — Mast Dismantle CRUD     (/</w:t>
-            </w:r>
-            <w:proofErr w:type="spellStart"/>
-            <w:r>
-              <w:rPr>
-                <w:rFonts w:ascii="Courier New" w:eastAsia="Courier New" w:hAnsi="Courier New" w:cs="Courier New"/>
-                <w:color w:val="1A0808"/>
-                <w:sz w:val="18"/>
-                <w:szCs w:val="18"/>
-              </w:rPr>
-              <w:t>api</w:t>
-            </w:r>
-            <w:proofErr w:type="spellEnd"/>
-            <w:r>
-              <w:rPr>
-                <w:rFonts w:ascii="Courier New" w:eastAsia="Courier New" w:hAnsi="Courier New" w:cs="Courier New"/>
-                <w:color w:val="1A0808"/>
-                <w:sz w:val="18"/>
-                <w:szCs w:val="18"/>
-              </w:rPr>
-              <w:t>/v1/md)</w:t>
+              <w:t xml:space="preserve">      md.py                     — Mast Dismantle CRUD     (/api/v1/md)</w:t>
             </w:r>
           </w:p>
           <w:p>
@@ -4765,27 +3939,7 @@
                 <w:sz w:val="18"/>
                 <w:szCs w:val="18"/>
               </w:rPr>
-              <w:t xml:space="preserve">      ma.py                     — Mast Audit CRUD         (/</w:t>
-            </w:r>
-            <w:proofErr w:type="spellStart"/>
-            <w:r>
-              <w:rPr>
-                <w:rFonts w:ascii="Courier New" w:eastAsia="Courier New" w:hAnsi="Courier New" w:cs="Courier New"/>
-                <w:color w:val="1A0808"/>
-                <w:sz w:val="18"/>
-                <w:szCs w:val="18"/>
-              </w:rPr>
-              <w:t>api</w:t>
-            </w:r>
-            <w:proofErr w:type="spellEnd"/>
-            <w:r>
-              <w:rPr>
-                <w:rFonts w:ascii="Courier New" w:eastAsia="Courier New" w:hAnsi="Courier New" w:cs="Courier New"/>
-                <w:color w:val="1A0808"/>
-                <w:sz w:val="18"/>
-                <w:szCs w:val="18"/>
-              </w:rPr>
-              <w:t>/v1/ma)</w:t>
+              <w:t xml:space="preserve">      ma.py                     — Mast Audit CRUD         (/api/v1/ma)</w:t>
             </w:r>
           </w:p>
           <w:p>
@@ -4799,27 +3953,7 @@
                 <w:sz w:val="18"/>
                 <w:szCs w:val="18"/>
               </w:rPr>
-              <w:t xml:space="preserve">      mc.py                     — Mast CM CRUD            (/</w:t>
-            </w:r>
-            <w:proofErr w:type="spellStart"/>
-            <w:r>
-              <w:rPr>
-                <w:rFonts w:ascii="Courier New" w:eastAsia="Courier New" w:hAnsi="Courier New" w:cs="Courier New"/>
-                <w:color w:val="1A0808"/>
-                <w:sz w:val="18"/>
-                <w:szCs w:val="18"/>
-              </w:rPr>
-              <w:t>api</w:t>
-            </w:r>
-            <w:proofErr w:type="spellEnd"/>
-            <w:r>
-              <w:rPr>
-                <w:rFonts w:ascii="Courier New" w:eastAsia="Courier New" w:hAnsi="Courier New" w:cs="Courier New"/>
-                <w:color w:val="1A0808"/>
-                <w:sz w:val="18"/>
-                <w:szCs w:val="18"/>
-              </w:rPr>
-              <w:t>/v1/mc)</w:t>
+              <w:t xml:space="preserve">      mc.py                     — Mast CM CRUD            (/api/v1/mc)</w:t>
             </w:r>
           </w:p>
           <w:p>
@@ -4833,27 +3967,7 @@
                 <w:sz w:val="18"/>
                 <w:szCs w:val="18"/>
               </w:rPr>
-              <w:t xml:space="preserve">      bb.py                     — Broadband CRUD          (/</w:t>
-            </w:r>
-            <w:proofErr w:type="spellStart"/>
-            <w:r>
-              <w:rPr>
-                <w:rFonts w:ascii="Courier New" w:eastAsia="Courier New" w:hAnsi="Courier New" w:cs="Courier New"/>
-                <w:color w:val="1A0808"/>
-                <w:sz w:val="18"/>
-                <w:szCs w:val="18"/>
-              </w:rPr>
-              <w:t>api</w:t>
-            </w:r>
-            <w:proofErr w:type="spellEnd"/>
-            <w:r>
-              <w:rPr>
-                <w:rFonts w:ascii="Courier New" w:eastAsia="Courier New" w:hAnsi="Courier New" w:cs="Courier New"/>
-                <w:color w:val="1A0808"/>
-                <w:sz w:val="18"/>
-                <w:szCs w:val="18"/>
-              </w:rPr>
-              <w:t>/v1/bb)</w:t>
+              <w:t xml:space="preserve">      bb.py                     — Broadband CRUD          (/api/v1/bb)</w:t>
             </w:r>
           </w:p>
           <w:p>
@@ -5153,27 +4267,7 @@
                 <w:sz w:val="18"/>
                 <w:szCs w:val="18"/>
               </w:rPr>
-              <w:t xml:space="preserve">  models/                       — </w:t>
-            </w:r>
-            <w:proofErr w:type="spellStart"/>
-            <w:r>
-              <w:rPr>
-                <w:rFonts w:ascii="Courier New" w:eastAsia="Courier New" w:hAnsi="Courier New" w:cs="Courier New"/>
-                <w:color w:val="1A0808"/>
-                <w:sz w:val="18"/>
-                <w:szCs w:val="18"/>
-              </w:rPr>
-              <w:t>SQLAlchemy</w:t>
-            </w:r>
-            <w:proofErr w:type="spellEnd"/>
-            <w:r>
-              <w:rPr>
-                <w:rFonts w:ascii="Courier New" w:eastAsia="Courier New" w:hAnsi="Courier New" w:cs="Courier New"/>
-                <w:color w:val="1A0808"/>
-                <w:sz w:val="18"/>
-                <w:szCs w:val="18"/>
-              </w:rPr>
-              <w:t xml:space="preserve"> models</w:t>
+              <w:t xml:space="preserve">  models/                       — SQLAlchemy models</w:t>
             </w:r>
           </w:p>
           <w:p>
@@ -5187,27 +4281,7 @@
                 <w:sz w:val="18"/>
                 <w:szCs w:val="18"/>
               </w:rPr>
-              <w:t xml:space="preserve">  schemas/                      — </w:t>
-            </w:r>
-            <w:proofErr w:type="spellStart"/>
-            <w:r>
-              <w:rPr>
-                <w:rFonts w:ascii="Courier New" w:eastAsia="Courier New" w:hAnsi="Courier New" w:cs="Courier New"/>
-                <w:color w:val="1A0808"/>
-                <w:sz w:val="18"/>
-                <w:szCs w:val="18"/>
-              </w:rPr>
-              <w:t>Pydantic</w:t>
-            </w:r>
-            <w:proofErr w:type="spellEnd"/>
-            <w:r>
-              <w:rPr>
-                <w:rFonts w:ascii="Courier New" w:eastAsia="Courier New" w:hAnsi="Courier New" w:cs="Courier New"/>
-                <w:color w:val="1A0808"/>
-                <w:sz w:val="18"/>
-                <w:szCs w:val="18"/>
-              </w:rPr>
-              <w:t xml:space="preserve"> schemas (one file per domain)</w:t>
+              <w:t xml:space="preserve">  schemas/                      — Pydantic schemas (one file per domain)</w:t>
             </w:r>
           </w:p>
           <w:p>
@@ -5303,12 +4377,6 @@
         <w:gridCol w:w="9360"/>
       </w:tblGrid>
       <w:tr>
-        <w:tblPrEx>
-          <w:tblCellMar>
-            <w:top w:w="0" w:type="dxa"/>
-            <w:bottom w:w="0" w:type="dxa"/>
-          </w:tblCellMar>
-        </w:tblPrEx>
         <w:tc>
           <w:tcPr>
             <w:tcW w:w="9360" w:type="dxa"/>
@@ -5365,47 +4433,7 @@
                 <w:sz w:val="18"/>
                 <w:szCs w:val="18"/>
               </w:rPr>
-              <w:t xml:space="preserve">  </w:t>
-            </w:r>
-            <w:proofErr w:type="spellStart"/>
-            <w:r>
-              <w:rPr>
-                <w:rFonts w:ascii="Courier New" w:eastAsia="Courier New" w:hAnsi="Courier New" w:cs="Courier New"/>
-                <w:color w:val="1A0808"/>
-                <w:sz w:val="18"/>
-                <w:szCs w:val="18"/>
-              </w:rPr>
-              <w:t>vite.config.ts</w:t>
-            </w:r>
-            <w:proofErr w:type="spellEnd"/>
-            <w:r>
-              <w:rPr>
-                <w:rFonts w:ascii="Courier New" w:eastAsia="Courier New" w:hAnsi="Courier New" w:cs="Courier New"/>
-                <w:color w:val="1A0808"/>
-                <w:sz w:val="18"/>
-                <w:szCs w:val="18"/>
-              </w:rPr>
-              <w:t xml:space="preserve">                — proxy /</w:t>
-            </w:r>
-            <w:proofErr w:type="spellStart"/>
-            <w:r>
-              <w:rPr>
-                <w:rFonts w:ascii="Courier New" w:eastAsia="Courier New" w:hAnsi="Courier New" w:cs="Courier New"/>
-                <w:color w:val="1A0808"/>
-                <w:sz w:val="18"/>
-                <w:szCs w:val="18"/>
-              </w:rPr>
-              <w:t>api</w:t>
-            </w:r>
-            <w:proofErr w:type="spellEnd"/>
-            <w:r>
-              <w:rPr>
-                <w:rFonts w:ascii="Courier New" w:eastAsia="Courier New" w:hAnsi="Courier New" w:cs="Courier New"/>
-                <w:color w:val="1A0808"/>
-                <w:sz w:val="18"/>
-                <w:szCs w:val="18"/>
-              </w:rPr>
-              <w:t xml:space="preserve"> → http://localhost:8000</w:t>
+              <w:t xml:space="preserve">  vite.config.ts                — proxy /api → http://localhost:8000</w:t>
             </w:r>
           </w:p>
           <w:p>
@@ -5419,27 +4447,7 @@
                 <w:sz w:val="18"/>
                 <w:szCs w:val="18"/>
               </w:rPr>
-              <w:t xml:space="preserve">  </w:t>
-            </w:r>
-            <w:proofErr w:type="spellStart"/>
-            <w:r>
-              <w:rPr>
-                <w:rFonts w:ascii="Courier New" w:eastAsia="Courier New" w:hAnsi="Courier New" w:cs="Courier New"/>
-                <w:color w:val="1A0808"/>
-                <w:sz w:val="18"/>
-                <w:szCs w:val="18"/>
-              </w:rPr>
-              <w:t>src</w:t>
-            </w:r>
-            <w:proofErr w:type="spellEnd"/>
-            <w:r>
-              <w:rPr>
-                <w:rFonts w:ascii="Courier New" w:eastAsia="Courier New" w:hAnsi="Courier New" w:cs="Courier New"/>
-                <w:color w:val="1A0808"/>
-                <w:sz w:val="18"/>
-                <w:szCs w:val="18"/>
-              </w:rPr>
-              <w:t>/</w:t>
+              <w:t xml:space="preserve">  src/</w:t>
             </w:r>
           </w:p>
           <w:p>
@@ -5453,59 +4461,8 @@
                 <w:sz w:val="18"/>
                 <w:szCs w:val="18"/>
               </w:rPr>
-              <w:t xml:space="preserve">    </w:t>
-            </w:r>
-            <w:proofErr w:type="spellStart"/>
-            <w:r>
-              <w:rPr>
-                <w:rFonts w:ascii="Courier New" w:eastAsia="Courier New" w:hAnsi="Courier New" w:cs="Courier New"/>
-                <w:color w:val="1A0808"/>
-                <w:sz w:val="18"/>
-                <w:szCs w:val="18"/>
-              </w:rPr>
-              <w:t>main.tsx</w:t>
-            </w:r>
-            <w:proofErr w:type="spellEnd"/>
-            <w:r>
-              <w:rPr>
-                <w:rFonts w:ascii="Courier New" w:eastAsia="Courier New" w:hAnsi="Courier New" w:cs="Courier New"/>
-                <w:color w:val="1A0808"/>
-                <w:sz w:val="18"/>
-                <w:szCs w:val="18"/>
-              </w:rPr>
-              <w:t xml:space="preserve">                    — React root, </w:t>
-            </w:r>
-            <w:proofErr w:type="spellStart"/>
-            <w:r>
-              <w:rPr>
-                <w:rFonts w:ascii="Courier New" w:eastAsia="Courier New" w:hAnsi="Courier New" w:cs="Courier New"/>
-                <w:color w:val="1A0808"/>
-                <w:sz w:val="18"/>
-                <w:szCs w:val="18"/>
-              </w:rPr>
-              <w:t>QueryClientProvider</w:t>
-            </w:r>
-            <w:proofErr w:type="spellEnd"/>
-            <w:r>
-              <w:rPr>
-                <w:rFonts w:ascii="Courier New" w:eastAsia="Courier New" w:hAnsi="Courier New" w:cs="Courier New"/>
-                <w:color w:val="1A0808"/>
-                <w:sz w:val="18"/>
-                <w:szCs w:val="18"/>
-              </w:rPr>
-              <w:t xml:space="preserve"> + </w:t>
-            </w:r>
-            <w:proofErr w:type="spellStart"/>
-            <w:r>
-              <w:rPr>
-                <w:rFonts w:ascii="Courier New" w:eastAsia="Courier New" w:hAnsi="Courier New" w:cs="Courier New"/>
-                <w:color w:val="1A0808"/>
-                <w:sz w:val="18"/>
-                <w:szCs w:val="18"/>
-              </w:rPr>
-              <w:t>RouterProvider</w:t>
-            </w:r>
-            <w:proofErr w:type="spellEnd"/>
+              <w:t xml:space="preserve">    main.tsx                    — React root, QueryClientProvider + RouterProvider</w:t>
+            </w:r>
           </w:p>
           <w:p>
             <w:pPr>
@@ -5532,47 +4489,7 @@
                 <w:sz w:val="18"/>
                 <w:szCs w:val="18"/>
               </w:rPr>
-              <w:t xml:space="preserve">    app/</w:t>
-            </w:r>
-            <w:proofErr w:type="spellStart"/>
-            <w:r>
-              <w:rPr>
-                <w:rFonts w:ascii="Courier New" w:eastAsia="Courier New" w:hAnsi="Courier New" w:cs="Courier New"/>
-                <w:color w:val="1A0808"/>
-                <w:sz w:val="18"/>
-                <w:szCs w:val="18"/>
-              </w:rPr>
-              <w:t>router.tsx</w:t>
-            </w:r>
-            <w:proofErr w:type="spellEnd"/>
-            <w:r>
-              <w:rPr>
-                <w:rFonts w:ascii="Courier New" w:eastAsia="Courier New" w:hAnsi="Courier New" w:cs="Courier New"/>
-                <w:color w:val="1A0808"/>
-                <w:sz w:val="18"/>
-                <w:szCs w:val="18"/>
-              </w:rPr>
-              <w:t xml:space="preserve">              — </w:t>
-            </w:r>
-            <w:proofErr w:type="spellStart"/>
-            <w:r>
-              <w:rPr>
-                <w:rFonts w:ascii="Courier New" w:eastAsia="Courier New" w:hAnsi="Courier New" w:cs="Courier New"/>
-                <w:color w:val="1A0808"/>
-                <w:sz w:val="18"/>
-                <w:szCs w:val="18"/>
-              </w:rPr>
-              <w:t>createBrowserRouter</w:t>
-            </w:r>
-            <w:proofErr w:type="spellEnd"/>
-            <w:r>
-              <w:rPr>
-                <w:rFonts w:ascii="Courier New" w:eastAsia="Courier New" w:hAnsi="Courier New" w:cs="Courier New"/>
-                <w:color w:val="1A0808"/>
-                <w:sz w:val="18"/>
-                <w:szCs w:val="18"/>
-              </w:rPr>
-              <w:t>, all routes</w:t>
+              <w:t xml:space="preserve">    app/router.tsx              — createBrowserRouter, all routes</w:t>
             </w:r>
           </w:p>
           <w:p>
@@ -5600,19 +4517,19 @@
                 <w:sz w:val="18"/>
                 <w:szCs w:val="18"/>
               </w:rPr>
-              <w:t xml:space="preserve">      auth/</w:t>
-            </w:r>
-            <w:proofErr w:type="spellStart"/>
-            <w:r>
+              <w:t xml:space="preserve">      auth/ProtectedRoute.tsx   — checks localStorage access_token</w:t>
+            </w:r>
+          </w:p>
+          <w:p>
+            <w:pPr>
+              <w:spacing w:before="20" w:after="20"/>
               <w:rPr>
                 <w:rFonts w:ascii="Courier New" w:eastAsia="Courier New" w:hAnsi="Courier New" w:cs="Courier New"/>
                 <w:color w:val="1A0808"/>
                 <w:sz w:val="18"/>
                 <w:szCs w:val="18"/>
               </w:rPr>
-              <w:t>ProtectedRoute.tsx</w:t>
-            </w:r>
-            <w:proofErr w:type="spellEnd"/>
+            </w:pPr>
             <w:r>
               <w:rPr>
                 <w:rFonts w:ascii="Courier New" w:eastAsia="Courier New" w:hAnsi="Courier New" w:cs="Courier New"/>
@@ -5620,19 +4537,22 @@
                 <w:sz w:val="18"/>
                 <w:szCs w:val="18"/>
               </w:rPr>
-              <w:t xml:space="preserve">   — checks </w:t>
-            </w:r>
-            <w:proofErr w:type="spellStart"/>
-            <w:r>
+              <w:t xml:space="preserve">      layout/</w:t>
+            </w:r>
+          </w:p>
+          <w:p>
+            <w:pPr>
+              <w:spacing w:before="20" w:after="20"/>
               <w:rPr>
                 <w:rFonts w:ascii="Courier New" w:eastAsia="Courier New" w:hAnsi="Courier New" w:cs="Courier New"/>
                 <w:color w:val="1A0808"/>
                 <w:sz w:val="18"/>
                 <w:szCs w:val="18"/>
               </w:rPr>
-              <w:t>localStorage</w:t>
-            </w:r>
-            <w:proofErr w:type="spellEnd"/>
+            </w:pPr>
+            <w:r>
+              <w:t xml:space="preserve">                 </w:t>
+            </w:r>
             <w:r>
               <w:rPr>
                 <w:rFonts w:ascii="Courier New" w:eastAsia="Courier New" w:hAnsi="Courier New" w:cs="Courier New"/>
@@ -5640,9 +4560,8 @@
                 <w:sz w:val="18"/>
                 <w:szCs w:val="18"/>
               </w:rPr>
-              <w:t xml:space="preserve"> </w:t>
-            </w:r>
-            <w:proofErr w:type="spellStart"/>
+              <w:t xml:space="preserve">Skeleton.tsx      </w:t>
+            </w:r>
             <w:r>
               <w:rPr>
                 <w:rFonts w:ascii="Courier New" w:eastAsia="Courier New" w:hAnsi="Courier New" w:cs="Courier New"/>
@@ -5650,9 +4569,17 @@
                 <w:sz w:val="18"/>
                 <w:szCs w:val="18"/>
               </w:rPr>
-              <w:t>access_token</w:t>
-            </w:r>
-            <w:proofErr w:type="spellEnd"/>
+              <w:t xml:space="preserve">      </w:t>
+            </w:r>
+            <w:r>
+              <w:rPr>
+                <w:rFonts w:ascii="Courier New" w:eastAsia="Courier New" w:hAnsi="Courier New" w:cs="Courier New"/>
+                <w:color w:val="1A0808"/>
+                <w:sz w:val="18"/>
+                <w:szCs w:val="18"/>
+              </w:rPr>
+              <w:t>— topbar + sidebar shell</w:t>
+            </w:r>
           </w:p>
           <w:p>
             <w:pPr>
@@ -5671,7 +4598,34 @@
                 <w:sz w:val="18"/>
                 <w:szCs w:val="18"/>
               </w:rPr>
-              <w:t xml:space="preserve">      layout/</w:t>
+              <w:t xml:space="preserve">        Content</w:t>
+            </w:r>
+            <w:r>
+              <w:rPr>
+                <w:rFonts w:ascii="Courier New" w:eastAsia="Courier New" w:hAnsi="Courier New" w:cs="Courier New"/>
+                <w:color w:val="1A0808"/>
+                <w:sz w:val="18"/>
+                <w:szCs w:val="18"/>
+              </w:rPr>
+              <w:t>Default</w:t>
+            </w:r>
+            <w:r>
+              <w:rPr>
+                <w:rFonts w:ascii="Courier New" w:eastAsia="Courier New" w:hAnsi="Courier New" w:cs="Courier New"/>
+                <w:color w:val="1A0808"/>
+                <w:sz w:val="18"/>
+                <w:szCs w:val="18"/>
+              </w:rPr>
+              <w:t xml:space="preserve">.tsx      — </w:t>
+            </w:r>
+            <w:r>
+              <w:rPr>
+                <w:rFonts w:ascii="Courier New" w:eastAsia="Courier New" w:hAnsi="Courier New" w:cs="Courier New"/>
+                <w:color w:val="1A0808"/>
+                <w:sz w:val="18"/>
+                <w:szCs w:val="18"/>
+              </w:rPr>
+              <w:t>dashboard</w:t>
             </w:r>
           </w:p>
           <w:p>
@@ -5685,235 +4639,13 @@
               </w:rPr>
             </w:pPr>
             <w:r>
-              <w:t xml:space="preserve">                 </w:t>
-            </w:r>
-            <w:proofErr w:type="spellStart"/>
-            <w:r>
               <w:rPr>
                 <w:rFonts w:ascii="Courier New" w:eastAsia="Courier New" w:hAnsi="Courier New" w:cs="Courier New"/>
                 <w:color w:val="1A0808"/>
                 <w:sz w:val="18"/>
                 <w:szCs w:val="18"/>
               </w:rPr>
-              <w:t>Skeleton</w:t>
-            </w:r>
-            <w:r>
-              <w:rPr>
-                <w:rFonts w:ascii="Courier New" w:eastAsia="Courier New" w:hAnsi="Courier New" w:cs="Courier New"/>
-                <w:color w:val="1A0808"/>
-                <w:sz w:val="18"/>
-                <w:szCs w:val="18"/>
-              </w:rPr>
-              <w:t>.tsx</w:t>
-            </w:r>
-            <w:proofErr w:type="spellEnd"/>
-            <w:r>
-              <w:rPr>
-                <w:rFonts w:ascii="Courier New" w:eastAsia="Courier New" w:hAnsi="Courier New" w:cs="Courier New"/>
-                <w:color w:val="1A0808"/>
-                <w:sz w:val="18"/>
-                <w:szCs w:val="18"/>
-              </w:rPr>
-              <w:t xml:space="preserve">      </w:t>
-            </w:r>
-            <w:r>
-              <w:rPr>
-                <w:rFonts w:ascii="Courier New" w:eastAsia="Courier New" w:hAnsi="Courier New" w:cs="Courier New"/>
-                <w:color w:val="1A0808"/>
-                <w:sz w:val="18"/>
-                <w:szCs w:val="18"/>
-              </w:rPr>
-              <w:t xml:space="preserve">      </w:t>
-            </w:r>
-            <w:r>
-              <w:rPr>
-                <w:rFonts w:ascii="Courier New" w:eastAsia="Courier New" w:hAnsi="Courier New" w:cs="Courier New"/>
-                <w:color w:val="1A0808"/>
-                <w:sz w:val="18"/>
-                <w:szCs w:val="18"/>
-              </w:rPr>
-              <w:t xml:space="preserve">— </w:t>
-            </w:r>
-            <w:proofErr w:type="spellStart"/>
-            <w:r>
-              <w:rPr>
-                <w:rFonts w:ascii="Courier New" w:eastAsia="Courier New" w:hAnsi="Courier New" w:cs="Courier New"/>
-                <w:color w:val="1A0808"/>
-                <w:sz w:val="18"/>
-                <w:szCs w:val="18"/>
-              </w:rPr>
-              <w:t>topbar</w:t>
-            </w:r>
-            <w:proofErr w:type="spellEnd"/>
-            <w:r>
-              <w:rPr>
-                <w:rFonts w:ascii="Courier New" w:eastAsia="Courier New" w:hAnsi="Courier New" w:cs="Courier New"/>
-                <w:color w:val="1A0808"/>
-                <w:sz w:val="18"/>
-                <w:szCs w:val="18"/>
-              </w:rPr>
-              <w:t xml:space="preserve"> + sidebar</w:t>
-            </w:r>
-            <w:r>
-              <w:rPr>
-                <w:rFonts w:ascii="Courier New" w:eastAsia="Courier New" w:hAnsi="Courier New" w:cs="Courier New"/>
-                <w:color w:val="1A0808"/>
-                <w:sz w:val="18"/>
-                <w:szCs w:val="18"/>
-              </w:rPr>
-              <w:t xml:space="preserve"> shell</w:t>
-            </w:r>
-          </w:p>
-          <w:p>
-            <w:pPr>
-              <w:spacing w:before="20" w:after="20"/>
-              <w:rPr>
-                <w:rFonts w:ascii="Courier New" w:eastAsia="Courier New" w:hAnsi="Courier New" w:cs="Courier New"/>
-                <w:color w:val="1A0808"/>
-                <w:sz w:val="18"/>
-                <w:szCs w:val="18"/>
-              </w:rPr>
-            </w:pPr>
-            <w:r>
-              <w:rPr>
-                <w:rFonts w:ascii="Courier New" w:eastAsia="Courier New" w:hAnsi="Courier New" w:cs="Courier New"/>
-                <w:color w:val="1A0808"/>
-                <w:sz w:val="18"/>
-                <w:szCs w:val="18"/>
-              </w:rPr>
-              <w:t xml:space="preserve">        </w:t>
-            </w:r>
-            <w:proofErr w:type="spellStart"/>
-            <w:r>
-              <w:rPr>
-                <w:rFonts w:ascii="Courier New" w:eastAsia="Courier New" w:hAnsi="Courier New" w:cs="Courier New"/>
-                <w:color w:val="1A0808"/>
-                <w:sz w:val="18"/>
-                <w:szCs w:val="18"/>
-              </w:rPr>
-              <w:t>Content</w:t>
-            </w:r>
-            <w:r>
-              <w:rPr>
-                <w:rFonts w:ascii="Courier New" w:eastAsia="Courier New" w:hAnsi="Courier New" w:cs="Courier New"/>
-                <w:color w:val="1A0808"/>
-                <w:sz w:val="18"/>
-                <w:szCs w:val="18"/>
-              </w:rPr>
-              <w:t>Default</w:t>
-            </w:r>
-            <w:r>
-              <w:rPr>
-                <w:rFonts w:ascii="Courier New" w:eastAsia="Courier New" w:hAnsi="Courier New" w:cs="Courier New"/>
-                <w:color w:val="1A0808"/>
-                <w:sz w:val="18"/>
-                <w:szCs w:val="18"/>
-              </w:rPr>
-              <w:t>.tsx</w:t>
-            </w:r>
-            <w:proofErr w:type="spellEnd"/>
-            <w:r>
-              <w:rPr>
-                <w:rFonts w:ascii="Courier New" w:eastAsia="Courier New" w:hAnsi="Courier New" w:cs="Courier New"/>
-                <w:color w:val="1A0808"/>
-                <w:sz w:val="18"/>
-                <w:szCs w:val="18"/>
-              </w:rPr>
-              <w:t xml:space="preserve">    </w:t>
-            </w:r>
-            <w:r>
-              <w:rPr>
-                <w:rFonts w:ascii="Courier New" w:eastAsia="Courier New" w:hAnsi="Courier New" w:cs="Courier New"/>
-                <w:color w:val="1A0808"/>
-                <w:sz w:val="18"/>
-                <w:szCs w:val="18"/>
-              </w:rPr>
-              <w:t xml:space="preserve"> </w:t>
-            </w:r>
-            <w:r>
-              <w:rPr>
-                <w:rFonts w:ascii="Courier New" w:eastAsia="Courier New" w:hAnsi="Courier New" w:cs="Courier New"/>
-                <w:color w:val="1A0808"/>
-                <w:sz w:val="18"/>
-                <w:szCs w:val="18"/>
-              </w:rPr>
-              <w:t xml:space="preserve"> — </w:t>
-            </w:r>
-            <w:r>
-              <w:rPr>
-                <w:rFonts w:ascii="Courier New" w:eastAsia="Courier New" w:hAnsi="Courier New" w:cs="Courier New"/>
-                <w:color w:val="1A0808"/>
-                <w:sz w:val="18"/>
-                <w:szCs w:val="18"/>
-              </w:rPr>
-              <w:t>dashboard</w:t>
-            </w:r>
-          </w:p>
-          <w:p>
-            <w:pPr>
-              <w:spacing w:before="20" w:after="20"/>
-              <w:rPr>
-                <w:rFonts w:ascii="Courier New" w:eastAsia="Courier New" w:hAnsi="Courier New" w:cs="Courier New"/>
-                <w:color w:val="1A0808"/>
-                <w:sz w:val="18"/>
-                <w:szCs w:val="18"/>
-              </w:rPr>
-            </w:pPr>
-            <w:r>
-              <w:rPr>
-                <w:rFonts w:ascii="Courier New" w:eastAsia="Courier New" w:hAnsi="Courier New" w:cs="Courier New"/>
-                <w:color w:val="1A0808"/>
-                <w:sz w:val="18"/>
-                <w:szCs w:val="18"/>
-              </w:rPr>
-              <w:t xml:space="preserve">        </w:t>
-            </w:r>
-            <w:proofErr w:type="spellStart"/>
-            <w:r>
-              <w:rPr>
-                <w:rFonts w:ascii="Courier New" w:eastAsia="Courier New" w:hAnsi="Courier New" w:cs="Courier New"/>
-                <w:color w:val="1A0808"/>
-                <w:sz w:val="18"/>
-                <w:szCs w:val="18"/>
-              </w:rPr>
-              <w:t>Content</w:t>
-            </w:r>
-            <w:r>
-              <w:rPr>
-                <w:rFonts w:ascii="Courier New" w:eastAsia="Courier New" w:hAnsi="Courier New" w:cs="Courier New"/>
-                <w:color w:val="1A0808"/>
-                <w:sz w:val="18"/>
-                <w:szCs w:val="18"/>
-              </w:rPr>
-              <w:t>Detailed</w:t>
-            </w:r>
-            <w:r>
-              <w:rPr>
-                <w:rFonts w:ascii="Courier New" w:eastAsia="Courier New" w:hAnsi="Courier New" w:cs="Courier New"/>
-                <w:color w:val="1A0808"/>
-                <w:sz w:val="18"/>
-                <w:szCs w:val="18"/>
-              </w:rPr>
-              <w:t>.tsx</w:t>
-            </w:r>
-            <w:proofErr w:type="spellEnd"/>
-            <w:r>
-              <w:rPr>
-                <w:rFonts w:ascii="Courier New" w:eastAsia="Courier New" w:hAnsi="Courier New" w:cs="Courier New"/>
-                <w:color w:val="1A0808"/>
-                <w:sz w:val="18"/>
-                <w:szCs w:val="18"/>
-              </w:rPr>
-              <w:t xml:space="preserve">     — </w:t>
-            </w:r>
-            <w:r>
-              <w:rPr>
-                <w:rFonts w:ascii="Courier New" w:eastAsia="Courier New" w:hAnsi="Courier New" w:cs="Courier New"/>
-                <w:color w:val="1A0808"/>
-                <w:sz w:val="18"/>
-                <w:szCs w:val="18"/>
-              </w:rPr>
-              <w:t>site details + workflow</w:t>
+              <w:t xml:space="preserve">        ContentDetailed.tsx     — site details + workflow</w:t>
             </w:r>
           </w:p>
           <w:p>
@@ -5941,19 +4673,8 @@
                 <w:sz w:val="18"/>
                 <w:szCs w:val="18"/>
               </w:rPr>
-              <w:t xml:space="preserve">      auth/</w:t>
-            </w:r>
-            <w:proofErr w:type="spellStart"/>
-            <w:r>
-              <w:rPr>
-                <w:rFonts w:ascii="Courier New" w:eastAsia="Courier New" w:hAnsi="Courier New" w:cs="Courier New"/>
-                <w:color w:val="1A0808"/>
-                <w:sz w:val="18"/>
-                <w:szCs w:val="18"/>
-              </w:rPr>
-              <w:t>LoginPage.tsx</w:t>
-            </w:r>
-            <w:proofErr w:type="spellEnd"/>
+              <w:t xml:space="preserve">      auth/LoginPage.tsx</w:t>
+            </w:r>
           </w:p>
           <w:p>
             <w:pPr>
@@ -5966,27 +4687,7 @@
                 <w:sz w:val="18"/>
                 <w:szCs w:val="18"/>
               </w:rPr>
-              <w:t xml:space="preserve">      projects/</w:t>
-            </w:r>
-            <w:proofErr w:type="spellStart"/>
-            <w:r>
-              <w:rPr>
-                <w:rFonts w:ascii="Courier New" w:eastAsia="Courier New" w:hAnsi="Courier New" w:cs="Courier New"/>
-                <w:color w:val="1A0808"/>
-                <w:sz w:val="18"/>
-                <w:szCs w:val="18"/>
-              </w:rPr>
-              <w:t>ProjectDetailPage.tsx</w:t>
-            </w:r>
-            <w:proofErr w:type="spellEnd"/>
-            <w:r>
-              <w:rPr>
-                <w:rFonts w:ascii="Courier New" w:eastAsia="Courier New" w:hAnsi="Courier New" w:cs="Courier New"/>
-                <w:color w:val="1A0808"/>
-                <w:sz w:val="18"/>
-                <w:szCs w:val="18"/>
-              </w:rPr>
-              <w:t xml:space="preserve">   — </w:t>
+              <w:t xml:space="preserve">      projects/ProjectDetailPage.tsx   — </w:t>
             </w:r>
             <w:r>
               <w:rPr>
@@ -6029,7 +4730,6 @@
               </w:rPr>
               <w:t xml:space="preserve">      projects/</w:t>
             </w:r>
-            <w:proofErr w:type="spellStart"/>
             <w:r>
               <w:rPr>
                 <w:rFonts w:ascii="Courier New" w:eastAsia="Courier New" w:hAnsi="Courier New" w:cs="Courier New"/>
@@ -6046,9 +4746,8 @@
                 <w:sz w:val="18"/>
                 <w:szCs w:val="18"/>
               </w:rPr>
-              <w:t>DetailPage.tsx</w:t>
-            </w:r>
-            <w:proofErr w:type="spellEnd"/>
+              <w:t xml:space="preserve">DetailPage.tsx      — </w:t>
+            </w:r>
             <w:r>
               <w:rPr>
                 <w:rFonts w:ascii="Courier New" w:eastAsia="Courier New" w:hAnsi="Courier New" w:cs="Courier New"/>
@@ -6056,7 +4755,7 @@
                 <w:sz w:val="18"/>
                 <w:szCs w:val="18"/>
               </w:rPr>
-              <w:t xml:space="preserve">      — </w:t>
+              <w:t>site</w:t>
             </w:r>
             <w:r>
               <w:rPr>
@@ -6065,7 +4764,7 @@
                 <w:sz w:val="18"/>
                 <w:szCs w:val="18"/>
               </w:rPr>
-              <w:t>site</w:t>
+              <w:t xml:space="preserve"> detail (all job types)</w:t>
             </w:r>
             <w:r>
               <w:rPr>
@@ -6074,25 +4773,7 @@
                 <w:sz w:val="18"/>
                 <w:szCs w:val="18"/>
               </w:rPr>
-              <w:t xml:space="preserve"> detail (all job types)</w:t>
-            </w:r>
-            <w:r>
-              <w:rPr>
-                <w:rFonts w:ascii="Courier New" w:eastAsia="Courier New" w:hAnsi="Courier New" w:cs="Courier New"/>
-                <w:color w:val="1A0808"/>
-                <w:sz w:val="18"/>
-                <w:szCs w:val="18"/>
-              </w:rPr>
-              <w:t xml:space="preserve"> </w:t>
-            </w:r>
-            <w:r>
-              <w:rPr>
-                <w:rFonts w:ascii="Courier New" w:eastAsia="Courier New" w:hAnsi="Courier New" w:cs="Courier New"/>
-                <w:color w:val="1A0808"/>
-                <w:sz w:val="18"/>
-                <w:szCs w:val="18"/>
-              </w:rPr>
-              <w:t>(may need refactoring)</w:t>
+              <w:t xml:space="preserve"> (may need refactoring)</w:t>
             </w:r>
           </w:p>
           <w:p>
@@ -6106,9 +4787,8 @@
                 <w:sz w:val="18"/>
                 <w:szCs w:val="18"/>
               </w:rPr>
-              <w:t xml:space="preserve">    lib/</w:t>
-            </w:r>
-            <w:proofErr w:type="spellStart"/>
+              <w:t xml:space="preserve">    lib/api.ts                  </w:t>
+            </w:r>
             <w:r>
               <w:rPr>
                 <w:rFonts w:ascii="Courier New" w:eastAsia="Courier New" w:hAnsi="Courier New" w:cs="Courier New"/>
@@ -6116,9 +4796,8 @@
                 <w:sz w:val="18"/>
                 <w:szCs w:val="18"/>
               </w:rPr>
-              <w:t>api.ts</w:t>
-            </w:r>
-            <w:proofErr w:type="spellEnd"/>
+              <w:t xml:space="preserve">       </w:t>
+            </w:r>
             <w:r>
               <w:rPr>
                 <w:rFonts w:ascii="Courier New" w:eastAsia="Courier New" w:hAnsi="Courier New" w:cs="Courier New"/>
@@ -6126,45 +4805,7 @@
                 <w:sz w:val="18"/>
                 <w:szCs w:val="18"/>
               </w:rPr>
-              <w:t xml:space="preserve">                  </w:t>
-            </w:r>
-            <w:r>
-              <w:rPr>
-                <w:rFonts w:ascii="Courier New" w:eastAsia="Courier New" w:hAnsi="Courier New" w:cs="Courier New"/>
-                <w:color w:val="1A0808"/>
-                <w:sz w:val="18"/>
-                <w:szCs w:val="18"/>
-              </w:rPr>
-              <w:t xml:space="preserve">       </w:t>
-            </w:r>
-            <w:r>
-              <w:rPr>
-                <w:rFonts w:ascii="Courier New" w:eastAsia="Courier New" w:hAnsi="Courier New" w:cs="Courier New"/>
-                <w:color w:val="1A0808"/>
-                <w:sz w:val="18"/>
-                <w:szCs w:val="18"/>
-              </w:rPr>
-              <w:t xml:space="preserve">— </w:t>
-            </w:r>
-            <w:proofErr w:type="spellStart"/>
-            <w:r>
-              <w:rPr>
-                <w:rFonts w:ascii="Courier New" w:eastAsia="Courier New" w:hAnsi="Courier New" w:cs="Courier New"/>
-                <w:color w:val="1A0808"/>
-                <w:sz w:val="18"/>
-                <w:szCs w:val="18"/>
-              </w:rPr>
-              <w:t>axios</w:t>
-            </w:r>
-            <w:proofErr w:type="spellEnd"/>
-            <w:r>
-              <w:rPr>
-                <w:rFonts w:ascii="Courier New" w:eastAsia="Courier New" w:hAnsi="Courier New" w:cs="Courier New"/>
-                <w:color w:val="1A0808"/>
-                <w:sz w:val="18"/>
-                <w:szCs w:val="18"/>
-              </w:rPr>
-              <w:t xml:space="preserve"> instance with auth interceptor</w:t>
+              <w:t>— axios instance with auth interceptor</w:t>
             </w:r>
           </w:p>
         </w:tc>
@@ -6267,12 +4908,6 @@
         <w:gridCol w:w="5360"/>
       </w:tblGrid>
       <w:tr>
-        <w:tblPrEx>
-          <w:tblCellMar>
-            <w:top w:w="0" w:type="dxa"/>
-            <w:bottom w:w="0" w:type="dxa"/>
-          </w:tblCellMar>
-        </w:tblPrEx>
         <w:tc>
           <w:tcPr>
             <w:tcW w:w="1600" w:type="dxa"/>
@@ -6369,12 +5004,6 @@
         </w:tc>
       </w:tr>
       <w:tr>
-        <w:tblPrEx>
-          <w:tblCellMar>
-            <w:top w:w="0" w:type="dxa"/>
-            <w:bottom w:w="0" w:type="dxa"/>
-          </w:tblCellMar>
-        </w:tblPrEx>
         <w:tc>
           <w:tcPr>
             <w:tcW w:w="1600" w:type="dxa"/>
@@ -6464,12 +5093,6 @@
         </w:tc>
       </w:tr>
       <w:tr>
-        <w:tblPrEx>
-          <w:tblCellMar>
-            <w:top w:w="0" w:type="dxa"/>
-            <w:bottom w:w="0" w:type="dxa"/>
-          </w:tblCellMar>
-        </w:tblPrEx>
         <w:tc>
           <w:tcPr>
             <w:tcW w:w="1600" w:type="dxa"/>
@@ -6559,12 +5182,6 @@
         </w:tc>
       </w:tr>
       <w:tr>
-        <w:tblPrEx>
-          <w:tblCellMar>
-            <w:top w:w="0" w:type="dxa"/>
-            <w:bottom w:w="0" w:type="dxa"/>
-          </w:tblCellMar>
-        </w:tblPrEx>
         <w:tc>
           <w:tcPr>
             <w:tcW w:w="1600" w:type="dxa"/>
@@ -6583,7 +5200,6 @@
             </w:tcMar>
           </w:tcPr>
           <w:p>
-            <w:proofErr w:type="spellStart"/>
             <w:r>
               <w:rPr>
                 <w:rFonts w:ascii="Arial" w:eastAsia="Arial" w:hAnsi="Arial" w:cs="Arial"/>
@@ -6593,7 +5209,6 @@
               </w:rPr>
               <w:t>bg</w:t>
             </w:r>
-            <w:proofErr w:type="spellEnd"/>
           </w:p>
         </w:tc>
         <w:tc>
@@ -6656,12 +5271,6 @@
         </w:tc>
       </w:tr>
       <w:tr>
-        <w:tblPrEx>
-          <w:tblCellMar>
-            <w:top w:w="0" w:type="dxa"/>
-            <w:bottom w:w="0" w:type="dxa"/>
-          </w:tblCellMar>
-        </w:tblPrEx>
         <w:tc>
           <w:tcPr>
             <w:tcW w:w="1600" w:type="dxa"/>
@@ -6751,12 +5360,6 @@
         </w:tc>
       </w:tr>
       <w:tr>
-        <w:tblPrEx>
-          <w:tblCellMar>
-            <w:top w:w="0" w:type="dxa"/>
-            <w:bottom w:w="0" w:type="dxa"/>
-          </w:tblCellMar>
-        </w:tblPrEx>
         <w:tc>
           <w:tcPr>
             <w:tcW w:w="1600" w:type="dxa"/>
@@ -6804,25 +5407,14 @@
             </w:tcMar>
           </w:tcPr>
           <w:p>
-            <w:proofErr w:type="spellStart"/>
-            <w:r>
-              <w:rPr>
-                <w:rFonts w:ascii="Arial" w:eastAsia="Arial" w:hAnsi="Arial" w:cs="Arial"/>
-                <w:color w:val="1A0808"/>
-                <w:sz w:val="19"/>
-                <w:szCs w:val="19"/>
-              </w:rPr>
-              <w:t>rgba</w:t>
-            </w:r>
-            <w:proofErr w:type="spellEnd"/>
-            <w:r>
-              <w:rPr>
-                <w:rFonts w:ascii="Arial" w:eastAsia="Arial" w:hAnsi="Arial" w:cs="Arial"/>
-                <w:color w:val="1A0808"/>
-                <w:sz w:val="19"/>
-                <w:szCs w:val="19"/>
-              </w:rPr>
-              <w:t>(26,8,8,0.42)</w:t>
+            <w:r>
+              <w:rPr>
+                <w:rFonts w:ascii="Arial" w:eastAsia="Arial" w:hAnsi="Arial" w:cs="Arial"/>
+                <w:color w:val="1A0808"/>
+                <w:sz w:val="19"/>
+                <w:szCs w:val="19"/>
+              </w:rPr>
+              <w:t>rgba(26,8,8,0.42)</w:t>
             </w:r>
           </w:p>
         </w:tc>
@@ -6857,12 +5449,6 @@
         </w:tc>
       </w:tr>
       <w:tr>
-        <w:tblPrEx>
-          <w:tblCellMar>
-            <w:top w:w="0" w:type="dxa"/>
-            <w:bottom w:w="0" w:type="dxa"/>
-          </w:tblCellMar>
-        </w:tblPrEx>
         <w:tc>
           <w:tcPr>
             <w:tcW w:w="1600" w:type="dxa"/>
@@ -6910,25 +5496,14 @@
             </w:tcMar>
           </w:tcPr>
           <w:p>
-            <w:proofErr w:type="spellStart"/>
-            <w:r>
-              <w:rPr>
-                <w:rFonts w:ascii="Arial" w:eastAsia="Arial" w:hAnsi="Arial" w:cs="Arial"/>
-                <w:color w:val="1A0808"/>
-                <w:sz w:val="19"/>
-                <w:szCs w:val="19"/>
-              </w:rPr>
-              <w:t>rgba</w:t>
-            </w:r>
-            <w:proofErr w:type="spellEnd"/>
-            <w:r>
-              <w:rPr>
-                <w:rFonts w:ascii="Arial" w:eastAsia="Arial" w:hAnsi="Arial" w:cs="Arial"/>
-                <w:color w:val="1A0808"/>
-                <w:sz w:val="19"/>
-                <w:szCs w:val="19"/>
-              </w:rPr>
-              <w:t>(139,26,26,0.14)</w:t>
+            <w:r>
+              <w:rPr>
+                <w:rFonts w:ascii="Arial" w:eastAsia="Arial" w:hAnsi="Arial" w:cs="Arial"/>
+                <w:color w:val="1A0808"/>
+                <w:sz w:val="19"/>
+                <w:szCs w:val="19"/>
+              </w:rPr>
+              <w:t>rgba(139,26,26,0.14)</w:t>
             </w:r>
           </w:p>
         </w:tc>
@@ -6963,12 +5538,6 @@
         </w:tc>
       </w:tr>
       <w:tr>
-        <w:tblPrEx>
-          <w:tblCellMar>
-            <w:top w:w="0" w:type="dxa"/>
-            <w:bottom w:w="0" w:type="dxa"/>
-          </w:tblCellMar>
-        </w:tblPrEx>
         <w:tc>
           <w:tcPr>
             <w:tcW w:w="1600" w:type="dxa"/>
@@ -6987,7 +5556,6 @@
             </w:tcMar>
           </w:tcPr>
           <w:p>
-            <w:proofErr w:type="spellStart"/>
             <w:r>
               <w:rPr>
                 <w:rFonts w:ascii="Arial" w:eastAsia="Arial" w:hAnsi="Arial" w:cs="Arial"/>
@@ -6997,7 +5565,6 @@
               </w:rPr>
               <w:t>borderMed</w:t>
             </w:r>
-            <w:proofErr w:type="spellEnd"/>
           </w:p>
         </w:tc>
         <w:tc>
@@ -7018,25 +5585,14 @@
             </w:tcMar>
           </w:tcPr>
           <w:p>
-            <w:proofErr w:type="spellStart"/>
-            <w:r>
-              <w:rPr>
-                <w:rFonts w:ascii="Arial" w:eastAsia="Arial" w:hAnsi="Arial" w:cs="Arial"/>
-                <w:color w:val="1A0808"/>
-                <w:sz w:val="19"/>
-                <w:szCs w:val="19"/>
-              </w:rPr>
-              <w:t>rgba</w:t>
-            </w:r>
-            <w:proofErr w:type="spellEnd"/>
-            <w:r>
-              <w:rPr>
-                <w:rFonts w:ascii="Arial" w:eastAsia="Arial" w:hAnsi="Arial" w:cs="Arial"/>
-                <w:color w:val="1A0808"/>
-                <w:sz w:val="19"/>
-                <w:szCs w:val="19"/>
-              </w:rPr>
-              <w:t>(139,26,26,0.22)</w:t>
+            <w:r>
+              <w:rPr>
+                <w:rFonts w:ascii="Arial" w:eastAsia="Arial" w:hAnsi="Arial" w:cs="Arial"/>
+                <w:color w:val="1A0808"/>
+                <w:sz w:val="19"/>
+                <w:szCs w:val="19"/>
+              </w:rPr>
+              <w:t>rgba(139,26,26,0.22)</w:t>
             </w:r>
           </w:p>
         </w:tc>
@@ -7071,12 +5627,6 @@
         </w:tc>
       </w:tr>
       <w:tr>
-        <w:tblPrEx>
-          <w:tblCellMar>
-            <w:top w:w="0" w:type="dxa"/>
-            <w:bottom w:w="0" w:type="dxa"/>
-          </w:tblCellMar>
-        </w:tblPrEx>
         <w:tc>
           <w:tcPr>
             <w:tcW w:w="1600" w:type="dxa"/>
@@ -7292,12 +5842,6 @@
         <w:gridCol w:w="9360"/>
       </w:tblGrid>
       <w:tr>
-        <w:tblPrEx>
-          <w:tblCellMar>
-            <w:top w:w="0" w:type="dxa"/>
-            <w:bottom w:w="0" w:type="dxa"/>
-          </w:tblCellMar>
-        </w:tblPrEx>
         <w:tc>
           <w:tcPr>
             <w:tcW w:w="9360" w:type="dxa"/>
@@ -7346,7 +5890,6 @@
               </w:rPr>
               <w:t xml:space="preserve">", "mi", </w:t>
             </w:r>
-            <w:proofErr w:type="spellStart"/>
             <w:r>
               <w:rPr>
                 <w:rFonts w:ascii="Courier New" w:eastAsia="Courier New" w:hAnsi="Courier New" w:cs="Courier New"/>
@@ -7356,7 +5899,6 @@
               </w:rPr>
               <w:t>site_id</w:t>
             </w:r>
-            <w:proofErr w:type="spellEnd"/>
             <w:r>
               <w:rPr>
                 <w:rFonts w:ascii="Courier New" w:eastAsia="Courier New" w:hAnsi="Courier New" w:cs="Courier New"/>
@@ -7396,9 +5938,8 @@
                 <w:sz w:val="18"/>
                 <w:szCs w:val="18"/>
               </w:rPr>
-              <w:t>["</w:t>
-            </w:r>
-            <w:proofErr w:type="spellStart"/>
+              <w:t>["fe</w:t>
+            </w:r>
             <w:r>
               <w:rPr>
                 <w:rFonts w:ascii="Courier New" w:eastAsia="Courier New" w:hAnsi="Courier New" w:cs="Courier New"/>
@@ -7406,7 +5947,7 @@
                 <w:sz w:val="18"/>
                 <w:szCs w:val="18"/>
               </w:rPr>
-              <w:t>fe</w:t>
+              <w:t>_assignment</w:t>
             </w:r>
             <w:r>
               <w:rPr>
@@ -7415,9 +5956,8 @@
                 <w:sz w:val="18"/>
                 <w:szCs w:val="18"/>
               </w:rPr>
-              <w:t>_assignment</w:t>
-            </w:r>
-            <w:proofErr w:type="spellEnd"/>
+              <w:t xml:space="preserve">", "mi", </w:t>
+            </w:r>
             <w:r>
               <w:rPr>
                 <w:rFonts w:ascii="Courier New" w:eastAsia="Courier New" w:hAnsi="Courier New" w:cs="Courier New"/>
@@ -7425,19 +5965,8 @@
                 <w:sz w:val="18"/>
                 <w:szCs w:val="18"/>
               </w:rPr>
-              <w:t xml:space="preserve">", "mi", </w:t>
-            </w:r>
-            <w:proofErr w:type="spellStart"/>
-            <w:r>
-              <w:rPr>
-                <w:rFonts w:ascii="Courier New" w:eastAsia="Courier New" w:hAnsi="Courier New" w:cs="Courier New"/>
-                <w:color w:val="1A0808"/>
-                <w:sz w:val="18"/>
-                <w:szCs w:val="18"/>
-              </w:rPr>
               <w:t>site_id</w:t>
             </w:r>
-            <w:proofErr w:type="spellEnd"/>
             <w:r>
               <w:rPr>
                 <w:rFonts w:ascii="Courier New" w:eastAsia="Courier New" w:hAnsi="Courier New" w:cs="Courier New"/>
@@ -7497,7 +6026,6 @@
               </w:rPr>
               <w:t xml:space="preserve">", "mi", </w:t>
             </w:r>
-            <w:proofErr w:type="spellStart"/>
             <w:r>
               <w:rPr>
                 <w:rFonts w:ascii="Courier New" w:eastAsia="Courier New" w:hAnsi="Courier New" w:cs="Courier New"/>
@@ -7507,7 +6035,6 @@
               </w:rPr>
               <w:t>site_id</w:t>
             </w:r>
-            <w:proofErr w:type="spellEnd"/>
             <w:r>
               <w:rPr>
                 <w:rFonts w:ascii="Courier New" w:eastAsia="Courier New" w:hAnsi="Courier New" w:cs="Courier New"/>
@@ -7567,7 +6094,6 @@
               </w:rPr>
               <w:t xml:space="preserve">", "mi", </w:t>
             </w:r>
-            <w:proofErr w:type="spellStart"/>
             <w:r>
               <w:rPr>
                 <w:rFonts w:ascii="Courier New" w:eastAsia="Courier New" w:hAnsi="Courier New" w:cs="Courier New"/>
@@ -7577,7 +6103,6 @@
               </w:rPr>
               <w:t>site_id</w:t>
             </w:r>
-            <w:proofErr w:type="spellEnd"/>
             <w:r>
               <w:rPr>
                 <w:rFonts w:ascii="Courier New" w:eastAsia="Courier New" w:hAnsi="Courier New" w:cs="Courier New"/>
@@ -7637,7 +6162,6 @@
               </w:rPr>
               <w:t>["</w:t>
             </w:r>
-            <w:proofErr w:type="spellStart"/>
             <w:r>
               <w:rPr>
                 <w:rFonts w:ascii="Courier New" w:eastAsia="Courier New" w:hAnsi="Courier New" w:cs="Courier New"/>
@@ -7647,7 +6171,6 @@
               </w:rPr>
               <w:t>fe</w:t>
             </w:r>
-            <w:proofErr w:type="spellEnd"/>
             <w:r>
               <w:rPr>
                 <w:rFonts w:ascii="Courier New" w:eastAsia="Courier New" w:hAnsi="Courier New" w:cs="Courier New"/>
@@ -7767,12 +6290,6 @@
         <w:gridCol w:w="6760"/>
       </w:tblGrid>
       <w:tr>
-        <w:tblPrEx>
-          <w:tblCellMar>
-            <w:top w:w="0" w:type="dxa"/>
-            <w:bottom w:w="0" w:type="dxa"/>
-          </w:tblCellMar>
-        </w:tblPrEx>
         <w:tc>
           <w:tcPr>
             <w:tcW w:w="2600" w:type="dxa"/>
@@ -7837,12 +6354,6 @@
         </w:tc>
       </w:tr>
       <w:tr>
-        <w:tblPrEx>
-          <w:tblCellMar>
-            <w:top w:w="0" w:type="dxa"/>
-            <w:bottom w:w="0" w:type="dxa"/>
-          </w:tblCellMar>
-        </w:tblPrEx>
         <w:tc>
           <w:tcPr>
             <w:tcW w:w="2600" w:type="dxa"/>
@@ -7897,58 +6408,12 @@
                 <w:sz w:val="19"/>
                 <w:szCs w:val="19"/>
               </w:rPr>
-              <w:t xml:space="preserve">macOS (user: </w:t>
-            </w:r>
-            <w:proofErr w:type="spellStart"/>
-            <w:r>
-              <w:rPr>
-                <w:rFonts w:ascii="Arial" w:eastAsia="Arial" w:hAnsi="Arial" w:cs="Arial"/>
-                <w:color w:val="1A0808"/>
-                <w:sz w:val="19"/>
-                <w:szCs w:val="19"/>
-              </w:rPr>
-              <w:t>wahidakhtar</w:t>
-            </w:r>
-            <w:proofErr w:type="spellEnd"/>
-            <w:r>
-              <w:rPr>
-                <w:rFonts w:ascii="Arial" w:eastAsia="Arial" w:hAnsi="Arial" w:cs="Arial"/>
-                <w:color w:val="1A0808"/>
-                <w:sz w:val="19"/>
-                <w:szCs w:val="19"/>
-              </w:rPr>
-              <w:t xml:space="preserve">), </w:t>
-            </w:r>
-            <w:proofErr w:type="spellStart"/>
-            <w:r>
-              <w:rPr>
-                <w:rFonts w:ascii="Arial" w:eastAsia="Arial" w:hAnsi="Arial" w:cs="Arial"/>
-                <w:color w:val="1A0808"/>
-                <w:sz w:val="19"/>
-                <w:szCs w:val="19"/>
-              </w:rPr>
-              <w:t>zsh</w:t>
-            </w:r>
-            <w:proofErr w:type="spellEnd"/>
-            <w:r>
-              <w:rPr>
-                <w:rFonts w:ascii="Arial" w:eastAsia="Arial" w:hAnsi="Arial" w:cs="Arial"/>
-                <w:color w:val="1A0808"/>
-                <w:sz w:val="19"/>
-                <w:szCs w:val="19"/>
-              </w:rPr>
-              <w:t xml:space="preserve"> shell</w:t>
+              <w:t>macOS (user: wahidakhtar), zsh shell</w:t>
             </w:r>
           </w:p>
         </w:tc>
       </w:tr>
       <w:tr>
-        <w:tblPrEx>
-          <w:tblCellMar>
-            <w:top w:w="0" w:type="dxa"/>
-            <w:bottom w:w="0" w:type="dxa"/>
-          </w:tblCellMar>
-        </w:tblPrEx>
         <w:tc>
           <w:tcPr>
             <w:tcW w:w="2600" w:type="dxa"/>
@@ -8009,12 +6474,6 @@
         </w:tc>
       </w:tr>
       <w:tr>
-        <w:tblPrEx>
-          <w:tblCellMar>
-            <w:top w:w="0" w:type="dxa"/>
-            <w:bottom w:w="0" w:type="dxa"/>
-          </w:tblCellMar>
-        </w:tblPrEx>
         <w:tc>
           <w:tcPr>
             <w:tcW w:w="2600" w:type="dxa"/>
@@ -8075,12 +6534,6 @@
         </w:tc>
       </w:tr>
       <w:tr>
-        <w:tblPrEx>
-          <w:tblCellMar>
-            <w:top w:w="0" w:type="dxa"/>
-            <w:bottom w:w="0" w:type="dxa"/>
-          </w:tblCellMar>
-        </w:tblPrEx>
         <w:tc>
           <w:tcPr>
             <w:tcW w:w="2600" w:type="dxa"/>
@@ -8141,12 +6594,6 @@
         </w:tc>
       </w:tr>
       <w:tr>
-        <w:tblPrEx>
-          <w:tblCellMar>
-            <w:top w:w="0" w:type="dxa"/>
-            <w:bottom w:w="0" w:type="dxa"/>
-          </w:tblCellMar>
-        </w:tblPrEx>
         <w:tc>
           <w:tcPr>
             <w:tcW w:w="2600" w:type="dxa"/>
@@ -8207,12 +6654,6 @@
         </w:tc>
       </w:tr>
       <w:tr>
-        <w:tblPrEx>
-          <w:tblCellMar>
-            <w:top w:w="0" w:type="dxa"/>
-            <w:bottom w:w="0" w:type="dxa"/>
-          </w:tblCellMar>
-        </w:tblPrEx>
         <w:tc>
           <w:tcPr>
             <w:tcW w:w="2600" w:type="dxa"/>
@@ -8274,12 +6715,6 @@
         </w:tc>
       </w:tr>
       <w:tr>
-        <w:tblPrEx>
-          <w:tblCellMar>
-            <w:top w:w="0" w:type="dxa"/>
-            <w:bottom w:w="0" w:type="dxa"/>
-          </w:tblCellMar>
-        </w:tblPrEx>
         <w:tc>
           <w:tcPr>
             <w:tcW w:w="2600" w:type="dxa"/>
@@ -8340,12 +6775,6 @@
         </w:tc>
       </w:tr>
       <w:tr>
-        <w:tblPrEx>
-          <w:tblCellMar>
-            <w:top w:w="0" w:type="dxa"/>
-            <w:bottom w:w="0" w:type="dxa"/>
-          </w:tblCellMar>
-        </w:tblPrEx>
         <w:tc>
           <w:tcPr>
             <w:tcW w:w="2600" w:type="dxa"/>
@@ -8393,7 +6822,6 @@
             </w:tcMar>
           </w:tcPr>
           <w:p>
-            <w:proofErr w:type="spellStart"/>
             <w:r>
               <w:rPr>
                 <w:rFonts w:ascii="Arial" w:eastAsia="Arial" w:hAnsi="Arial" w:cs="Arial"/>
@@ -8403,7 +6831,6 @@
               </w:rPr>
               <w:t>api</w:t>
             </w:r>
-            <w:proofErr w:type="spellEnd"/>
           </w:p>
         </w:tc>
       </w:tr>
@@ -8497,27 +6924,7 @@
           <w:sz w:val="18"/>
           <w:szCs w:val="18"/>
         </w:rPr>
-        <w:t xml:space="preserve">cd ~/projects/ARCAD/frontend &amp;&amp; </w:t>
-      </w:r>
-      <w:proofErr w:type="spellStart"/>
-      <w:r>
-        <w:rPr>
-          <w:rFonts w:ascii="Courier New" w:eastAsia="Courier New" w:hAnsi="Courier New" w:cs="Courier New"/>
-          <w:color w:val="1A0808"/>
-          <w:sz w:val="18"/>
-          <w:szCs w:val="18"/>
-        </w:rPr>
-        <w:t>npm</w:t>
-      </w:r>
-      <w:proofErr w:type="spellEnd"/>
-      <w:r>
-        <w:rPr>
-          <w:rFonts w:ascii="Courier New" w:eastAsia="Courier New" w:hAnsi="Courier New" w:cs="Courier New"/>
-          <w:color w:val="1A0808"/>
-          <w:sz w:val="18"/>
-          <w:szCs w:val="18"/>
-        </w:rPr>
-        <w:t xml:space="preserve"> run dev</w:t>
+        <w:t>cd ~/projects/ARCAD/frontend &amp;&amp; npm run dev</w:t>
       </w:r>
     </w:p>
     <w:p>
@@ -8595,27 +7002,7 @@
           <w:sz w:val="18"/>
           <w:szCs w:val="18"/>
         </w:rPr>
-        <w:t xml:space="preserve">docker-compose exec </w:t>
-      </w:r>
-      <w:proofErr w:type="spellStart"/>
-      <w:r>
-        <w:rPr>
-          <w:rFonts w:ascii="Courier New" w:eastAsia="Courier New" w:hAnsi="Courier New" w:cs="Courier New"/>
-          <w:color w:val="1A0808"/>
-          <w:sz w:val="18"/>
-          <w:szCs w:val="18"/>
-        </w:rPr>
-        <w:t>api</w:t>
-      </w:r>
-      <w:proofErr w:type="spellEnd"/>
-      <w:r>
-        <w:rPr>
-          <w:rFonts w:ascii="Courier New" w:eastAsia="Courier New" w:hAnsi="Courier New" w:cs="Courier New"/>
-          <w:color w:val="1A0808"/>
-          <w:sz w:val="18"/>
-          <w:szCs w:val="18"/>
-        </w:rPr>
-        <w:t xml:space="preserve"> python dev_seed.py</w:t>
+        <w:t>docker-compose exec api python dev_seed.py</w:t>
       </w:r>
     </w:p>
     <w:p>
@@ -8667,87 +7054,7 @@
           <w:rFonts w:ascii="Arial" w:eastAsia="Arial" w:hAnsi="Arial" w:cs="Arial"/>
           <w:color w:val="1A0808"/>
         </w:rPr>
-        <w:t>POST /</w:t>
-      </w:r>
-      <w:proofErr w:type="spellStart"/>
-      <w:r>
-        <w:rPr>
-          <w:rFonts w:ascii="Arial" w:eastAsia="Arial" w:hAnsi="Arial" w:cs="Arial"/>
-          <w:color w:val="1A0808"/>
-        </w:rPr>
-        <w:t>api</w:t>
-      </w:r>
-      <w:proofErr w:type="spellEnd"/>
-      <w:r>
-        <w:rPr>
-          <w:rFonts w:ascii="Arial" w:eastAsia="Arial" w:hAnsi="Arial" w:cs="Arial"/>
-          <w:color w:val="1A0808"/>
-        </w:rPr>
-        <w:t xml:space="preserve">/v1/auth/login → validates </w:t>
-      </w:r>
-      <w:proofErr w:type="spellStart"/>
-      <w:r>
-        <w:rPr>
-          <w:rFonts w:ascii="Arial" w:eastAsia="Arial" w:hAnsi="Arial" w:cs="Arial"/>
-          <w:color w:val="1A0808"/>
-        </w:rPr>
-        <w:t>email+password</w:t>
-      </w:r>
-      <w:proofErr w:type="spellEnd"/>
-      <w:r>
-        <w:rPr>
-          <w:rFonts w:ascii="Arial" w:eastAsia="Arial" w:hAnsi="Arial" w:cs="Arial"/>
-          <w:color w:val="1A0808"/>
-        </w:rPr>
-        <w:t xml:space="preserve"> → returns { </w:t>
-      </w:r>
-      <w:proofErr w:type="spellStart"/>
-      <w:r>
-        <w:rPr>
-          <w:rFonts w:ascii="Arial" w:eastAsia="Arial" w:hAnsi="Arial" w:cs="Arial"/>
-          <w:color w:val="1A0808"/>
-        </w:rPr>
-        <w:t>access_token</w:t>
-      </w:r>
-      <w:proofErr w:type="spellEnd"/>
-      <w:r>
-        <w:rPr>
-          <w:rFonts w:ascii="Arial" w:eastAsia="Arial" w:hAnsi="Arial" w:cs="Arial"/>
-          <w:color w:val="1A0808"/>
-        </w:rPr>
-        <w:t xml:space="preserve">, </w:t>
-      </w:r>
-      <w:proofErr w:type="spellStart"/>
-      <w:r>
-        <w:rPr>
-          <w:rFonts w:ascii="Arial" w:eastAsia="Arial" w:hAnsi="Arial" w:cs="Arial"/>
-          <w:color w:val="1A0808"/>
-        </w:rPr>
-        <w:t>user_id</w:t>
-      </w:r>
-      <w:proofErr w:type="spellEnd"/>
-      <w:r>
-        <w:rPr>
-          <w:rFonts w:ascii="Arial" w:eastAsia="Arial" w:hAnsi="Arial" w:cs="Arial"/>
-          <w:color w:val="1A0808"/>
-        </w:rPr>
-        <w:t xml:space="preserve">, name, role, </w:t>
-      </w:r>
-      <w:proofErr w:type="spellStart"/>
-      <w:r>
-        <w:rPr>
-          <w:rFonts w:ascii="Arial" w:eastAsia="Arial" w:hAnsi="Arial" w:cs="Arial"/>
-          <w:color w:val="1A0808"/>
-        </w:rPr>
-        <w:t>token_type</w:t>
-      </w:r>
-      <w:proofErr w:type="spellEnd"/>
-      <w:r>
-        <w:rPr>
-          <w:rFonts w:ascii="Arial" w:eastAsia="Arial" w:hAnsi="Arial" w:cs="Arial"/>
-          <w:color w:val="1A0808"/>
-        </w:rPr>
-        <w:t xml:space="preserve"> }</w:t>
+        <w:t>POST /api/v1/auth/login → validates email+password → returns { access_token, user_id, name, role, token_type }</w:t>
       </w:r>
     </w:p>
     <w:p>
@@ -8764,65 +7071,8 @@
           <w:rFonts w:ascii="Arial" w:eastAsia="Arial" w:hAnsi="Arial" w:cs="Arial"/>
           <w:color w:val="1A0808"/>
         </w:rPr>
-        <w:t xml:space="preserve">Frontend stores: </w:t>
-      </w:r>
-      <w:proofErr w:type="spellStart"/>
-      <w:r>
-        <w:rPr>
-          <w:rFonts w:ascii="Arial" w:eastAsia="Arial" w:hAnsi="Arial" w:cs="Arial"/>
-          <w:color w:val="1A0808"/>
-        </w:rPr>
-        <w:t>access_token</w:t>
-      </w:r>
-      <w:proofErr w:type="spellEnd"/>
-      <w:r>
-        <w:rPr>
-          <w:rFonts w:ascii="Arial" w:eastAsia="Arial" w:hAnsi="Arial" w:cs="Arial"/>
-          <w:color w:val="1A0808"/>
-        </w:rPr>
-        <w:t xml:space="preserve">, </w:t>
-      </w:r>
-      <w:proofErr w:type="spellStart"/>
-      <w:r>
-        <w:rPr>
-          <w:rFonts w:ascii="Arial" w:eastAsia="Arial" w:hAnsi="Arial" w:cs="Arial"/>
-          <w:color w:val="1A0808"/>
-        </w:rPr>
-        <w:t>user_role</w:t>
-      </w:r>
-      <w:proofErr w:type="spellEnd"/>
-      <w:r>
-        <w:rPr>
-          <w:rFonts w:ascii="Arial" w:eastAsia="Arial" w:hAnsi="Arial" w:cs="Arial"/>
-          <w:color w:val="1A0808"/>
-        </w:rPr>
-        <w:t xml:space="preserve">, </w:t>
-      </w:r>
-      <w:proofErr w:type="spellStart"/>
-      <w:r>
-        <w:rPr>
-          <w:rFonts w:ascii="Arial" w:eastAsia="Arial" w:hAnsi="Arial" w:cs="Arial"/>
-          <w:color w:val="1A0808"/>
-        </w:rPr>
-        <w:t>user_name</w:t>
-      </w:r>
-      <w:proofErr w:type="spellEnd"/>
-      <w:r>
-        <w:rPr>
-          <w:rFonts w:ascii="Arial" w:eastAsia="Arial" w:hAnsi="Arial" w:cs="Arial"/>
-          <w:color w:val="1A0808"/>
-        </w:rPr>
-        <w:t xml:space="preserve"> in </w:t>
-      </w:r>
-      <w:proofErr w:type="spellStart"/>
-      <w:r>
-        <w:rPr>
-          <w:rFonts w:ascii="Arial" w:eastAsia="Arial" w:hAnsi="Arial" w:cs="Arial"/>
-          <w:color w:val="1A0808"/>
-        </w:rPr>
-        <w:t>localStorage</w:t>
-      </w:r>
-      <w:proofErr w:type="spellEnd"/>
+        <w:t>Frontend stores: access_token, user_role, user_name in localStorage</w:t>
+      </w:r>
     </w:p>
     <w:p>
       <w:pPr>
@@ -8855,23 +7105,7 @@
           <w:rFonts w:ascii="Arial" w:eastAsia="Arial" w:hAnsi="Arial" w:cs="Arial"/>
           <w:color w:val="1A0808"/>
         </w:rPr>
-        <w:t>Token payload contains: sub (</w:t>
-      </w:r>
-      <w:proofErr w:type="spellStart"/>
-      <w:r>
-        <w:rPr>
-          <w:rFonts w:ascii="Arial" w:eastAsia="Arial" w:hAnsi="Arial" w:cs="Arial"/>
-          <w:color w:val="1A0808"/>
-        </w:rPr>
-        <w:t>user_id</w:t>
-      </w:r>
-      <w:proofErr w:type="spellEnd"/>
-      <w:r>
-        <w:rPr>
-          <w:rFonts w:ascii="Arial" w:eastAsia="Arial" w:hAnsi="Arial" w:cs="Arial"/>
-          <w:color w:val="1A0808"/>
-        </w:rPr>
-        <w:t>), role</w:t>
+        <w:t>Token payload contains: sub (user_id), role</w:t>
       </w:r>
     </w:p>
     <w:p>
@@ -8883,53 +7117,12 @@
         </w:numPr>
         <w:spacing w:before="40" w:after="40"/>
       </w:pPr>
-      <w:proofErr w:type="spellStart"/>
-      <w:r>
-        <w:rPr>
-          <w:rFonts w:ascii="Arial" w:eastAsia="Arial" w:hAnsi="Arial" w:cs="Arial"/>
-          <w:color w:val="1A0808"/>
-        </w:rPr>
-        <w:t>ProtectedRoute</w:t>
-      </w:r>
-      <w:proofErr w:type="spellEnd"/>
-      <w:r>
-        <w:rPr>
-          <w:rFonts w:ascii="Arial" w:eastAsia="Arial" w:hAnsi="Arial" w:cs="Arial"/>
-          <w:color w:val="1A0808"/>
-        </w:rPr>
-        <w:t xml:space="preserve"> checks </w:t>
-      </w:r>
-      <w:proofErr w:type="spellStart"/>
-      <w:r>
-        <w:rPr>
-          <w:rFonts w:ascii="Arial" w:eastAsia="Arial" w:hAnsi="Arial" w:cs="Arial"/>
-          <w:color w:val="1A0808"/>
-        </w:rPr>
-        <w:t>localStorage</w:t>
-      </w:r>
-      <w:proofErr w:type="spellEnd"/>
-      <w:r>
-        <w:rPr>
-          <w:rFonts w:ascii="Arial" w:eastAsia="Arial" w:hAnsi="Arial" w:cs="Arial"/>
-          <w:color w:val="1A0808"/>
-        </w:rPr>
-        <w:t>('</w:t>
-      </w:r>
-      <w:proofErr w:type="spellStart"/>
-      <w:r>
-        <w:rPr>
-          <w:rFonts w:ascii="Arial" w:eastAsia="Arial" w:hAnsi="Arial" w:cs="Arial"/>
-          <w:color w:val="1A0808"/>
-        </w:rPr>
-        <w:t>access_token</w:t>
-      </w:r>
-      <w:proofErr w:type="spellEnd"/>
-      <w:r>
-        <w:rPr>
-          <w:rFonts w:ascii="Arial" w:eastAsia="Arial" w:hAnsi="Arial" w:cs="Arial"/>
-          <w:color w:val="1A0808"/>
-        </w:rPr>
-        <w:t>') — redirects to / if missing</w:t>
+      <w:r>
+        <w:rPr>
+          <w:rFonts w:ascii="Arial" w:eastAsia="Arial" w:hAnsi="Arial" w:cs="Arial"/>
+          <w:color w:val="1A0808"/>
+        </w:rPr>
+        <w:t>ProtectedRoute checks localStorage('access_token') — redirects to / if missing</w:t>
       </w:r>
     </w:p>
     <w:p>
@@ -8946,23 +7139,7 @@
           <w:rFonts w:ascii="Arial" w:eastAsia="Arial" w:hAnsi="Arial" w:cs="Arial"/>
           <w:color w:val="1A0808"/>
         </w:rPr>
-        <w:t xml:space="preserve">Logout clears all </w:t>
-      </w:r>
-      <w:proofErr w:type="spellStart"/>
-      <w:r>
-        <w:rPr>
-          <w:rFonts w:ascii="Arial" w:eastAsia="Arial" w:hAnsi="Arial" w:cs="Arial"/>
-          <w:color w:val="1A0808"/>
-        </w:rPr>
-        <w:t>localStorage</w:t>
-      </w:r>
-      <w:proofErr w:type="spellEnd"/>
-      <w:r>
-        <w:rPr>
-          <w:rFonts w:ascii="Arial" w:eastAsia="Arial" w:hAnsi="Arial" w:cs="Arial"/>
-          <w:color w:val="1A0808"/>
-        </w:rPr>
-        <w:t xml:space="preserve"> keys</w:t>
+        <w:t>Logout clears all localStorage keys</w:t>
       </w:r>
     </w:p>
     <w:p>
@@ -8974,7 +7151,6 @@
       <w:pPr>
         <w:spacing w:before="200" w:after="80"/>
       </w:pPr>
-      <w:proofErr w:type="spellStart"/>
       <w:r>
         <w:rPr>
           <w:rFonts w:ascii="Arial" w:eastAsia="Arial" w:hAnsi="Arial" w:cs="Arial"/>
@@ -8984,19 +7160,7 @@
           <w:sz w:val="21"/>
           <w:szCs w:val="21"/>
         </w:rPr>
-        <w:t>AppLayout</w:t>
-      </w:r>
-      <w:proofErr w:type="spellEnd"/>
-      <w:r>
-        <w:rPr>
-          <w:rFonts w:ascii="Arial" w:eastAsia="Arial" w:hAnsi="Arial" w:cs="Arial"/>
-          <w:b/>
-          <w:bCs/>
-          <w:color w:val="7A4444"/>
-          <w:sz w:val="21"/>
-          <w:szCs w:val="21"/>
-        </w:rPr>
-        <w:t xml:space="preserve"> Sidebar Behaviour</w:t>
+        <w:t>AppLayout Sidebar Behaviour</w:t>
       </w:r>
     </w:p>
     <w:p>
@@ -9013,39 +7177,7 @@
           <w:rFonts w:ascii="Arial" w:eastAsia="Arial" w:hAnsi="Arial" w:cs="Arial"/>
           <w:color w:val="1A0808"/>
         </w:rPr>
-        <w:t>Queries projects via GET /</w:t>
-      </w:r>
-      <w:proofErr w:type="spellStart"/>
-      <w:r>
-        <w:rPr>
-          <w:rFonts w:ascii="Arial" w:eastAsia="Arial" w:hAnsi="Arial" w:cs="Arial"/>
-          <w:color w:val="1A0808"/>
-        </w:rPr>
-        <w:t>api</w:t>
-      </w:r>
-      <w:proofErr w:type="spellEnd"/>
-      <w:r>
-        <w:rPr>
-          <w:rFonts w:ascii="Arial" w:eastAsia="Arial" w:hAnsi="Arial" w:cs="Arial"/>
-          <w:color w:val="1A0808"/>
-        </w:rPr>
-        <w:t>/v1/projects/my (</w:t>
-      </w:r>
-      <w:proofErr w:type="spellStart"/>
-      <w:r>
-        <w:rPr>
-          <w:rFonts w:ascii="Arial" w:eastAsia="Arial" w:hAnsi="Arial" w:cs="Arial"/>
-          <w:color w:val="1A0808"/>
-        </w:rPr>
-        <w:t>queryKey</w:t>
-      </w:r>
-      <w:proofErr w:type="spellEnd"/>
-      <w:r>
-        <w:rPr>
-          <w:rFonts w:ascii="Arial" w:eastAsia="Arial" w:hAnsi="Arial" w:cs="Arial"/>
-          <w:color w:val="1A0808"/>
-        </w:rPr>
-        <w:t>: ['projects-sidebar'])</w:t>
+        <w:t>Queries projects via GET /api/v1/projects/my (queryKey: ['projects-sidebar'])</w:t>
       </w:r>
     </w:p>
     <w:p>
@@ -9062,39 +7194,7 @@
           <w:rFonts w:ascii="Arial" w:eastAsia="Arial" w:hAnsi="Arial" w:cs="Arial"/>
           <w:color w:val="1A0808"/>
         </w:rPr>
-        <w:t xml:space="preserve">Add Site button (Package icon, white) — </w:t>
-      </w:r>
-      <w:proofErr w:type="spellStart"/>
-      <w:r>
-        <w:rPr>
-          <w:rFonts w:ascii="Arial" w:eastAsia="Arial" w:hAnsi="Arial" w:cs="Arial"/>
-          <w:color w:val="1A0808"/>
-        </w:rPr>
-        <w:t>AddSiteModal</w:t>
-      </w:r>
-      <w:proofErr w:type="spellEnd"/>
-      <w:r>
-        <w:rPr>
-          <w:rFonts w:ascii="Arial" w:eastAsia="Arial" w:hAnsi="Arial" w:cs="Arial"/>
-          <w:color w:val="1A0808"/>
-        </w:rPr>
-        <w:t>, posts to /</w:t>
-      </w:r>
-      <w:proofErr w:type="spellStart"/>
-      <w:r>
-        <w:rPr>
-          <w:rFonts w:ascii="Arial" w:eastAsia="Arial" w:hAnsi="Arial" w:cs="Arial"/>
-          <w:color w:val="1A0808"/>
-        </w:rPr>
-        <w:t>api</w:t>
-      </w:r>
-      <w:proofErr w:type="spellEnd"/>
-      <w:r>
-        <w:rPr>
-          <w:rFonts w:ascii="Arial" w:eastAsia="Arial" w:hAnsi="Arial" w:cs="Arial"/>
-          <w:color w:val="1A0808"/>
-        </w:rPr>
-        <w:t xml:space="preserve">/v1/{endpoint}. </w:t>
+        <w:t xml:space="preserve">Add Site button (Package icon, white) — AddSiteModal, posts to /api/v1/{endpoint}. </w:t>
       </w:r>
     </w:p>
     <w:p>
@@ -9125,23 +7225,7 @@
           <w:rFonts w:ascii="Arial" w:eastAsia="Arial" w:hAnsi="Arial" w:cs="Arial"/>
           <w:color w:val="1A0808"/>
         </w:rPr>
-        <w:t xml:space="preserve">(Layers icon, gold) — </w:t>
-      </w:r>
-      <w:proofErr w:type="spellStart"/>
-      <w:r>
-        <w:rPr>
-          <w:rFonts w:ascii="Arial" w:eastAsia="Arial" w:hAnsi="Arial" w:cs="Arial"/>
-          <w:color w:val="1A0808"/>
-        </w:rPr>
-        <w:t>AddBulkModal</w:t>
-      </w:r>
-      <w:proofErr w:type="spellEnd"/>
-      <w:r>
-        <w:rPr>
-          <w:rFonts w:ascii="Arial" w:eastAsia="Arial" w:hAnsi="Arial" w:cs="Arial"/>
-          <w:color w:val="1A0808"/>
-        </w:rPr>
-        <w:t xml:space="preserve"> step 1: pick </w:t>
+        <w:t xml:space="preserve">(Layers icon, gold) — AddBulkModal step 1: pick </w:t>
       </w:r>
       <w:r>
         <w:rPr>
@@ -9155,23 +7239,7 @@
           <w:rFonts w:ascii="Arial" w:eastAsia="Arial" w:hAnsi="Arial" w:cs="Arial"/>
           <w:color w:val="1A0808"/>
         </w:rPr>
-        <w:t xml:space="preserve">date → POST subproject named </w:t>
-      </w:r>
-      <w:proofErr w:type="spellStart"/>
-      <w:r>
-        <w:rPr>
-          <w:rFonts w:ascii="Arial" w:eastAsia="Arial" w:hAnsi="Arial" w:cs="Arial"/>
-          <w:color w:val="1A0808"/>
-        </w:rPr>
-        <w:t>ddmmyyyy</w:t>
-      </w:r>
-      <w:proofErr w:type="spellEnd"/>
-      <w:r>
-        <w:rPr>
-          <w:rFonts w:ascii="Arial" w:eastAsia="Arial" w:hAnsi="Arial" w:cs="Arial"/>
-          <w:color w:val="1A0808"/>
-        </w:rPr>
-        <w:t>. Step 2: paste sites</w:t>
+        <w:t>date → POST subproject named ddmmyyyy. Step 2: paste sites</w:t>
       </w:r>
       <w:r>
         <w:rPr>
@@ -9202,23 +7270,7 @@
           <w:rFonts w:ascii="Arial" w:eastAsia="Arial" w:hAnsi="Arial" w:cs="Arial"/>
           <w:color w:val="1A0808"/>
         </w:rPr>
-        <w:t xml:space="preserve">Active nav state: Framer Motion spring animation, </w:t>
-      </w:r>
-      <w:proofErr w:type="spellStart"/>
-      <w:r>
-        <w:rPr>
-          <w:rFonts w:ascii="Arial" w:eastAsia="Arial" w:hAnsi="Arial" w:cs="Arial"/>
-          <w:color w:val="1A0808"/>
-        </w:rPr>
-        <w:t>layoutId</w:t>
-      </w:r>
-      <w:proofErr w:type="spellEnd"/>
-      <w:r>
-        <w:rPr>
-          <w:rFonts w:ascii="Arial" w:eastAsia="Arial" w:hAnsi="Arial" w:cs="Arial"/>
-          <w:color w:val="1A0808"/>
-        </w:rPr>
-        <w:t>='nav-indicator'</w:t>
+        <w:t>Active nav state: Framer Motion spring animation, layoutId='nav-indicator'</w:t>
       </w:r>
     </w:p>
     <w:p>
@@ -9283,23 +7335,7 @@
           <w:rFonts w:ascii="Arial" w:eastAsia="Arial" w:hAnsi="Arial" w:cs="Arial"/>
           <w:color w:val="1A0808"/>
         </w:rPr>
-        <w:t xml:space="preserve">All job list responses are paginated: { total, page, </w:t>
-      </w:r>
-      <w:proofErr w:type="spellStart"/>
-      <w:r>
-        <w:rPr>
-          <w:rFonts w:ascii="Arial" w:eastAsia="Arial" w:hAnsi="Arial" w:cs="Arial"/>
-          <w:color w:val="1A0808"/>
-        </w:rPr>
-        <w:t>page_size</w:t>
-      </w:r>
-      <w:proofErr w:type="spellEnd"/>
-      <w:r>
-        <w:rPr>
-          <w:rFonts w:ascii="Arial" w:eastAsia="Arial" w:hAnsi="Arial" w:cs="Arial"/>
-          <w:color w:val="1A0808"/>
-        </w:rPr>
-        <w:t>, pages, items[] }</w:t>
+        <w:t>All job list responses are paginated: { total, page, page_size, pages, items[] }</w:t>
       </w:r>
     </w:p>
     <w:p>
@@ -9316,39 +7352,7 @@
           <w:rFonts w:ascii="Arial" w:eastAsia="Arial" w:hAnsi="Arial" w:cs="Arial"/>
           <w:color w:val="1A0808"/>
         </w:rPr>
-        <w:t xml:space="preserve">Always read from </w:t>
-      </w:r>
-      <w:proofErr w:type="spellStart"/>
-      <w:r>
-        <w:rPr>
-          <w:rFonts w:ascii="Arial" w:eastAsia="Arial" w:hAnsi="Arial" w:cs="Arial"/>
-          <w:color w:val="1A0808"/>
-        </w:rPr>
-        <w:t>res.data.items</w:t>
-      </w:r>
-      <w:proofErr w:type="spellEnd"/>
-      <w:r>
-        <w:rPr>
-          <w:rFonts w:ascii="Arial" w:eastAsia="Arial" w:hAnsi="Arial" w:cs="Arial"/>
-          <w:color w:val="1A0808"/>
-        </w:rPr>
-        <w:t xml:space="preserve"> — never </w:t>
-      </w:r>
-      <w:proofErr w:type="spellStart"/>
-      <w:r>
-        <w:rPr>
-          <w:rFonts w:ascii="Arial" w:eastAsia="Arial" w:hAnsi="Arial" w:cs="Arial"/>
-          <w:color w:val="1A0808"/>
-        </w:rPr>
-        <w:t>res.data</w:t>
-      </w:r>
-      <w:proofErr w:type="spellEnd"/>
-      <w:r>
-        <w:rPr>
-          <w:rFonts w:ascii="Arial" w:eastAsia="Arial" w:hAnsi="Arial" w:cs="Arial"/>
-          <w:color w:val="1A0808"/>
-        </w:rPr>
-        <w:t xml:space="preserve"> directly</w:t>
+        <w:t>Always read from res.data.items — never res.data directly</w:t>
       </w:r>
     </w:p>
     <w:p>
@@ -9360,37 +7364,12 @@
         </w:numPr>
         <w:spacing w:before="40" w:after="40"/>
       </w:pPr>
-      <w:proofErr w:type="spellStart"/>
-      <w:r>
-        <w:rPr>
-          <w:rFonts w:ascii="Arial" w:eastAsia="Arial" w:hAnsi="Arial" w:cs="Arial"/>
-          <w:color w:val="1A0808"/>
-        </w:rPr>
-        <w:t>page_size</w:t>
-      </w:r>
-      <w:proofErr w:type="spellEnd"/>
-      <w:r>
-        <w:rPr>
-          <w:rFonts w:ascii="Arial" w:eastAsia="Arial" w:hAnsi="Arial" w:cs="Arial"/>
-          <w:color w:val="1A0808"/>
-        </w:rPr>
-        <w:t xml:space="preserve"> max is 200 — sending 500 returns 422 </w:t>
-      </w:r>
-      <w:proofErr w:type="spellStart"/>
-      <w:r>
-        <w:rPr>
-          <w:rFonts w:ascii="Arial" w:eastAsia="Arial" w:hAnsi="Arial" w:cs="Arial"/>
-          <w:color w:val="1A0808"/>
-        </w:rPr>
-        <w:t>Unprocessable</w:t>
-      </w:r>
-      <w:proofErr w:type="spellEnd"/>
-      <w:r>
-        <w:rPr>
-          <w:rFonts w:ascii="Arial" w:eastAsia="Arial" w:hAnsi="Arial" w:cs="Arial"/>
-          <w:color w:val="1A0808"/>
-        </w:rPr>
-        <w:t xml:space="preserve"> Entity</w:t>
+      <w:r>
+        <w:rPr>
+          <w:rFonts w:ascii="Arial" w:eastAsia="Arial" w:hAnsi="Arial" w:cs="Arial"/>
+          <w:color w:val="1A0808"/>
+        </w:rPr>
+        <w:t>page_size max is 200 — sending 500 returns 422 Unprocessable Entity</w:t>
       </w:r>
     </w:p>
     <w:p>
@@ -9429,55 +7408,7 @@
           <w:color w:val="1A0808"/>
         </w:rPr>
         <w:lastRenderedPageBreak/>
-        <w:t>_</w:t>
-      </w:r>
-      <w:proofErr w:type="spellStart"/>
-      <w:r>
-        <w:rPr>
-          <w:rFonts w:ascii="Arial" w:eastAsia="Arial" w:hAnsi="Arial" w:cs="Arial"/>
-          <w:color w:val="1A0808"/>
-        </w:rPr>
-        <w:t>enrich_job</w:t>
-      </w:r>
-      <w:proofErr w:type="spellEnd"/>
-      <w:r>
-        <w:rPr>
-          <w:rFonts w:ascii="Arial" w:eastAsia="Arial" w:hAnsi="Arial" w:cs="Arial"/>
-          <w:color w:val="1A0808"/>
-        </w:rPr>
-        <w:t xml:space="preserve">() (in every job route) adds </w:t>
-      </w:r>
-      <w:proofErr w:type="spellStart"/>
-      <w:r>
-        <w:rPr>
-          <w:rFonts w:ascii="Arial" w:eastAsia="Arial" w:hAnsi="Arial" w:cs="Arial"/>
-          <w:color w:val="1A0808"/>
-        </w:rPr>
-        <w:t>refunds_received</w:t>
-      </w:r>
-      <w:proofErr w:type="spellEnd"/>
-      <w:r>
-        <w:rPr>
-          <w:rFonts w:ascii="Arial" w:eastAsia="Arial" w:hAnsi="Arial" w:cs="Arial"/>
-          <w:color w:val="1A0808"/>
-        </w:rPr>
-        <w:t xml:space="preserve"> and </w:t>
-      </w:r>
-      <w:proofErr w:type="spellStart"/>
-      <w:r>
-        <w:rPr>
-          <w:rFonts w:ascii="Arial" w:eastAsia="Arial" w:hAnsi="Arial" w:cs="Arial"/>
-          <w:color w:val="1A0808"/>
-        </w:rPr>
-        <w:t>net_paid</w:t>
-      </w:r>
-      <w:proofErr w:type="spellEnd"/>
-      <w:r>
-        <w:rPr>
-          <w:rFonts w:ascii="Arial" w:eastAsia="Arial" w:hAnsi="Arial" w:cs="Arial"/>
-          <w:color w:val="1A0808"/>
-        </w:rPr>
-        <w:t xml:space="preserve"> to all responses</w:t>
+        <w:t>_enrich_job() (in every job route) adds refunds_received and net_paid to all responses</w:t>
       </w:r>
     </w:p>
     <w:p>
@@ -9494,33 +7425,8 @@
           <w:rFonts w:ascii="Arial" w:eastAsia="Arial" w:hAnsi="Arial" w:cs="Arial"/>
           <w:color w:val="1A0808"/>
         </w:rPr>
-        <w:t xml:space="preserve">balance is recalculated as </w:t>
-      </w:r>
-      <w:proofErr w:type="spellStart"/>
-      <w:r>
-        <w:rPr>
-          <w:rFonts w:ascii="Arial" w:eastAsia="Arial" w:hAnsi="Arial" w:cs="Arial"/>
-          <w:color w:val="1A0808"/>
-        </w:rPr>
-        <w:t>job_budget</w:t>
-      </w:r>
-      <w:proofErr w:type="spellEnd"/>
-      <w:r>
-        <w:rPr>
-          <w:rFonts w:ascii="Arial" w:eastAsia="Arial" w:hAnsi="Arial" w:cs="Arial"/>
-          <w:color w:val="1A0808"/>
-        </w:rPr>
-        <w:t xml:space="preserve"> - </w:t>
-      </w:r>
-      <w:proofErr w:type="spellStart"/>
-      <w:r>
-        <w:rPr>
-          <w:rFonts w:ascii="Arial" w:eastAsia="Arial" w:hAnsi="Arial" w:cs="Arial"/>
-          <w:color w:val="1A0808"/>
-        </w:rPr>
-        <w:t>net_paid</w:t>
-      </w:r>
-      <w:proofErr w:type="spellEnd"/>
+        <w:t>balance is recalculated as job_budget - net_paid</w:t>
+      </w:r>
     </w:p>
     <w:p>
       <w:pPr>
@@ -9531,37 +7437,12 @@
         </w:numPr>
         <w:spacing w:before="40" w:after="40"/>
       </w:pPr>
-      <w:proofErr w:type="spellStart"/>
-      <w:r>
-        <w:rPr>
-          <w:rFonts w:ascii="Arial" w:eastAsia="Arial" w:hAnsi="Arial" w:cs="Arial"/>
-          <w:color w:val="1A0808"/>
-        </w:rPr>
-        <w:t>base_budget</w:t>
-      </w:r>
-      <w:proofErr w:type="spellEnd"/>
-      <w:r>
-        <w:rPr>
-          <w:rFonts w:ascii="Arial" w:eastAsia="Arial" w:hAnsi="Arial" w:cs="Arial"/>
-          <w:color w:val="1A0808"/>
-        </w:rPr>
-        <w:t xml:space="preserve"> field = Budget in UI. </w:t>
-      </w:r>
-      <w:proofErr w:type="spellStart"/>
-      <w:r>
-        <w:rPr>
-          <w:rFonts w:ascii="Arial" w:eastAsia="Arial" w:hAnsi="Arial" w:cs="Arial"/>
-          <w:color w:val="1A0808"/>
-        </w:rPr>
-        <w:t>job_budget</w:t>
-      </w:r>
-      <w:proofErr w:type="spellEnd"/>
-      <w:r>
-        <w:rPr>
-          <w:rFonts w:ascii="Arial" w:eastAsia="Arial" w:hAnsi="Arial" w:cs="Arial"/>
-          <w:color w:val="1A0808"/>
-        </w:rPr>
-        <w:t xml:space="preserve"> field = Cost in UI</w:t>
+      <w:r>
+        <w:rPr>
+          <w:rFonts w:ascii="Arial" w:eastAsia="Arial" w:hAnsi="Arial" w:cs="Arial"/>
+          <w:color w:val="1A0808"/>
+        </w:rPr>
+        <w:t>base_budget field = Budget in UI. job_budget field = Cost in UI</w:t>
       </w:r>
     </w:p>
     <w:p>
@@ -9582,18 +7463,7 @@
           <w:sz w:val="21"/>
           <w:szCs w:val="21"/>
         </w:rPr>
-        <w:t>Site</w:t>
-      </w:r>
-      <w:r>
-        <w:rPr>
-          <w:rFonts w:ascii="Arial" w:eastAsia="Arial" w:hAnsi="Arial" w:cs="Arial"/>
-          <w:b/>
-          <w:bCs/>
-          <w:color w:val="7A4444"/>
-          <w:sz w:val="21"/>
-          <w:szCs w:val="21"/>
-        </w:rPr>
-        <w:t xml:space="preserve"> Create Schema — Shared Core Fields</w:t>
+        <w:t>Site Create Schema — Shared Core Fields</w:t>
       </w:r>
     </w:p>
     <w:p>
@@ -9645,12 +7515,6 @@
         <w:gridCol w:w="5560"/>
       </w:tblGrid>
       <w:tr>
-        <w:tblPrEx>
-          <w:tblCellMar>
-            <w:top w:w="0" w:type="dxa"/>
-            <w:bottom w:w="0" w:type="dxa"/>
-          </w:tblCellMar>
-        </w:tblPrEx>
         <w:tc>
           <w:tcPr>
             <w:tcW w:w="2400" w:type="dxa"/>
@@ -9746,12 +7610,6 @@
         </w:tc>
       </w:tr>
       <w:tr>
-        <w:tblPrEx>
-          <w:tblCellMar>
-            <w:top w:w="0" w:type="dxa"/>
-            <w:bottom w:w="0" w:type="dxa"/>
-          </w:tblCellMar>
-        </w:tblPrEx>
         <w:tc>
           <w:tcPr>
             <w:tcW w:w="2400" w:type="dxa"/>
@@ -9770,7 +7628,6 @@
             </w:tcMar>
           </w:tcPr>
           <w:p>
-            <w:proofErr w:type="spellStart"/>
             <w:r>
               <w:rPr>
                 <w:rFonts w:ascii="Arial" w:eastAsia="Arial" w:hAnsi="Arial" w:cs="Arial"/>
@@ -9780,7 +7637,6 @@
               </w:rPr>
               <w:t>project_id</w:t>
             </w:r>
-            <w:proofErr w:type="spellEnd"/>
           </w:p>
         </w:tc>
         <w:tc>
@@ -9843,12 +7699,6 @@
         </w:tc>
       </w:tr>
       <w:tr>
-        <w:tblPrEx>
-          <w:tblCellMar>
-            <w:top w:w="0" w:type="dxa"/>
-            <w:bottom w:w="0" w:type="dxa"/>
-          </w:tblCellMar>
-        </w:tblPrEx>
         <w:tc>
           <w:tcPr>
             <w:tcW w:w="2400" w:type="dxa"/>
@@ -9867,7 +7717,6 @@
             </w:tcMar>
           </w:tcPr>
           <w:p>
-            <w:proofErr w:type="spellStart"/>
             <w:r>
               <w:rPr>
                 <w:rFonts w:ascii="Arial" w:eastAsia="Arial" w:hAnsi="Arial" w:cs="Arial"/>
@@ -9877,7 +7726,6 @@
               </w:rPr>
               <w:t>sub_project_id</w:t>
             </w:r>
-            <w:proofErr w:type="spellEnd"/>
           </w:p>
         </w:tc>
         <w:tc>
@@ -9940,12 +7788,6 @@
         </w:tc>
       </w:tr>
       <w:tr>
-        <w:tblPrEx>
-          <w:tblCellMar>
-            <w:top w:w="0" w:type="dxa"/>
-            <w:bottom w:w="0" w:type="dxa"/>
-          </w:tblCellMar>
-        </w:tblPrEx>
         <w:tc>
           <w:tcPr>
             <w:tcW w:w="2400" w:type="dxa"/>
@@ -9964,7 +7806,6 @@
             </w:tcMar>
           </w:tcPr>
           <w:p>
-            <w:proofErr w:type="spellStart"/>
             <w:r>
               <w:rPr>
                 <w:rFonts w:ascii="Arial" w:eastAsia="Arial" w:hAnsi="Arial" w:cs="Arial"/>
@@ -9974,7 +7815,6 @@
               </w:rPr>
               <w:t>ckt_id</w:t>
             </w:r>
-            <w:proofErr w:type="spellEnd"/>
           </w:p>
         </w:tc>
         <w:tc>
@@ -10046,12 +7886,6 @@
         </w:tc>
       </w:tr>
       <w:tr>
-        <w:tblPrEx>
-          <w:tblCellMar>
-            <w:top w:w="0" w:type="dxa"/>
-            <w:bottom w:w="0" w:type="dxa"/>
-          </w:tblCellMar>
-        </w:tblPrEx>
         <w:tc>
           <w:tcPr>
             <w:tcW w:w="2400" w:type="dxa"/>
@@ -10070,7 +7904,6 @@
             </w:tcMar>
           </w:tcPr>
           <w:p>
-            <w:proofErr w:type="spellStart"/>
             <w:r>
               <w:rPr>
                 <w:rFonts w:ascii="Arial" w:eastAsia="Arial" w:hAnsi="Arial" w:cs="Arial"/>
@@ -10080,7 +7913,6 @@
               </w:rPr>
               <w:t>receiving_date</w:t>
             </w:r>
-            <w:proofErr w:type="spellEnd"/>
           </w:p>
         </w:tc>
         <w:tc>
@@ -10143,12 +7975,6 @@
         </w:tc>
       </w:tr>
       <w:tr>
-        <w:tblPrEx>
-          <w:tblCellMar>
-            <w:top w:w="0" w:type="dxa"/>
-            <w:bottom w:w="0" w:type="dxa"/>
-          </w:tblCellMar>
-        </w:tblPrEx>
         <w:tc>
           <w:tcPr>
             <w:tcW w:w="2400" w:type="dxa"/>
@@ -10238,12 +8064,6 @@
         </w:tc>
       </w:tr>
       <w:tr>
-        <w:tblPrEx>
-          <w:tblCellMar>
-            <w:top w:w="0" w:type="dxa"/>
-            <w:bottom w:w="0" w:type="dxa"/>
-          </w:tblCellMar>
-        </w:tblPrEx>
         <w:tc>
           <w:tcPr>
             <w:tcW w:w="2400" w:type="dxa"/>
@@ -10262,7 +8082,6 @@
             </w:tcMar>
           </w:tcPr>
           <w:p>
-            <w:proofErr w:type="spellStart"/>
             <w:r>
               <w:rPr>
                 <w:rFonts w:ascii="Arial" w:eastAsia="Arial" w:hAnsi="Arial" w:cs="Arial"/>
@@ -10272,7 +8091,6 @@
               </w:rPr>
               <w:t>height_m</w:t>
             </w:r>
-            <w:proofErr w:type="spellEnd"/>
           </w:p>
         </w:tc>
         <w:tc>
@@ -10335,12 +8153,6 @@
         </w:tc>
       </w:tr>
       <w:tr>
-        <w:tblPrEx>
-          <w:tblCellMar>
-            <w:top w:w="0" w:type="dxa"/>
-            <w:bottom w:w="0" w:type="dxa"/>
-          </w:tblCellMar>
-        </w:tblPrEx>
         <w:tc>
           <w:tcPr>
             <w:tcW w:w="2400" w:type="dxa"/>
@@ -10430,12 +8242,6 @@
         </w:tc>
       </w:tr>
       <w:tr>
-        <w:tblPrEx>
-          <w:tblCellMar>
-            <w:top w:w="0" w:type="dxa"/>
-            <w:bottom w:w="0" w:type="dxa"/>
-          </w:tblCellMar>
-        </w:tblPrEx>
         <w:tc>
           <w:tcPr>
             <w:tcW w:w="2400" w:type="dxa"/>
@@ -10534,7 +8340,6 @@
       <w:pPr>
         <w:spacing w:before="200" w:after="80"/>
       </w:pPr>
-      <w:proofErr w:type="spellStart"/>
       <w:r>
         <w:rPr>
           <w:rFonts w:ascii="Arial" w:eastAsia="Arial" w:hAnsi="Arial" w:cs="Arial"/>
@@ -10544,19 +8349,7 @@
           <w:sz w:val="21"/>
           <w:szCs w:val="21"/>
         </w:rPr>
-        <w:t>SubProject</w:t>
-      </w:r>
-      <w:proofErr w:type="spellEnd"/>
-      <w:r>
-        <w:rPr>
-          <w:rFonts w:ascii="Arial" w:eastAsia="Arial" w:hAnsi="Arial" w:cs="Arial"/>
-          <w:b/>
-          <w:bCs/>
-          <w:color w:val="7A4444"/>
-          <w:sz w:val="21"/>
-          <w:szCs w:val="21"/>
-        </w:rPr>
-        <w:t xml:space="preserve"> Rules</w:t>
+        <w:t>SubProject Rules</w:t>
       </w:r>
     </w:p>
     <w:p>
@@ -10573,23 +8366,7 @@
           <w:rFonts w:ascii="Arial" w:eastAsia="Arial" w:hAnsi="Arial" w:cs="Arial"/>
           <w:color w:val="1A0808"/>
         </w:rPr>
-        <w:t xml:space="preserve">Bulk subprojects are named </w:t>
-      </w:r>
-      <w:proofErr w:type="spellStart"/>
-      <w:r>
-        <w:rPr>
-          <w:rFonts w:ascii="Arial" w:eastAsia="Arial" w:hAnsi="Arial" w:cs="Arial"/>
-          <w:color w:val="1A0808"/>
-        </w:rPr>
-        <w:t>ddmmyyyy</w:t>
-      </w:r>
-      <w:proofErr w:type="spellEnd"/>
-      <w:r>
-        <w:rPr>
-          <w:rFonts w:ascii="Arial" w:eastAsia="Arial" w:hAnsi="Arial" w:cs="Arial"/>
-          <w:color w:val="1A0808"/>
-        </w:rPr>
-        <w:t xml:space="preserve"> (e.g. 22082025) representing receiving date</w:t>
+        <w:t>Bulk subprojects are named ddmmyyyy (e.g. 22082025) representing receiving date</w:t>
       </w:r>
       <w:r>
         <w:rPr>
@@ -10613,49 +8390,8 @@
           <w:rFonts w:ascii="Arial" w:eastAsia="Arial" w:hAnsi="Arial" w:cs="Arial"/>
           <w:color w:val="1A0808"/>
         </w:rPr>
-        <w:t xml:space="preserve">Project view shows only </w:t>
-      </w:r>
-      <w:proofErr w:type="spellStart"/>
-      <w:r>
-        <w:rPr>
-          <w:rFonts w:ascii="Arial" w:eastAsia="Arial" w:hAnsi="Arial" w:cs="Arial"/>
-          <w:color w:val="1A0808"/>
-        </w:rPr>
-        <w:t>adhoc</w:t>
-      </w:r>
-      <w:proofErr w:type="spellEnd"/>
-      <w:r>
-        <w:rPr>
-          <w:rFonts w:ascii="Arial" w:eastAsia="Arial" w:hAnsi="Arial" w:cs="Arial"/>
-          <w:color w:val="1A0808"/>
-        </w:rPr>
-        <w:t xml:space="preserve"> jobs — filtered by </w:t>
-      </w:r>
-      <w:proofErr w:type="spellStart"/>
-      <w:r>
-        <w:rPr>
-          <w:rFonts w:ascii="Arial" w:eastAsia="Arial" w:hAnsi="Arial" w:cs="Arial"/>
-          <w:color w:val="1A0808"/>
-        </w:rPr>
-        <w:t>adhoc</w:t>
-      </w:r>
-      <w:proofErr w:type="spellEnd"/>
-      <w:r>
-        <w:rPr>
-          <w:rFonts w:ascii="Arial" w:eastAsia="Arial" w:hAnsi="Arial" w:cs="Arial"/>
-          <w:color w:val="1A0808"/>
-        </w:rPr>
-        <w:t xml:space="preserve"> </w:t>
-      </w:r>
-      <w:proofErr w:type="spellStart"/>
-      <w:r>
-        <w:rPr>
-          <w:rFonts w:ascii="Arial" w:eastAsia="Arial" w:hAnsi="Arial" w:cs="Arial"/>
-          <w:color w:val="1A0808"/>
-        </w:rPr>
-        <w:t>sub_project_id</w:t>
-      </w:r>
-      <w:proofErr w:type="spellEnd"/>
+        <w:t>Project view shows only adhoc jobs — filtered by adhoc sub_project_id</w:t>
+      </w:r>
     </w:p>
     <w:p>
       <w:pPr>
@@ -10671,33 +8407,8 @@
           <w:rFonts w:ascii="Arial" w:eastAsia="Arial" w:hAnsi="Arial" w:cs="Arial"/>
           <w:color w:val="1A0808"/>
         </w:rPr>
-        <w:t xml:space="preserve">Bulk batch view (with </w:t>
-      </w:r>
-      <w:proofErr w:type="spellStart"/>
-      <w:r>
-        <w:rPr>
-          <w:rFonts w:ascii="Arial" w:eastAsia="Arial" w:hAnsi="Arial" w:cs="Arial"/>
-          <w:color w:val="1A0808"/>
-        </w:rPr>
-        <w:t>subProjectId</w:t>
-      </w:r>
-      <w:proofErr w:type="spellEnd"/>
-      <w:r>
-        <w:rPr>
-          <w:rFonts w:ascii="Arial" w:eastAsia="Arial" w:hAnsi="Arial" w:cs="Arial"/>
-          <w:color w:val="1A0808"/>
-        </w:rPr>
-        <w:t xml:space="preserve">) shows all jobs for that </w:t>
-      </w:r>
-      <w:proofErr w:type="spellStart"/>
-      <w:r>
-        <w:rPr>
-          <w:rFonts w:ascii="Arial" w:eastAsia="Arial" w:hAnsi="Arial" w:cs="Arial"/>
-          <w:color w:val="1A0808"/>
-        </w:rPr>
-        <w:t>sub_project_id</w:t>
-      </w:r>
-      <w:proofErr w:type="spellEnd"/>
+        <w:t>Bulk batch view (with subProjectId) shows all jobs for that sub_project_id</w:t>
+      </w:r>
     </w:p>
     <w:p>
       <w:pPr>
@@ -10734,55 +8445,7 @@
           <w:rFonts w:ascii="Arial" w:eastAsia="Arial" w:hAnsi="Arial" w:cs="Arial"/>
           <w:color w:val="1A0808"/>
         </w:rPr>
-        <w:t xml:space="preserve">Staged jobs live in </w:t>
-      </w:r>
-      <w:proofErr w:type="spellStart"/>
-      <w:r>
-        <w:rPr>
-          <w:rFonts w:ascii="Arial" w:eastAsia="Arial" w:hAnsi="Arial" w:cs="Arial"/>
-          <w:color w:val="1A0808"/>
-        </w:rPr>
-        <w:t>staged_ma</w:t>
-      </w:r>
-      <w:proofErr w:type="spellEnd"/>
-      <w:r>
-        <w:rPr>
-          <w:rFonts w:ascii="Arial" w:eastAsia="Arial" w:hAnsi="Arial" w:cs="Arial"/>
-          <w:color w:val="1A0808"/>
-        </w:rPr>
-        <w:t xml:space="preserve"> / </w:t>
-      </w:r>
-      <w:proofErr w:type="spellStart"/>
-      <w:r>
-        <w:rPr>
-          <w:rFonts w:ascii="Arial" w:eastAsia="Arial" w:hAnsi="Arial" w:cs="Arial"/>
-          <w:color w:val="1A0808"/>
-        </w:rPr>
-        <w:t>staged_mc</w:t>
-      </w:r>
-      <w:proofErr w:type="spellEnd"/>
-      <w:r>
-        <w:rPr>
-          <w:rFonts w:ascii="Arial" w:eastAsia="Arial" w:hAnsi="Arial" w:cs="Arial"/>
-          <w:color w:val="1A0808"/>
-        </w:rPr>
-        <w:t xml:space="preserve"> / </w:t>
-      </w:r>
-      <w:proofErr w:type="spellStart"/>
-      <w:r>
-        <w:rPr>
-          <w:rFonts w:ascii="Arial" w:eastAsia="Arial" w:hAnsi="Arial" w:cs="Arial"/>
-          <w:color w:val="1A0808"/>
-        </w:rPr>
-        <w:t>staged_md</w:t>
-      </w:r>
-      <w:proofErr w:type="spellEnd"/>
-      <w:r>
-        <w:rPr>
-          <w:rFonts w:ascii="Arial" w:eastAsia="Arial" w:hAnsi="Arial" w:cs="Arial"/>
-          <w:color w:val="1A0808"/>
-        </w:rPr>
-        <w:t xml:space="preserve"> tables</w:t>
+        <w:t>Staged jobs live in staged_ma / staged_mc / staged_md tables</w:t>
       </w:r>
     </w:p>
     <w:p>
@@ -10794,37 +8457,12 @@
         </w:numPr>
         <w:spacing w:before="40" w:after="40"/>
       </w:pPr>
-      <w:proofErr w:type="spellStart"/>
-      <w:r>
-        <w:rPr>
-          <w:rFonts w:ascii="Arial" w:eastAsia="Arial" w:hAnsi="Arial" w:cs="Arial"/>
-          <w:color w:val="1A0808"/>
-        </w:rPr>
-        <w:t>StagedStatus</w:t>
-      </w:r>
-      <w:proofErr w:type="spellEnd"/>
-      <w:r>
-        <w:rPr>
-          <w:rFonts w:ascii="Arial" w:eastAsia="Arial" w:hAnsi="Arial" w:cs="Arial"/>
-          <w:color w:val="1A0808"/>
-        </w:rPr>
-        <w:t xml:space="preserve"> </w:t>
-      </w:r>
-      <w:proofErr w:type="spellStart"/>
-      <w:r>
-        <w:rPr>
-          <w:rFonts w:ascii="Arial" w:eastAsia="Arial" w:hAnsi="Arial" w:cs="Arial"/>
-          <w:color w:val="1A0808"/>
-        </w:rPr>
-        <w:t>enum</w:t>
-      </w:r>
-      <w:proofErr w:type="spellEnd"/>
-      <w:r>
-        <w:rPr>
-          <w:rFonts w:ascii="Arial" w:eastAsia="Arial" w:hAnsi="Arial" w:cs="Arial"/>
-          <w:color w:val="1A0808"/>
-        </w:rPr>
-        <w:t>: staged | promoted | discarded</w:t>
+      <w:r>
+        <w:rPr>
+          <w:rFonts w:ascii="Arial" w:eastAsia="Arial" w:hAnsi="Arial" w:cs="Arial"/>
+          <w:color w:val="1A0808"/>
+        </w:rPr>
+        <w:t>StagedStatus enum: staged | promoted | discarded</w:t>
       </w:r>
     </w:p>
     <w:p>
@@ -10841,23 +8479,7 @@
           <w:rFonts w:ascii="Arial" w:eastAsia="Arial" w:hAnsi="Arial" w:cs="Arial"/>
           <w:color w:val="1A0808"/>
         </w:rPr>
-        <w:t xml:space="preserve">When promoted, copied to main job tables with </w:t>
-      </w:r>
-      <w:proofErr w:type="spellStart"/>
-      <w:r>
-        <w:rPr>
-          <w:rFonts w:ascii="Arial" w:eastAsia="Arial" w:hAnsi="Arial" w:cs="Arial"/>
-          <w:color w:val="1A0808"/>
-        </w:rPr>
-        <w:t>promoted_job_id</w:t>
-      </w:r>
-      <w:proofErr w:type="spellEnd"/>
-      <w:r>
-        <w:rPr>
-          <w:rFonts w:ascii="Arial" w:eastAsia="Arial" w:hAnsi="Arial" w:cs="Arial"/>
-          <w:color w:val="1A0808"/>
-        </w:rPr>
-        <w:t xml:space="preserve"> linking back</w:t>
+        <w:t>When promoted, copied to main job tables with promoted_job_id linking back</w:t>
       </w:r>
     </w:p>
     <w:p>
@@ -10874,23 +8496,7 @@
           <w:rFonts w:ascii="Arial" w:eastAsia="Arial" w:hAnsi="Arial" w:cs="Arial"/>
           <w:color w:val="1A0808"/>
         </w:rPr>
-        <w:t xml:space="preserve">No staged flag on main job tables — every record is </w:t>
-      </w:r>
-      <w:proofErr w:type="spellStart"/>
-      <w:r>
-        <w:rPr>
-          <w:rFonts w:ascii="Arial" w:eastAsia="Arial" w:hAnsi="Arial" w:cs="Arial"/>
-          <w:color w:val="1A0808"/>
-        </w:rPr>
-        <w:t>adhoc</w:t>
-      </w:r>
-      <w:proofErr w:type="spellEnd"/>
-      <w:r>
-        <w:rPr>
-          <w:rFonts w:ascii="Arial" w:eastAsia="Arial" w:hAnsi="Arial" w:cs="Arial"/>
-          <w:color w:val="1A0808"/>
-        </w:rPr>
-        <w:t xml:space="preserve"> or promoted</w:t>
+        <w:t>No staged flag on main job tables — every record is adhoc or promoted</w:t>
       </w:r>
     </w:p>
     <w:p>
@@ -10947,12 +8553,6 @@
         <w:gridCol w:w="4834"/>
       </w:tblGrid>
       <w:tr>
-        <w:tblPrEx>
-          <w:tblCellMar>
-            <w:top w:w="0" w:type="dxa"/>
-            <w:bottom w:w="0" w:type="dxa"/>
-          </w:tblCellMar>
-        </w:tblPrEx>
         <w:tc>
           <w:tcPr>
             <w:tcW w:w="4400" w:type="dxa"/>
@@ -11017,12 +8617,6 @@
         </w:tc>
       </w:tr>
       <w:tr>
-        <w:tblPrEx>
-          <w:tblCellMar>
-            <w:top w:w="0" w:type="dxa"/>
-            <w:bottom w:w="0" w:type="dxa"/>
-          </w:tblCellMar>
-        </w:tblPrEx>
         <w:tc>
           <w:tcPr>
             <w:tcW w:w="4400" w:type="dxa"/>
@@ -11070,7 +8664,6 @@
             </w:tcMar>
           </w:tcPr>
           <w:p>
-            <w:proofErr w:type="spellStart"/>
             <w:r>
               <w:rPr>
                 <w:rFonts w:ascii="Arial" w:eastAsia="Arial" w:hAnsi="Arial" w:cs="Arial"/>
@@ -11080,17 +8673,10 @@
               </w:rPr>
               <w:t>LoginPage</w:t>
             </w:r>
-            <w:proofErr w:type="spellEnd"/>
           </w:p>
         </w:tc>
       </w:tr>
       <w:tr>
-        <w:tblPrEx>
-          <w:tblCellMar>
-            <w:top w:w="0" w:type="dxa"/>
-            <w:bottom w:w="0" w:type="dxa"/>
-          </w:tblCellMar>
-        </w:tblPrEx>
         <w:tc>
           <w:tcPr>
             <w:tcW w:w="4400" w:type="dxa"/>
@@ -11138,7 +8724,6 @@
             </w:tcMar>
           </w:tcPr>
           <w:p>
-            <w:proofErr w:type="spellStart"/>
             <w:r>
               <w:rPr>
                 <w:rFonts w:ascii="Arial" w:eastAsia="Arial" w:hAnsi="Arial" w:cs="Arial"/>
@@ -11148,17 +8733,10 @@
               </w:rPr>
               <w:t>DashboardPage</w:t>
             </w:r>
-            <w:proofErr w:type="spellEnd"/>
           </w:p>
         </w:tc>
       </w:tr>
       <w:tr>
-        <w:tblPrEx>
-          <w:tblCellMar>
-            <w:top w:w="0" w:type="dxa"/>
-            <w:bottom w:w="0" w:type="dxa"/>
-          </w:tblCellMar>
-        </w:tblPrEx>
         <w:tc>
           <w:tcPr>
             <w:tcW w:w="4400" w:type="dxa"/>
@@ -11184,17 +8762,7 @@
                 <w:sz w:val="19"/>
                 <w:szCs w:val="19"/>
               </w:rPr>
-              <w:t>/projects/:</w:t>
-            </w:r>
-            <w:proofErr w:type="spellStart"/>
-            <w:r>
-              <w:rPr>
-                <w:rFonts w:ascii="Arial" w:eastAsia="Arial" w:hAnsi="Arial" w:cs="Arial"/>
-                <w:color w:val="1A0808"/>
-                <w:sz w:val="19"/>
-                <w:szCs w:val="19"/>
-              </w:rPr>
-              <w:t>project</w:t>
+              <w:t>/projects/:project</w:t>
             </w:r>
             <w:r>
               <w:rPr>
@@ -11205,7 +8773,6 @@
               </w:rPr>
               <w:t>_id</w:t>
             </w:r>
-            <w:proofErr w:type="spellEnd"/>
           </w:p>
         </w:tc>
         <w:tc>
@@ -11226,7 +8793,6 @@
             </w:tcMar>
           </w:tcPr>
           <w:p>
-            <w:proofErr w:type="spellStart"/>
             <w:r>
               <w:rPr>
                 <w:rFonts w:ascii="Arial" w:eastAsia="Arial" w:hAnsi="Arial" w:cs="Arial"/>
@@ -11236,17 +8802,10 @@
               </w:rPr>
               <w:t>ProjectDetailPage</w:t>
             </w:r>
-            <w:proofErr w:type="spellEnd"/>
           </w:p>
         </w:tc>
       </w:tr>
       <w:tr>
-        <w:tblPrEx>
-          <w:tblCellMar>
-            <w:top w:w="0" w:type="dxa"/>
-            <w:bottom w:w="0" w:type="dxa"/>
-          </w:tblCellMar>
-        </w:tblPrEx>
         <w:tc>
           <w:tcPr>
             <w:tcW w:w="4400" w:type="dxa"/>
@@ -11272,17 +8831,7 @@
                 <w:sz w:val="19"/>
                 <w:szCs w:val="19"/>
               </w:rPr>
-              <w:t>/projects/:</w:t>
-            </w:r>
-            <w:proofErr w:type="spellStart"/>
-            <w:r>
-              <w:rPr>
-                <w:rFonts w:ascii="Arial" w:eastAsia="Arial" w:hAnsi="Arial" w:cs="Arial"/>
-                <w:color w:val="1A0808"/>
-                <w:sz w:val="19"/>
-                <w:szCs w:val="19"/>
-              </w:rPr>
-              <w:t>projec</w:t>
+              <w:t>/projects/:projec</w:t>
             </w:r>
             <w:r>
               <w:rPr>
@@ -11300,65 +8849,44 @@
                 <w:sz w:val="19"/>
                 <w:szCs w:val="19"/>
               </w:rPr>
+              <w:t>d/sub/:sub</w:t>
+            </w:r>
+            <w:r>
+              <w:rPr>
+                <w:rFonts w:ascii="Arial" w:eastAsia="Arial" w:hAnsi="Arial" w:cs="Arial"/>
+                <w:color w:val="1A0808"/>
+                <w:sz w:val="19"/>
+                <w:szCs w:val="19"/>
+              </w:rPr>
+              <w:t>p</w:t>
+            </w:r>
+            <w:r>
+              <w:rPr>
+                <w:rFonts w:ascii="Arial" w:eastAsia="Arial" w:hAnsi="Arial" w:cs="Arial"/>
+                <w:color w:val="1A0808"/>
+                <w:sz w:val="19"/>
+                <w:szCs w:val="19"/>
+              </w:rPr>
+              <w:t>roject</w:t>
+            </w:r>
+            <w:r>
+              <w:rPr>
+                <w:rFonts w:ascii="Arial" w:eastAsia="Arial" w:hAnsi="Arial" w:cs="Arial"/>
+                <w:color w:val="1A0808"/>
+                <w:sz w:val="19"/>
+                <w:szCs w:val="19"/>
+              </w:rPr>
+              <w:t>_i</w:t>
+            </w:r>
+            <w:r>
+              <w:rPr>
+                <w:rFonts w:ascii="Arial" w:eastAsia="Arial" w:hAnsi="Arial" w:cs="Arial"/>
+                <w:color w:val="1A0808"/>
+                <w:sz w:val="19"/>
+                <w:szCs w:val="19"/>
+              </w:rPr>
               <w:t>d</w:t>
             </w:r>
-            <w:proofErr w:type="spellEnd"/>
-            <w:r>
-              <w:rPr>
-                <w:rFonts w:ascii="Arial" w:eastAsia="Arial" w:hAnsi="Arial" w:cs="Arial"/>
-                <w:color w:val="1A0808"/>
-                <w:sz w:val="19"/>
-                <w:szCs w:val="19"/>
-              </w:rPr>
-              <w:t>/sub/:</w:t>
-            </w:r>
-            <w:proofErr w:type="spellStart"/>
-            <w:r>
-              <w:rPr>
-                <w:rFonts w:ascii="Arial" w:eastAsia="Arial" w:hAnsi="Arial" w:cs="Arial"/>
-                <w:color w:val="1A0808"/>
-                <w:sz w:val="19"/>
-                <w:szCs w:val="19"/>
-              </w:rPr>
-              <w:t>sub</w:t>
-            </w:r>
-            <w:r>
-              <w:rPr>
-                <w:rFonts w:ascii="Arial" w:eastAsia="Arial" w:hAnsi="Arial" w:cs="Arial"/>
-                <w:color w:val="1A0808"/>
-                <w:sz w:val="19"/>
-                <w:szCs w:val="19"/>
-              </w:rPr>
-              <w:t>p</w:t>
-            </w:r>
-            <w:r>
-              <w:rPr>
-                <w:rFonts w:ascii="Arial" w:eastAsia="Arial" w:hAnsi="Arial" w:cs="Arial"/>
-                <w:color w:val="1A0808"/>
-                <w:sz w:val="19"/>
-                <w:szCs w:val="19"/>
-              </w:rPr>
-              <w:t>roject</w:t>
-            </w:r>
-            <w:r>
-              <w:rPr>
-                <w:rFonts w:ascii="Arial" w:eastAsia="Arial" w:hAnsi="Arial" w:cs="Arial"/>
-                <w:color w:val="1A0808"/>
-                <w:sz w:val="19"/>
-                <w:szCs w:val="19"/>
-              </w:rPr>
-              <w:t>_i</w:t>
-            </w:r>
-            <w:r>
-              <w:rPr>
-                <w:rFonts w:ascii="Arial" w:eastAsia="Arial" w:hAnsi="Arial" w:cs="Arial"/>
-                <w:color w:val="1A0808"/>
-                <w:sz w:val="19"/>
-                <w:szCs w:val="19"/>
-              </w:rPr>
-              <w:t>d</w:t>
-            </w:r>
-            <w:proofErr w:type="spellEnd"/>
           </w:p>
         </w:tc>
         <w:tc>
@@ -11379,7 +8907,6 @@
             </w:tcMar>
           </w:tcPr>
           <w:p>
-            <w:proofErr w:type="spellStart"/>
             <w:r>
               <w:rPr>
                 <w:rFonts w:ascii="Arial" w:eastAsia="Arial" w:hAnsi="Arial" w:cs="Arial"/>
@@ -11389,17 +8916,10 @@
               </w:rPr>
               <w:t>ProjectDetailPage</w:t>
             </w:r>
-            <w:proofErr w:type="spellEnd"/>
           </w:p>
         </w:tc>
       </w:tr>
       <w:tr>
-        <w:tblPrEx>
-          <w:tblCellMar>
-            <w:top w:w="0" w:type="dxa"/>
-            <w:bottom w:w="0" w:type="dxa"/>
-          </w:tblCellMar>
-        </w:tblPrEx>
         <w:tc>
           <w:tcPr>
             <w:tcW w:w="4400" w:type="dxa"/>
@@ -11425,17 +8945,7 @@
                 <w:sz w:val="19"/>
                 <w:szCs w:val="19"/>
               </w:rPr>
-              <w:t>/projects/:</w:t>
-            </w:r>
-            <w:proofErr w:type="spellStart"/>
-            <w:r>
-              <w:rPr>
-                <w:rFonts w:ascii="Arial" w:eastAsia="Arial" w:hAnsi="Arial" w:cs="Arial"/>
-                <w:color w:val="1A0808"/>
-                <w:sz w:val="19"/>
-                <w:szCs w:val="19"/>
-              </w:rPr>
-              <w:t>project</w:t>
+              <w:t>/projects/:project</w:t>
             </w:r>
             <w:r>
               <w:rPr>
@@ -11453,17 +8963,7 @@
                 <w:sz w:val="19"/>
                 <w:szCs w:val="19"/>
               </w:rPr>
-              <w:t>d</w:t>
-            </w:r>
-            <w:proofErr w:type="spellEnd"/>
-            <w:r>
-              <w:rPr>
-                <w:rFonts w:ascii="Arial" w:eastAsia="Arial" w:hAnsi="Arial" w:cs="Arial"/>
-                <w:color w:val="1A0808"/>
-                <w:sz w:val="19"/>
-                <w:szCs w:val="19"/>
-              </w:rPr>
-              <w:t>/</w:t>
+              <w:t>d/</w:t>
             </w:r>
             <w:r>
               <w:rPr>
@@ -11483,7 +8983,6 @@
               </w:rPr>
               <w:t>/:</w:t>
             </w:r>
-            <w:proofErr w:type="spellStart"/>
             <w:r>
               <w:rPr>
                 <w:rFonts w:ascii="Arial" w:eastAsia="Arial" w:hAnsi="Arial" w:cs="Arial"/>
@@ -11493,7 +8992,6 @@
               </w:rPr>
               <w:t>site_id</w:t>
             </w:r>
-            <w:proofErr w:type="spellEnd"/>
           </w:p>
         </w:tc>
         <w:tc>
@@ -11514,36 +9012,19 @@
             </w:tcMar>
           </w:tcPr>
           <w:p>
-            <w:proofErr w:type="spellStart"/>
-            <w:r>
-              <w:rPr>
-                <w:rFonts w:ascii="Arial" w:eastAsia="Arial" w:hAnsi="Arial" w:cs="Arial"/>
-                <w:color w:val="1A0808"/>
-                <w:sz w:val="19"/>
-                <w:szCs w:val="19"/>
-              </w:rPr>
-              <w:t>Site</w:t>
-            </w:r>
-            <w:r>
-              <w:rPr>
-                <w:rFonts w:ascii="Arial" w:eastAsia="Arial" w:hAnsi="Arial" w:cs="Arial"/>
-                <w:color w:val="1A0808"/>
-                <w:sz w:val="19"/>
-                <w:szCs w:val="19"/>
-              </w:rPr>
-              <w:t>DetailPage</w:t>
-            </w:r>
-            <w:proofErr w:type="spellEnd"/>
+            <w:r>
+              <w:rPr>
+                <w:rFonts w:ascii="Arial" w:eastAsia="Arial" w:hAnsi="Arial" w:cs="Arial"/>
+                <w:color w:val="1A0808"/>
+                <w:sz w:val="19"/>
+                <w:szCs w:val="19"/>
+              </w:rPr>
+              <w:t>SiteDetailPage</w:t>
+            </w:r>
           </w:p>
         </w:tc>
       </w:tr>
       <w:tr>
-        <w:tblPrEx>
-          <w:tblCellMar>
-            <w:top w:w="0" w:type="dxa"/>
-            <w:bottom w:w="0" w:type="dxa"/>
-          </w:tblCellMar>
-        </w:tblPrEx>
         <w:tc>
           <w:tcPr>
             <w:tcW w:w="4400" w:type="dxa"/>
@@ -11569,17 +9050,7 @@
                 <w:sz w:val="19"/>
                 <w:szCs w:val="19"/>
               </w:rPr>
-              <w:t>/projects/:</w:t>
-            </w:r>
-            <w:proofErr w:type="spellStart"/>
-            <w:r>
-              <w:rPr>
-                <w:rFonts w:ascii="Arial" w:eastAsia="Arial" w:hAnsi="Arial" w:cs="Arial"/>
-                <w:color w:val="1A0808"/>
-                <w:sz w:val="19"/>
-                <w:szCs w:val="19"/>
-              </w:rPr>
-              <w:t>project</w:t>
+              <w:t>/projects/:project</w:t>
             </w:r>
             <w:r>
               <w:rPr>
@@ -11597,112 +9068,80 @@
                 <w:sz w:val="19"/>
                 <w:szCs w:val="19"/>
               </w:rPr>
+              <w:t>d/sub/:sub</w:t>
+            </w:r>
+            <w:r>
+              <w:rPr>
+                <w:rFonts w:ascii="Arial" w:eastAsia="Arial" w:hAnsi="Arial" w:cs="Arial"/>
+                <w:color w:val="1A0808"/>
+                <w:sz w:val="19"/>
+                <w:szCs w:val="19"/>
+              </w:rPr>
+              <w:t>p</w:t>
+            </w:r>
+            <w:r>
+              <w:rPr>
+                <w:rFonts w:ascii="Arial" w:eastAsia="Arial" w:hAnsi="Arial" w:cs="Arial"/>
+                <w:color w:val="1A0808"/>
+                <w:sz w:val="19"/>
+                <w:szCs w:val="19"/>
+              </w:rPr>
+              <w:t>roject</w:t>
+            </w:r>
+            <w:r>
+              <w:rPr>
+                <w:rFonts w:ascii="Arial" w:eastAsia="Arial" w:hAnsi="Arial" w:cs="Arial"/>
+                <w:color w:val="1A0808"/>
+                <w:sz w:val="19"/>
+                <w:szCs w:val="19"/>
+              </w:rPr>
+              <w:t>_i</w:t>
+            </w:r>
+            <w:r>
+              <w:rPr>
+                <w:rFonts w:ascii="Arial" w:eastAsia="Arial" w:hAnsi="Arial" w:cs="Arial"/>
+                <w:color w:val="1A0808"/>
+                <w:sz w:val="19"/>
+                <w:szCs w:val="19"/>
+              </w:rPr>
+              <w:t>d/</w:t>
+            </w:r>
+            <w:r>
+              <w:rPr>
+                <w:rFonts w:ascii="Arial" w:eastAsia="Arial" w:hAnsi="Arial" w:cs="Arial"/>
+                <w:color w:val="1A0808"/>
+                <w:sz w:val="19"/>
+                <w:szCs w:val="19"/>
+              </w:rPr>
+              <w:t>site</w:t>
+            </w:r>
+            <w:r>
+              <w:rPr>
+                <w:rFonts w:ascii="Arial" w:eastAsia="Arial" w:hAnsi="Arial" w:cs="Arial"/>
+                <w:color w:val="1A0808"/>
+                <w:sz w:val="19"/>
+                <w:szCs w:val="19"/>
+              </w:rPr>
+              <w:t>/:</w:t>
+            </w:r>
+            <w:r>
+              <w:rPr>
+                <w:rFonts w:ascii="Arial" w:eastAsia="Arial" w:hAnsi="Arial" w:cs="Arial"/>
+                <w:color w:val="1A0808"/>
+                <w:sz w:val="19"/>
+                <w:szCs w:val="19"/>
+              </w:rPr>
+              <w:t>site_i</w:t>
+            </w:r>
+            <w:r>
+              <w:rPr>
+                <w:rFonts w:ascii="Arial" w:eastAsia="Arial" w:hAnsi="Arial" w:cs="Arial"/>
+                <w:color w:val="1A0808"/>
+                <w:sz w:val="19"/>
+                <w:szCs w:val="19"/>
+              </w:rPr>
               <w:t>d</w:t>
             </w:r>
-            <w:proofErr w:type="spellEnd"/>
-            <w:r>
-              <w:rPr>
-                <w:rFonts w:ascii="Arial" w:eastAsia="Arial" w:hAnsi="Arial" w:cs="Arial"/>
-                <w:color w:val="1A0808"/>
-                <w:sz w:val="19"/>
-                <w:szCs w:val="19"/>
-              </w:rPr>
-              <w:t>/sub/:</w:t>
-            </w:r>
-            <w:proofErr w:type="spellStart"/>
-            <w:r>
-              <w:rPr>
-                <w:rFonts w:ascii="Arial" w:eastAsia="Arial" w:hAnsi="Arial" w:cs="Arial"/>
-                <w:color w:val="1A0808"/>
-                <w:sz w:val="19"/>
-                <w:szCs w:val="19"/>
-              </w:rPr>
-              <w:t>sub</w:t>
-            </w:r>
-            <w:r>
-              <w:rPr>
-                <w:rFonts w:ascii="Arial" w:eastAsia="Arial" w:hAnsi="Arial" w:cs="Arial"/>
-                <w:color w:val="1A0808"/>
-                <w:sz w:val="19"/>
-                <w:szCs w:val="19"/>
-              </w:rPr>
-              <w:t>p</w:t>
-            </w:r>
-            <w:r>
-              <w:rPr>
-                <w:rFonts w:ascii="Arial" w:eastAsia="Arial" w:hAnsi="Arial" w:cs="Arial"/>
-                <w:color w:val="1A0808"/>
-                <w:sz w:val="19"/>
-                <w:szCs w:val="19"/>
-              </w:rPr>
-              <w:t>roject</w:t>
-            </w:r>
-            <w:r>
-              <w:rPr>
-                <w:rFonts w:ascii="Arial" w:eastAsia="Arial" w:hAnsi="Arial" w:cs="Arial"/>
-                <w:color w:val="1A0808"/>
-                <w:sz w:val="19"/>
-                <w:szCs w:val="19"/>
-              </w:rPr>
-              <w:t>_i</w:t>
-            </w:r>
-            <w:r>
-              <w:rPr>
-                <w:rFonts w:ascii="Arial" w:eastAsia="Arial" w:hAnsi="Arial" w:cs="Arial"/>
-                <w:color w:val="1A0808"/>
-                <w:sz w:val="19"/>
-                <w:szCs w:val="19"/>
-              </w:rPr>
-              <w:t>d</w:t>
-            </w:r>
-            <w:proofErr w:type="spellEnd"/>
-            <w:r>
-              <w:rPr>
-                <w:rFonts w:ascii="Arial" w:eastAsia="Arial" w:hAnsi="Arial" w:cs="Arial"/>
-                <w:color w:val="1A0808"/>
-                <w:sz w:val="19"/>
-                <w:szCs w:val="19"/>
-              </w:rPr>
-              <w:t>/</w:t>
-            </w:r>
-            <w:r>
-              <w:rPr>
-                <w:rFonts w:ascii="Arial" w:eastAsia="Arial" w:hAnsi="Arial" w:cs="Arial"/>
-                <w:color w:val="1A0808"/>
-                <w:sz w:val="19"/>
-                <w:szCs w:val="19"/>
-              </w:rPr>
-              <w:t>site</w:t>
-            </w:r>
-            <w:r>
-              <w:rPr>
-                <w:rFonts w:ascii="Arial" w:eastAsia="Arial" w:hAnsi="Arial" w:cs="Arial"/>
-                <w:color w:val="1A0808"/>
-                <w:sz w:val="19"/>
-                <w:szCs w:val="19"/>
-              </w:rPr>
-              <w:t>/:</w:t>
-            </w:r>
-            <w:proofErr w:type="spellStart"/>
-            <w:r>
-              <w:rPr>
-                <w:rFonts w:ascii="Arial" w:eastAsia="Arial" w:hAnsi="Arial" w:cs="Arial"/>
-                <w:color w:val="1A0808"/>
-                <w:sz w:val="19"/>
-                <w:szCs w:val="19"/>
-              </w:rPr>
-              <w:t>site_i</w:t>
-            </w:r>
-            <w:r>
-              <w:rPr>
-                <w:rFonts w:ascii="Arial" w:eastAsia="Arial" w:hAnsi="Arial" w:cs="Arial"/>
-                <w:color w:val="1A0808"/>
-                <w:sz w:val="19"/>
-                <w:szCs w:val="19"/>
-              </w:rPr>
-              <w:t>d</w:t>
-            </w:r>
-            <w:proofErr w:type="spellEnd"/>
           </w:p>
         </w:tc>
         <w:tc>
@@ -11723,26 +9162,15 @@
             </w:tcMar>
           </w:tcPr>
           <w:p>
-            <w:proofErr w:type="spellStart"/>
-            <w:r>
-              <w:rPr>
-                <w:rFonts w:ascii="Arial" w:eastAsia="Arial" w:hAnsi="Arial" w:cs="Arial"/>
-                <w:color w:val="1A0808"/>
-                <w:sz w:val="19"/>
-                <w:szCs w:val="19"/>
-              </w:rPr>
-              <w:t>Site</w:t>
-            </w:r>
-            <w:r>
-              <w:rPr>
-                <w:rFonts w:ascii="Arial" w:eastAsia="Arial" w:hAnsi="Arial" w:cs="Arial"/>
-                <w:color w:val="1A0808"/>
-                <w:sz w:val="19"/>
-                <w:szCs w:val="19"/>
-              </w:rPr>
-              <w:t>DetailPage</w:t>
-            </w:r>
-            <w:proofErr w:type="spellEnd"/>
+            <w:r>
+              <w:rPr>
+                <w:rFonts w:ascii="Arial" w:eastAsia="Arial" w:hAnsi="Arial" w:cs="Arial"/>
+                <w:color w:val="1A0808"/>
+                <w:sz w:val="19"/>
+                <w:szCs w:val="19"/>
+              </w:rPr>
+              <w:t>SiteDetailPage</w:t>
+            </w:r>
           </w:p>
         </w:tc>
       </w:tr>
@@ -11757,7 +9185,6 @@
         <w:spacing w:before="40" w:after="40"/>
         <w:ind w:left="360"/>
       </w:pPr>
-      <w:proofErr w:type="spellStart"/>
       <w:r>
         <w:rPr>
           <w:rFonts w:ascii="Arial" w:eastAsia="Arial" w:hAnsi="Arial" w:cs="Arial"/>
@@ -11767,9 +9194,14 @@
           <w:sz w:val="18"/>
           <w:szCs w:val="18"/>
         </w:rPr>
-        <w:t>JobDetailPage</w:t>
-      </w:r>
-      <w:proofErr w:type="spellEnd"/>
+        <w:t>JobDetailPage reads projectId + jobId from URL params. The abbreviation (mi, md, ma, mc, bb) is read from the project record and used directly as the API namespace.</w:t>
+      </w:r>
+    </w:p>
+    <w:p>
+      <w:pPr>
+        <w:spacing w:before="40" w:after="40"/>
+        <w:ind w:left="360"/>
+      </w:pPr>
       <w:r>
         <w:rPr>
           <w:rFonts w:ascii="Arial" w:eastAsia="Arial" w:hAnsi="Arial" w:cs="Arial"/>
@@ -11779,96 +9211,7 @@
           <w:sz w:val="18"/>
           <w:szCs w:val="18"/>
         </w:rPr>
-        <w:t xml:space="preserve"> reads </w:t>
-      </w:r>
-      <w:proofErr w:type="spellStart"/>
-      <w:r>
-        <w:rPr>
-          <w:rFonts w:ascii="Arial" w:eastAsia="Arial" w:hAnsi="Arial" w:cs="Arial"/>
-          <w:i/>
-          <w:iCs/>
-          <w:color w:val="7A4444"/>
-          <w:sz w:val="18"/>
-          <w:szCs w:val="18"/>
-        </w:rPr>
-        <w:t>projectId</w:t>
-      </w:r>
-      <w:proofErr w:type="spellEnd"/>
-      <w:r>
-        <w:rPr>
-          <w:rFonts w:ascii="Arial" w:eastAsia="Arial" w:hAnsi="Arial" w:cs="Arial"/>
-          <w:i/>
-          <w:iCs/>
-          <w:color w:val="7A4444"/>
-          <w:sz w:val="18"/>
-          <w:szCs w:val="18"/>
-        </w:rPr>
-        <w:t xml:space="preserve"> + </w:t>
-      </w:r>
-      <w:proofErr w:type="spellStart"/>
-      <w:r>
-        <w:rPr>
-          <w:rFonts w:ascii="Arial" w:eastAsia="Arial" w:hAnsi="Arial" w:cs="Arial"/>
-          <w:i/>
-          <w:iCs/>
-          <w:color w:val="7A4444"/>
-          <w:sz w:val="18"/>
-          <w:szCs w:val="18"/>
-        </w:rPr>
-        <w:t>jobId</w:t>
-      </w:r>
-      <w:proofErr w:type="spellEnd"/>
-      <w:r>
-        <w:rPr>
-          <w:rFonts w:ascii="Arial" w:eastAsia="Arial" w:hAnsi="Arial" w:cs="Arial"/>
-          <w:i/>
-          <w:iCs/>
-          <w:color w:val="7A4444"/>
-          <w:sz w:val="18"/>
-          <w:szCs w:val="18"/>
-        </w:rPr>
-        <w:t xml:space="preserve"> from URL params. The abbreviation (mi, md, ma, mc, bb) is read from the project record and used directly as the API namespace.</w:t>
-      </w:r>
-    </w:p>
-    <w:p>
-      <w:pPr>
-        <w:spacing w:before="40" w:after="40"/>
-        <w:ind w:left="360"/>
-      </w:pPr>
-      <w:r>
-        <w:rPr>
-          <w:rFonts w:ascii="Arial" w:eastAsia="Arial" w:hAnsi="Arial" w:cs="Arial"/>
-          <w:i/>
-          <w:iCs/>
-          <w:color w:val="7A4444"/>
-          <w:sz w:val="18"/>
-          <w:szCs w:val="18"/>
-        </w:rPr>
-        <w:t xml:space="preserve">All protected routes wrapped via </w:t>
-      </w:r>
-      <w:proofErr w:type="spellStart"/>
-      <w:r>
-        <w:rPr>
-          <w:rFonts w:ascii="Arial" w:eastAsia="Arial" w:hAnsi="Arial" w:cs="Arial"/>
-          <w:i/>
-          <w:iCs/>
-          <w:color w:val="7A4444"/>
-          <w:sz w:val="18"/>
-          <w:szCs w:val="18"/>
-        </w:rPr>
-        <w:t>protectedLayout</w:t>
-      </w:r>
-      <w:proofErr w:type="spellEnd"/>
-      <w:r>
-        <w:rPr>
-          <w:rFonts w:ascii="Arial" w:eastAsia="Arial" w:hAnsi="Arial" w:cs="Arial"/>
-          <w:i/>
-          <w:iCs/>
-          <w:color w:val="7A4444"/>
-          <w:sz w:val="18"/>
-          <w:szCs w:val="18"/>
-        </w:rPr>
-        <w:t>(): &lt;ProtectedRoute&gt;&lt;AppLayout&gt;{element}&lt;/AppLayout&gt;&lt;/ProtectedRoute&gt;</w:t>
+        <w:t>All protected routes wrapped via protectedLayout(): &lt;ProtectedRoute&gt;&lt;AppLayout&gt;{element}&lt;/AppLayout&gt;&lt;/ProtectedRoute&gt;</w:t>
       </w:r>
     </w:p>
     <w:p>
@@ -11928,39 +9271,7 @@
           <w:rFonts w:ascii="Arial" w:eastAsia="Arial" w:hAnsi="Arial" w:cs="Arial"/>
           <w:color w:val="1A0808"/>
         </w:rPr>
-        <w:t xml:space="preserve">Python + </w:t>
-      </w:r>
-      <w:proofErr w:type="spellStart"/>
-      <w:r>
-        <w:rPr>
-          <w:rFonts w:ascii="Arial" w:eastAsia="Arial" w:hAnsi="Arial" w:cs="Arial"/>
-          <w:color w:val="1A0808"/>
-        </w:rPr>
-        <w:t>FastAPI</w:t>
-      </w:r>
-      <w:proofErr w:type="spellEnd"/>
-      <w:r>
-        <w:rPr>
-          <w:rFonts w:ascii="Arial" w:eastAsia="Arial" w:hAnsi="Arial" w:cs="Arial"/>
-          <w:color w:val="1A0808"/>
-        </w:rPr>
-        <w:t xml:space="preserve"> + </w:t>
-      </w:r>
-      <w:proofErr w:type="spellStart"/>
-      <w:r>
-        <w:rPr>
-          <w:rFonts w:ascii="Arial" w:eastAsia="Arial" w:hAnsi="Arial" w:cs="Arial"/>
-          <w:color w:val="1A0808"/>
-        </w:rPr>
-        <w:t>SQLAlchemy</w:t>
-      </w:r>
-      <w:proofErr w:type="spellEnd"/>
-      <w:r>
-        <w:rPr>
-          <w:rFonts w:ascii="Arial" w:eastAsia="Arial" w:hAnsi="Arial" w:cs="Arial"/>
-          <w:color w:val="1A0808"/>
-        </w:rPr>
-        <w:t xml:space="preserve"> + PostgreSQL</w:t>
+        <w:t>Python + FastAPI + SQLAlchemy + PostgreSQL</w:t>
       </w:r>
     </w:p>
     <w:p>
@@ -11972,21 +9283,12 @@
         </w:numPr>
         <w:spacing w:before="40" w:after="40"/>
       </w:pPr>
-      <w:proofErr w:type="spellStart"/>
-      <w:r>
-        <w:rPr>
-          <w:rFonts w:ascii="Arial" w:eastAsia="Arial" w:hAnsi="Arial" w:cs="Arial"/>
-          <w:color w:val="1A0808"/>
-        </w:rPr>
-        <w:t>Pydantic</w:t>
-      </w:r>
-      <w:proofErr w:type="spellEnd"/>
-      <w:r>
-        <w:rPr>
-          <w:rFonts w:ascii="Arial" w:eastAsia="Arial" w:hAnsi="Arial" w:cs="Arial"/>
-          <w:color w:val="1A0808"/>
-        </w:rPr>
-        <w:t xml:space="preserve"> v2 for schemas</w:t>
+      <w:r>
+        <w:rPr>
+          <w:rFonts w:ascii="Arial" w:eastAsia="Arial" w:hAnsi="Arial" w:cs="Arial"/>
+          <w:color w:val="1A0808"/>
+        </w:rPr>
+        <w:t>Pydantic v2 for schemas</w:t>
       </w:r>
     </w:p>
     <w:p>
@@ -12003,17 +9305,8 @@
           <w:rFonts w:ascii="Arial" w:eastAsia="Arial" w:hAnsi="Arial" w:cs="Arial"/>
           <w:color w:val="1A0808"/>
         </w:rPr>
-        <w:t>JWT auth via python-</w:t>
-      </w:r>
-      <w:proofErr w:type="spellStart"/>
-      <w:r>
-        <w:rPr>
-          <w:rFonts w:ascii="Arial" w:eastAsia="Arial" w:hAnsi="Arial" w:cs="Arial"/>
-          <w:color w:val="1A0808"/>
-        </w:rPr>
-        <w:t>jose</w:t>
-      </w:r>
-      <w:proofErr w:type="spellEnd"/>
+        <w:t>JWT auth via python-jose</w:t>
+      </w:r>
     </w:p>
     <w:p>
       <w:pPr>
@@ -12118,23 +9411,7 @@
           <w:rFonts w:ascii="Arial" w:eastAsia="Arial" w:hAnsi="Arial" w:cs="Arial"/>
           <w:color w:val="1A0808"/>
         </w:rPr>
-        <w:t>React Router v7 — import from 'react-router-</w:t>
-      </w:r>
-      <w:proofErr w:type="spellStart"/>
-      <w:r>
-        <w:rPr>
-          <w:rFonts w:ascii="Arial" w:eastAsia="Arial" w:hAnsi="Arial" w:cs="Arial"/>
-          <w:color w:val="1A0808"/>
-        </w:rPr>
-        <w:t>dom</w:t>
-      </w:r>
-      <w:proofErr w:type="spellEnd"/>
-      <w:r>
-        <w:rPr>
-          <w:rFonts w:ascii="Arial" w:eastAsia="Arial" w:hAnsi="Arial" w:cs="Arial"/>
-          <w:color w:val="1A0808"/>
-        </w:rPr>
-        <w:t>'</w:t>
+        <w:t>React Router v7 — import from 'react-router-dom'</w:t>
       </w:r>
     </w:p>
     <w:p>
@@ -12146,21 +9423,12 @@
         </w:numPr>
         <w:spacing w:before="40" w:after="40"/>
       </w:pPr>
-      <w:proofErr w:type="spellStart"/>
-      <w:r>
-        <w:rPr>
-          <w:rFonts w:ascii="Arial" w:eastAsia="Arial" w:hAnsi="Arial" w:cs="Arial"/>
-          <w:color w:val="1A0808"/>
-        </w:rPr>
-        <w:t>TanStack</w:t>
-      </w:r>
-      <w:proofErr w:type="spellEnd"/>
-      <w:r>
-        <w:rPr>
-          <w:rFonts w:ascii="Arial" w:eastAsia="Arial" w:hAnsi="Arial" w:cs="Arial"/>
-          <w:color w:val="1A0808"/>
-        </w:rPr>
-        <w:t xml:space="preserve"> Query (React Query) for all data fetching and caching</w:t>
+      <w:r>
+        <w:rPr>
+          <w:rFonts w:ascii="Arial" w:eastAsia="Arial" w:hAnsi="Arial" w:cs="Arial"/>
+          <w:color w:val="1A0808"/>
+        </w:rPr>
+        <w:t>TanStack Query (React Query) for all data fetching and caching</w:t>
       </w:r>
     </w:p>
     <w:p>
@@ -12194,23 +9462,7 @@
           <w:rFonts w:ascii="Arial" w:eastAsia="Arial" w:hAnsi="Arial" w:cs="Arial"/>
           <w:color w:val="1A0808"/>
         </w:rPr>
-        <w:t>Tailwind v4 — no tailwind.config.js, use @import '</w:t>
-      </w:r>
-      <w:proofErr w:type="spellStart"/>
-      <w:r>
-        <w:rPr>
-          <w:rFonts w:ascii="Arial" w:eastAsia="Arial" w:hAnsi="Arial" w:cs="Arial"/>
-          <w:color w:val="1A0808"/>
-        </w:rPr>
-        <w:t>tailwindcss</w:t>
-      </w:r>
-      <w:proofErr w:type="spellEnd"/>
-      <w:r>
-        <w:rPr>
-          <w:rFonts w:ascii="Arial" w:eastAsia="Arial" w:hAnsi="Arial" w:cs="Arial"/>
-          <w:color w:val="1A0808"/>
-        </w:rPr>
-        <w:t>' in CSS, tokens in @theme {}</w:t>
+        <w:t>Tailwind v4 — no tailwind.config.js, use @import 'tailwindcss' in CSS, tokens in @theme {}</w:t>
       </w:r>
     </w:p>
     <w:p>
@@ -12227,49 +9479,8 @@
           <w:rFonts w:ascii="Arial" w:eastAsia="Arial" w:hAnsi="Arial" w:cs="Arial"/>
           <w:color w:val="1A0808"/>
         </w:rPr>
-        <w:t>Axios instance in lib/</w:t>
-      </w:r>
-      <w:proofErr w:type="spellStart"/>
-      <w:r>
-        <w:rPr>
-          <w:rFonts w:ascii="Arial" w:eastAsia="Arial" w:hAnsi="Arial" w:cs="Arial"/>
-          <w:color w:val="1A0808"/>
-        </w:rPr>
-        <w:t>api.ts</w:t>
-      </w:r>
-      <w:proofErr w:type="spellEnd"/>
-      <w:r>
-        <w:rPr>
-          <w:rFonts w:ascii="Arial" w:eastAsia="Arial" w:hAnsi="Arial" w:cs="Arial"/>
-          <w:color w:val="1A0808"/>
-        </w:rPr>
-        <w:t xml:space="preserve"> with auth interceptor reading </w:t>
-      </w:r>
-      <w:proofErr w:type="spellStart"/>
-      <w:r>
-        <w:rPr>
-          <w:rFonts w:ascii="Arial" w:eastAsia="Arial" w:hAnsi="Arial" w:cs="Arial"/>
-          <w:color w:val="1A0808"/>
-        </w:rPr>
-        <w:t>localStorage</w:t>
-      </w:r>
-      <w:proofErr w:type="spellEnd"/>
-      <w:r>
-        <w:rPr>
-          <w:rFonts w:ascii="Arial" w:eastAsia="Arial" w:hAnsi="Arial" w:cs="Arial"/>
-          <w:color w:val="1A0808"/>
-        </w:rPr>
-        <w:t xml:space="preserve"> </w:t>
-      </w:r>
-      <w:proofErr w:type="spellStart"/>
-      <w:r>
-        <w:rPr>
-          <w:rFonts w:ascii="Arial" w:eastAsia="Arial" w:hAnsi="Arial" w:cs="Arial"/>
-          <w:color w:val="1A0808"/>
-        </w:rPr>
-        <w:t>access_token</w:t>
-      </w:r>
-      <w:proofErr w:type="spellEnd"/>
+        <w:t>Axios instance in lib/api.ts with auth interceptor reading localStorage access_token</w:t>
+      </w:r>
     </w:p>
     <w:p>
       <w:pPr>
@@ -12364,39 +9575,7 @@
           <w:rFonts w:ascii="Arial" w:eastAsia="Arial" w:hAnsi="Arial" w:cs="Arial"/>
           <w:color w:val="1A0808"/>
         </w:rPr>
-        <w:t>API namespace follows abbreviation: /</w:t>
-      </w:r>
-      <w:proofErr w:type="spellStart"/>
-      <w:r>
-        <w:rPr>
-          <w:rFonts w:ascii="Arial" w:eastAsia="Arial" w:hAnsi="Arial" w:cs="Arial"/>
-          <w:color w:val="1A0808"/>
-        </w:rPr>
-        <w:t>api</w:t>
-      </w:r>
-      <w:proofErr w:type="spellEnd"/>
-      <w:r>
-        <w:rPr>
-          <w:rFonts w:ascii="Arial" w:eastAsia="Arial" w:hAnsi="Arial" w:cs="Arial"/>
-          <w:color w:val="1A0808"/>
-        </w:rPr>
-        <w:t>/v1/mi, /</w:t>
-      </w:r>
-      <w:proofErr w:type="spellStart"/>
-      <w:r>
-        <w:rPr>
-          <w:rFonts w:ascii="Arial" w:eastAsia="Arial" w:hAnsi="Arial" w:cs="Arial"/>
-          <w:color w:val="1A0808"/>
-        </w:rPr>
-        <w:t>api</w:t>
-      </w:r>
-      <w:proofErr w:type="spellEnd"/>
-      <w:r>
-        <w:rPr>
-          <w:rFonts w:ascii="Arial" w:eastAsia="Arial" w:hAnsi="Arial" w:cs="Arial"/>
-          <w:color w:val="1A0808"/>
-        </w:rPr>
-        <w:t>/v1/md, etc.</w:t>
+        <w:t>API namespace follows abbreviation: /api/v1/mi, /api/v1/md, etc.</w:t>
       </w:r>
     </w:p>
     <w:p>
@@ -12411,8 +9590,6 @@
       <w:pPr>
         <w:spacing w:before="160"/>
         <w:jc w:val="center"/>
-      </w:pPr>
-      <w:r>
         <w:rPr>
           <w:rFonts w:ascii="Arial" w:eastAsia="Arial" w:hAnsi="Arial" w:cs="Arial"/>
           <w:i/>
@@ -12421,9 +9598,7 @@
           <w:sz w:val="16"/>
           <w:szCs w:val="16"/>
         </w:rPr>
-        <w:t xml:space="preserve">ARCAD Enterprise </w:t>
-      </w:r>
-      <w:proofErr w:type="spellStart"/>
+      </w:pPr>
       <w:r>
         <w:rPr>
           <w:rFonts w:ascii="Arial" w:eastAsia="Arial" w:hAnsi="Arial" w:cs="Arial"/>
@@ -12433,10 +9608,13 @@
           <w:sz w:val="16"/>
           <w:szCs w:val="16"/>
         </w:rPr>
-        <w:t>OpsManager</w:t>
-      </w:r>
-      <w:proofErr w:type="spellEnd"/>
-      <w:r>
+        <w:t>ARCAD Enterprise OpsManager  —  Architecture Reference v1.0  —  February 2026</w:t>
+      </w:r>
+    </w:p>
+    <w:p>
+      <w:pPr>
+        <w:spacing w:before="160"/>
+        <w:jc w:val="center"/>
         <w:rPr>
           <w:rFonts w:ascii="Arial" w:eastAsia="Arial" w:hAnsi="Arial" w:cs="Arial"/>
           <w:i/>
@@ -12445,8 +9623,1369 @@
           <w:sz w:val="16"/>
           <w:szCs w:val="16"/>
         </w:rPr>
-        <w:t xml:space="preserve">  —  Architecture Reference v1.0  —  February 2026</w:t>
-      </w:r>
+      </w:pPr>
+    </w:p>
+    <w:p>
+      <w:pPr>
+        <w:spacing w:before="160"/>
+        <w:jc w:val="center"/>
+        <w:rPr>
+          <w:rFonts w:ascii="Arial" w:eastAsia="Arial" w:hAnsi="Arial" w:cs="Arial"/>
+          <w:i/>
+          <w:iCs/>
+          <w:color w:val="7A4444"/>
+          <w:sz w:val="16"/>
+          <w:szCs w:val="16"/>
+        </w:rPr>
+      </w:pPr>
+    </w:p>
+    <w:p>
+      <w:pPr>
+        <w:pStyle w:val="NormalWeb"/>
+      </w:pPr>
+      <w:r>
+        <w:t>Key production principles established during this debugging cycle:</w:t>
+      </w:r>
+    </w:p>
+    <w:p>
+      <w:r>
+        <w:rPr>
+          <w:noProof/>
+        </w:rPr>
+        <w:pict w14:anchorId="2175779A">
+          <v:rect id="_x0000_i1039" alt="" style="width:451.3pt;height:.05pt;mso-width-percent:0;mso-height-percent:0;mso-width-percent:0;mso-height-percent:0" o:hralign="center" o:hrstd="t" o:hr="t" fillcolor="#a0a0a0" stroked="f"/>
+        </w:pict>
+      </w:r>
+    </w:p>
+    <w:p>
+      <w:pPr>
+        <w:pStyle w:val="Heading1"/>
+      </w:pPr>
+      <w:r>
+        <w:t>1</w:t>
+      </w:r>
+      <w:r>
+        <w:rPr>
+          <w:rFonts w:ascii="Apple Color Emoji" w:hAnsi="Apple Color Emoji" w:cs="Apple Color Emoji"/>
+        </w:rPr>
+        <w:t>️⃣</w:t>
+      </w:r>
+      <w:r>
+        <w:t xml:space="preserve"> Versioned API Contract Must Be Centralized</w:t>
+      </w:r>
+    </w:p>
+    <w:p>
+      <w:pPr>
+        <w:pStyle w:val="NormalWeb"/>
+        <w:numPr>
+          <w:ilvl w:val="0"/>
+          <w:numId w:val="3"/>
+        </w:numPr>
+      </w:pPr>
+      <w:r>
+        <w:t xml:space="preserve">Frontend must </w:t>
+      </w:r>
+      <w:r>
+        <w:rPr>
+          <w:rStyle w:val="Strong"/>
+        </w:rPr>
+        <w:t xml:space="preserve">never hardcode </w:t>
+      </w:r>
+      <w:r>
+        <w:rPr>
+          <w:rStyle w:val="HTMLCode"/>
+          <w:b/>
+          <w:bCs/>
+        </w:rPr>
+        <w:t>/api/v1</w:t>
+      </w:r>
+      <w:r>
+        <w:t>.</w:t>
+      </w:r>
+    </w:p>
+    <w:p>
+      <w:pPr>
+        <w:pStyle w:val="NormalWeb"/>
+        <w:numPr>
+          <w:ilvl w:val="0"/>
+          <w:numId w:val="3"/>
+        </w:numPr>
+      </w:pPr>
+      <w:r>
+        <w:rPr>
+          <w:rStyle w:val="HTMLCode"/>
+        </w:rPr>
+        <w:t>VITE_API_URL</w:t>
+      </w:r>
+      <w:r>
+        <w:t xml:space="preserve"> must include </w:t>
+      </w:r>
+      <w:r>
+        <w:rPr>
+          <w:rStyle w:val="HTMLCode"/>
+        </w:rPr>
+        <w:t>/api/v1</w:t>
+      </w:r>
+      <w:r>
+        <w:t>.</w:t>
+      </w:r>
+    </w:p>
+    <w:p>
+      <w:pPr>
+        <w:pStyle w:val="NormalWeb"/>
+        <w:numPr>
+          <w:ilvl w:val="0"/>
+          <w:numId w:val="3"/>
+        </w:numPr>
+      </w:pPr>
+      <w:r>
+        <w:t xml:space="preserve">All frontend calls must be relative (e.g. </w:t>
+      </w:r>
+      <w:r>
+        <w:rPr>
+          <w:rStyle w:val="HTMLCode"/>
+        </w:rPr>
+        <w:t>/fe/list</w:t>
+      </w:r>
+      <w:r>
+        <w:t>).</w:t>
+      </w:r>
+    </w:p>
+    <w:p>
+      <w:pPr>
+        <w:pStyle w:val="NormalWeb"/>
+        <w:numPr>
+          <w:ilvl w:val="0"/>
+          <w:numId w:val="3"/>
+        </w:numPr>
+      </w:pPr>
+      <w:r>
+        <w:t>Versioning must live in backend routing only.</w:t>
+      </w:r>
+    </w:p>
+    <w:p>
+      <w:pPr>
+        <w:pStyle w:val="NormalWeb"/>
+      </w:pPr>
+      <w:r>
+        <w:t>This prevents:</w:t>
+      </w:r>
+    </w:p>
+    <w:p>
+      <w:pPr>
+        <w:pStyle w:val="NormalWeb"/>
+        <w:numPr>
+          <w:ilvl w:val="0"/>
+          <w:numId w:val="4"/>
+        </w:numPr>
+      </w:pPr>
+      <w:r>
+        <w:t>Double prefixes</w:t>
+      </w:r>
+    </w:p>
+    <w:p>
+      <w:pPr>
+        <w:pStyle w:val="NormalWeb"/>
+        <w:numPr>
+          <w:ilvl w:val="0"/>
+          <w:numId w:val="4"/>
+        </w:numPr>
+      </w:pPr>
+      <w:r>
+        <w:t>Environment drift</w:t>
+      </w:r>
+    </w:p>
+    <w:p>
+      <w:pPr>
+        <w:pStyle w:val="NormalWeb"/>
+        <w:numPr>
+          <w:ilvl w:val="0"/>
+          <w:numId w:val="4"/>
+        </w:numPr>
+      </w:pPr>
+      <w:r>
+        <w:lastRenderedPageBreak/>
+        <w:t>Breaking changes during deployment</w:t>
+      </w:r>
+    </w:p>
+    <w:p>
+      <w:r>
+        <w:rPr>
+          <w:noProof/>
+        </w:rPr>
+        <w:pict w14:anchorId="0285BFB2">
+          <v:rect id="_x0000_i1038" alt="" style="width:451.3pt;height:.05pt;mso-width-percent:0;mso-height-percent:0;mso-width-percent:0;mso-height-percent:0" o:hralign="center" o:hrstd="t" o:hr="t" fillcolor="#a0a0a0" stroked="f"/>
+        </w:pict>
+      </w:r>
+    </w:p>
+    <w:p>
+      <w:pPr>
+        <w:pStyle w:val="Heading1"/>
+      </w:pPr>
+      <w:r>
+        <w:t>2</w:t>
+      </w:r>
+      <w:r>
+        <w:rPr>
+          <w:rFonts w:ascii="Apple Color Emoji" w:hAnsi="Apple Color Emoji" w:cs="Apple Color Emoji"/>
+        </w:rPr>
+        <w:t>️⃣</w:t>
+      </w:r>
+      <w:r>
+        <w:t xml:space="preserve"> Service Layer Must Contain Business Logic</w:t>
+      </w:r>
+    </w:p>
+    <w:p>
+      <w:pPr>
+        <w:pStyle w:val="NormalWeb"/>
+      </w:pPr>
+      <w:r>
+        <w:t>We confirmed:</w:t>
+      </w:r>
+    </w:p>
+    <w:p>
+      <w:pPr>
+        <w:pStyle w:val="NormalWeb"/>
+        <w:numPr>
+          <w:ilvl w:val="0"/>
+          <w:numId w:val="5"/>
+        </w:numPr>
+      </w:pPr>
+      <w:r>
+        <w:t xml:space="preserve">FE allocation logic lives in </w:t>
+      </w:r>
+      <w:r>
+        <w:rPr>
+          <w:rStyle w:val="HTMLCode"/>
+        </w:rPr>
+        <w:t>fe_assignment_service.py</w:t>
+      </w:r>
+    </w:p>
+    <w:p>
+      <w:pPr>
+        <w:pStyle w:val="NormalWeb"/>
+        <w:numPr>
+          <w:ilvl w:val="0"/>
+          <w:numId w:val="5"/>
+        </w:numPr>
+      </w:pPr>
+      <w:r>
+        <w:t>Routes must call service layer</w:t>
+      </w:r>
+    </w:p>
+    <w:p>
+      <w:pPr>
+        <w:pStyle w:val="NormalWeb"/>
+        <w:numPr>
+          <w:ilvl w:val="0"/>
+          <w:numId w:val="5"/>
+        </w:numPr>
+      </w:pPr>
+      <w:r>
+        <w:t>Routes must never recreate business logic</w:t>
+      </w:r>
+    </w:p>
+    <w:p>
+      <w:pPr>
+        <w:pStyle w:val="NormalWeb"/>
+      </w:pPr>
+      <w:r>
+        <w:t>Rule:</w:t>
+      </w:r>
+    </w:p>
+    <w:p>
+      <w:pPr>
+        <w:pStyle w:val="NormalWeb"/>
+      </w:pPr>
+      <w:r>
+        <w:t>Routes = transport layer only</w:t>
+      </w:r>
+      <w:r>
+        <w:br/>
+        <w:t>Services = business rules</w:t>
+      </w:r>
+      <w:r>
+        <w:br/>
+        <w:t>Domain = calculations</w:t>
+      </w:r>
+      <w:r>
+        <w:br/>
+        <w:t>Models = persistence</w:t>
+      </w:r>
+    </w:p>
+    <w:p>
+      <w:pPr>
+        <w:pStyle w:val="NormalWeb"/>
+      </w:pPr>
+      <w:r>
+        <w:t>Never bypass service layer again.</w:t>
+      </w:r>
+    </w:p>
+    <w:p>
+      <w:r>
+        <w:pict w14:anchorId="6E639C40">
+          <v:rect id="_x0000_i1027" style="width:0;height:1.5pt" o:hralign="center" o:hrstd="t" o:hr="t" fillcolor="#a0a0a0" stroked="f"/>
+        </w:pict>
+      </w:r>
+    </w:p>
+    <w:p>
+      <w:pPr>
+        <w:pStyle w:val="Heading1"/>
+      </w:pPr>
+      <w:r>
+        <w:t>3</w:t>
+      </w:r>
+      <w:r>
+        <w:rPr>
+          <w:rFonts w:ascii="Apple Color Emoji" w:hAnsi="Apple Color Emoji" w:cs="Apple Color Emoji"/>
+        </w:rPr>
+        <w:t>️⃣</w:t>
+      </w:r>
+      <w:r>
+        <w:t xml:space="preserve"> Domain Logic Must Stay Centralized</w:t>
+      </w:r>
+    </w:p>
+    <w:p>
+      <w:pPr>
+        <w:pStyle w:val="NormalWeb"/>
+      </w:pPr>
+      <w:r>
+        <w:t>MI budget calculation:</w:t>
+      </w:r>
+    </w:p>
+    <w:p>
+      <w:pPr>
+        <w:pStyle w:val="NormalWeb"/>
+        <w:numPr>
+          <w:ilvl w:val="0"/>
+          <w:numId w:val="6"/>
+        </w:numPr>
+      </w:pPr>
+      <w:r>
+        <w:t xml:space="preserve">Uses </w:t>
+      </w:r>
+      <w:r>
+        <w:rPr>
+          <w:rStyle w:val="HTMLCode"/>
+        </w:rPr>
+        <w:t>rate_card</w:t>
+      </w:r>
+    </w:p>
+    <w:p>
+      <w:pPr>
+        <w:pStyle w:val="NormalWeb"/>
+        <w:numPr>
+          <w:ilvl w:val="0"/>
+          <w:numId w:val="6"/>
+        </w:numPr>
+      </w:pPr>
+      <w:r>
+        <w:t xml:space="preserve">Uses </w:t>
+      </w:r>
+      <w:r>
+        <w:rPr>
+          <w:rStyle w:val="HTMLCode"/>
+        </w:rPr>
+        <w:t>compute_financials</w:t>
+      </w:r>
+    </w:p>
+    <w:p>
+      <w:pPr>
+        <w:pStyle w:val="NormalWeb"/>
+        <w:numPr>
+          <w:ilvl w:val="0"/>
+          <w:numId w:val="6"/>
+        </w:numPr>
+      </w:pPr>
+      <w:r>
+        <w:t>Must remain single source of truth</w:t>
+      </w:r>
+    </w:p>
+    <w:p>
+      <w:pPr>
+        <w:pStyle w:val="NormalWeb"/>
+      </w:pPr>
+      <w:r>
+        <w:t>FE allocation:</w:t>
+      </w:r>
+    </w:p>
+    <w:p>
+      <w:pPr>
+        <w:pStyle w:val="NormalWeb"/>
+        <w:numPr>
+          <w:ilvl w:val="0"/>
+          <w:numId w:val="7"/>
+        </w:numPr>
+      </w:pPr>
+      <w:r>
+        <w:t>Depends on MI financials</w:t>
+      </w:r>
+    </w:p>
+    <w:p>
+      <w:pPr>
+        <w:pStyle w:val="NormalWeb"/>
+        <w:numPr>
+          <w:ilvl w:val="0"/>
+          <w:numId w:val="7"/>
+        </w:numPr>
+      </w:pPr>
+      <w:r>
+        <w:t>Must not be duplicated in route</w:t>
+      </w:r>
+    </w:p>
+    <w:p>
+      <w:pPr>
+        <w:pStyle w:val="NormalWeb"/>
+      </w:pPr>
+      <w:r>
+        <w:t>No financial calculation should exist in React.</w:t>
+      </w:r>
+    </w:p>
+    <w:p>
+      <w:r>
+        <w:pict w14:anchorId="7E6E35A9">
+          <v:rect id="_x0000_i1028" style="width:0;height:1.5pt" o:hralign="center" o:hrstd="t" o:hr="t" fillcolor="#a0a0a0" stroked="f"/>
+        </w:pict>
+      </w:r>
+    </w:p>
+    <w:p>
+      <w:pPr>
+        <w:pStyle w:val="Heading1"/>
+      </w:pPr>
+      <w:r>
+        <w:t>4</w:t>
+      </w:r>
+      <w:r>
+        <w:rPr>
+          <w:rFonts w:ascii="Apple Color Emoji" w:hAnsi="Apple Color Emoji" w:cs="Apple Color Emoji"/>
+        </w:rPr>
+        <w:t>️⃣</w:t>
+      </w:r>
+      <w:r>
+        <w:t xml:space="preserve"> Environment Consistency</w:t>
+      </w:r>
+    </w:p>
+    <w:p>
+      <w:pPr>
+        <w:pStyle w:val="NormalWeb"/>
+      </w:pPr>
+      <w:r>
+        <w:t>Production-safe pattern:</w:t>
+      </w:r>
+    </w:p>
+    <w:p>
+      <w:pPr>
+        <w:pStyle w:val="HTMLPreformatted"/>
+      </w:pPr>
+      <w:r>
+        <w:t>Backend:</w:t>
+      </w:r>
+      <w:r>
+        <w:br/>
+        <w:t xml:space="preserve">  /api/v1/...</w:t>
+      </w:r>
+      <w:r>
+        <w:br/>
+      </w:r>
+      <w:r>
+        <w:br/>
+        <w:t>Frontend:</w:t>
+      </w:r>
+      <w:r>
+        <w:br/>
+        <w:t xml:space="preserve">  VITE_API_URL=http://host/api/v1</w:t>
+      </w:r>
+      <w:r>
+        <w:br/>
+        <w:t xml:space="preserve">  api.get("/fe/list")</w:t>
+      </w:r>
+    </w:p>
+    <w:p>
+      <w:pPr>
+        <w:pStyle w:val="NormalWeb"/>
+      </w:pPr>
+      <w:r>
+        <w:t>No mixing strategies across files.</w:t>
+      </w:r>
+    </w:p>
+    <w:p>
+      <w:r>
+        <w:lastRenderedPageBreak/>
+        <w:pict w14:anchorId="650DA2AE">
+          <v:rect id="_x0000_i1029" style="width:0;height:1.5pt" o:hralign="center" o:hrstd="t" o:hr="t" fillcolor="#a0a0a0" stroked="f"/>
+        </w:pict>
+      </w:r>
+    </w:p>
+    <w:p>
+      <w:pPr>
+        <w:pStyle w:val="Heading1"/>
+      </w:pPr>
+      <w:r>
+        <w:t>5</w:t>
+      </w:r>
+      <w:r>
+        <w:rPr>
+          <w:rFonts w:ascii="Apple Color Emoji" w:hAnsi="Apple Color Emoji" w:cs="Apple Color Emoji"/>
+        </w:rPr>
+        <w:t>️⃣</w:t>
+      </w:r>
+      <w:r>
+        <w:t xml:space="preserve"> Database Must Be Durable</w:t>
+      </w:r>
+    </w:p>
+    <w:p>
+      <w:pPr>
+        <w:pStyle w:val="NormalWeb"/>
+      </w:pPr>
+      <w:r>
+        <w:t>We implemented:</w:t>
+      </w:r>
+    </w:p>
+    <w:p>
+      <w:pPr>
+        <w:pStyle w:val="NormalWeb"/>
+        <w:numPr>
+          <w:ilvl w:val="0"/>
+          <w:numId w:val="8"/>
+        </w:numPr>
+      </w:pPr>
+      <w:r>
+        <w:t>External Docker volume</w:t>
+      </w:r>
+    </w:p>
+    <w:p>
+      <w:pPr>
+        <w:pStyle w:val="NormalWeb"/>
+        <w:numPr>
+          <w:ilvl w:val="0"/>
+          <w:numId w:val="8"/>
+        </w:numPr>
+      </w:pPr>
+      <w:r>
+        <w:t>Verified schema separation</w:t>
+      </w:r>
+    </w:p>
+    <w:p>
+      <w:pPr>
+        <w:pStyle w:val="NormalWeb"/>
+        <w:numPr>
+          <w:ilvl w:val="0"/>
+          <w:numId w:val="8"/>
+        </w:numPr>
+      </w:pPr>
+      <w:r>
+        <w:t>Verified foreign key integrity</w:t>
+      </w:r>
+    </w:p>
+    <w:p>
+      <w:pPr>
+        <w:pStyle w:val="NormalWeb"/>
+        <w:numPr>
+          <w:ilvl w:val="0"/>
+          <w:numId w:val="8"/>
+        </w:numPr>
+      </w:pPr>
+      <w:r>
+        <w:t>Added manual backup container</w:t>
+      </w:r>
+    </w:p>
+    <w:p>
+      <w:pPr>
+        <w:pStyle w:val="NormalWeb"/>
+      </w:pPr>
+      <w:r>
+        <w:t>Future rule:</w:t>
+      </w:r>
+    </w:p>
+    <w:p>
+      <w:pPr>
+        <w:pStyle w:val="NormalWeb"/>
+        <w:numPr>
+          <w:ilvl w:val="0"/>
+          <w:numId w:val="9"/>
+        </w:numPr>
+      </w:pPr>
+      <w:r>
+        <w:t>Never run containers without explicit volume mapping</w:t>
+      </w:r>
+    </w:p>
+    <w:p>
+      <w:pPr>
+        <w:pStyle w:val="NormalWeb"/>
+        <w:numPr>
+          <w:ilvl w:val="0"/>
+          <w:numId w:val="9"/>
+        </w:numPr>
+      </w:pPr>
+      <w:r>
+        <w:t>Always check active volume before rebuild</w:t>
+      </w:r>
+    </w:p>
+    <w:p>
+      <w:pPr>
+        <w:pStyle w:val="NormalWeb"/>
+        <w:numPr>
+          <w:ilvl w:val="0"/>
+          <w:numId w:val="9"/>
+        </w:numPr>
+      </w:pPr>
+      <w:r>
+        <w:t>Backups before structural changes</w:t>
+      </w:r>
+    </w:p>
+    <w:p>
+      <w:r>
+        <w:pict w14:anchorId="5726EB04">
+          <v:rect id="_x0000_i1030" style="width:0;height:1.5pt" o:hralign="center" o:hrstd="t" o:hr="t" fillcolor="#a0a0a0" stroked="f"/>
+        </w:pict>
+      </w:r>
+    </w:p>
+    <w:p>
+      <w:pPr>
+        <w:pStyle w:val="Heading1"/>
+      </w:pPr>
+      <w:r>
+        <w:t>6</w:t>
+      </w:r>
+      <w:r>
+        <w:rPr>
+          <w:rFonts w:ascii="Apple Color Emoji" w:hAnsi="Apple Color Emoji" w:cs="Apple Color Emoji"/>
+        </w:rPr>
+        <w:t>️⃣</w:t>
+      </w:r>
+      <w:r>
+        <w:t xml:space="preserve"> Routing Should Reflect State (No Local Toggle Views)</w:t>
+      </w:r>
+    </w:p>
+    <w:p>
+      <w:pPr>
+        <w:pStyle w:val="NormalWeb"/>
+      </w:pPr>
+      <w:r>
+        <w:t>Current pattern:</w:t>
+      </w:r>
+    </w:p>
+    <w:p>
+      <w:pPr>
+        <w:pStyle w:val="HTMLPreformatted"/>
+      </w:pPr>
+      <w:r>
+        <w:t>selectedSite ? &lt;Detail /&gt; : &lt;Table /&gt;</w:t>
+      </w:r>
+    </w:p>
+    <w:p>
+      <w:pPr>
+        <w:pStyle w:val="NormalWeb"/>
+      </w:pPr>
+      <w:r>
+        <w:t>This is not production-grade.</w:t>
+      </w:r>
+    </w:p>
+    <w:p>
+      <w:pPr>
+        <w:pStyle w:val="NormalWeb"/>
+      </w:pPr>
+      <w:r>
+        <w:t>Production rule:</w:t>
+      </w:r>
+    </w:p>
+    <w:p>
+      <w:pPr>
+        <w:pStyle w:val="NormalWeb"/>
+        <w:numPr>
+          <w:ilvl w:val="0"/>
+          <w:numId w:val="10"/>
+        </w:numPr>
+      </w:pPr>
+      <w:r>
+        <w:t>URL defines view</w:t>
+      </w:r>
+    </w:p>
+    <w:p>
+      <w:pPr>
+        <w:pStyle w:val="NormalWeb"/>
+        <w:numPr>
+          <w:ilvl w:val="0"/>
+          <w:numId w:val="10"/>
+        </w:numPr>
+      </w:pPr>
+      <w:r>
+        <w:t>Back button must work</w:t>
+      </w:r>
+    </w:p>
+    <w:p>
+      <w:pPr>
+        <w:pStyle w:val="NormalWeb"/>
+        <w:numPr>
+          <w:ilvl w:val="0"/>
+          <w:numId w:val="10"/>
+        </w:numPr>
+      </w:pPr>
+      <w:r>
+        <w:t>Direct URL must load correct state</w:t>
+      </w:r>
+    </w:p>
+    <w:p>
+      <w:pPr>
+        <w:pStyle w:val="NormalWeb"/>
+        <w:numPr>
+          <w:ilvl w:val="0"/>
+          <w:numId w:val="10"/>
+        </w:numPr>
+      </w:pPr>
+      <w:r>
+        <w:t>No local toggle-based navigation</w:t>
+      </w:r>
+    </w:p>
+    <w:p>
+      <w:r>
+        <w:pict w14:anchorId="0B12D152">
+          <v:rect id="_x0000_i1031" style="width:0;height:1.5pt" o:hralign="center" o:hrstd="t" o:hr="t" fillcolor="#a0a0a0" stroked="f"/>
+        </w:pict>
+      </w:r>
+    </w:p>
+    <w:p>
+      <w:pPr>
+        <w:pStyle w:val="Heading1"/>
+      </w:pPr>
+      <w:r>
+        <w:t>7</w:t>
+      </w:r>
+      <w:r>
+        <w:rPr>
+          <w:rFonts w:ascii="Apple Color Emoji" w:hAnsi="Apple Color Emoji" w:cs="Apple Color Emoji"/>
+        </w:rPr>
+        <w:t>️⃣</w:t>
+      </w:r>
+      <w:r>
+        <w:t xml:space="preserve"> Component Responsibility Separation</w:t>
+      </w:r>
+    </w:p>
+    <w:p>
+      <w:pPr>
+        <w:pStyle w:val="NormalWeb"/>
+      </w:pPr>
+      <w:r>
+        <w:t>SiteDetail currently mixes:</w:t>
+      </w:r>
+    </w:p>
+    <w:p>
+      <w:pPr>
+        <w:pStyle w:val="NormalWeb"/>
+        <w:numPr>
+          <w:ilvl w:val="0"/>
+          <w:numId w:val="11"/>
+        </w:numPr>
+      </w:pPr>
+      <w:r>
+        <w:t>Status management</w:t>
+      </w:r>
+    </w:p>
+    <w:p>
+      <w:pPr>
+        <w:pStyle w:val="NormalWeb"/>
+        <w:numPr>
+          <w:ilvl w:val="0"/>
+          <w:numId w:val="11"/>
+        </w:numPr>
+      </w:pPr>
+      <w:r>
+        <w:t>Doc badge transitions</w:t>
+      </w:r>
+    </w:p>
+    <w:p>
+      <w:pPr>
+        <w:pStyle w:val="NormalWeb"/>
+        <w:numPr>
+          <w:ilvl w:val="0"/>
+          <w:numId w:val="11"/>
+        </w:numPr>
+      </w:pPr>
+      <w:r>
+        <w:t>FE assignment</w:t>
+      </w:r>
+    </w:p>
+    <w:p>
+      <w:pPr>
+        <w:pStyle w:val="NormalWeb"/>
+        <w:numPr>
+          <w:ilvl w:val="0"/>
+          <w:numId w:val="11"/>
+        </w:numPr>
+      </w:pPr>
+      <w:r>
+        <w:t>Finance transactions</w:t>
+      </w:r>
+    </w:p>
+    <w:p>
+      <w:pPr>
+        <w:pStyle w:val="NormalWeb"/>
+        <w:numPr>
+          <w:ilvl w:val="0"/>
+          <w:numId w:val="11"/>
+        </w:numPr>
+      </w:pPr>
+      <w:r>
+        <w:t>Site form editing</w:t>
+      </w:r>
+    </w:p>
+    <w:p>
+      <w:pPr>
+        <w:pStyle w:val="NormalWeb"/>
+      </w:pPr>
+      <w:r>
+        <w:t>Production rule:</w:t>
+      </w:r>
+      <w:r>
+        <w:br/>
+        <w:t xml:space="preserve">Each component should have </w:t>
+      </w:r>
+      <w:r>
+        <w:rPr>
+          <w:rStyle w:val="Strong"/>
+        </w:rPr>
+        <w:t>one responsibility</w:t>
+      </w:r>
+      <w:r>
+        <w:t>.</w:t>
+      </w:r>
+    </w:p>
+    <w:p>
+      <w:pPr>
+        <w:pStyle w:val="NormalWeb"/>
+      </w:pPr>
+      <w:r>
+        <w:t>Recommended structure:</w:t>
+      </w:r>
+    </w:p>
+    <w:p>
+      <w:pPr>
+        <w:pStyle w:val="HTMLPreformatted"/>
+      </w:pPr>
+      <w:r>
+        <w:lastRenderedPageBreak/>
+        <w:t>SiteLayout</w:t>
+      </w:r>
+      <w:r>
+        <w:br/>
+        <w:t xml:space="preserve"> ├── DetailsPage</w:t>
+      </w:r>
+      <w:r>
+        <w:br/>
+        <w:t xml:space="preserve"> └── FeFinancePage</w:t>
+      </w:r>
+    </w:p>
+    <w:p>
+      <w:r>
+        <w:pict w14:anchorId="6BF4FA99">
+          <v:rect id="_x0000_i1032" style="width:0;height:1.5pt" o:hralign="center" o:hrstd="t" o:hr="t" fillcolor="#a0a0a0" stroked="f"/>
+        </w:pict>
+      </w:r>
+    </w:p>
+    <w:p>
+      <w:pPr>
+        <w:pStyle w:val="Heading1"/>
+      </w:pPr>
+      <w:r>
+        <w:t>8</w:t>
+      </w:r>
+      <w:r>
+        <w:rPr>
+          <w:rFonts w:ascii="Apple Color Emoji" w:hAnsi="Apple Color Emoji" w:cs="Apple Color Emoji"/>
+        </w:rPr>
+        <w:t>️⃣</w:t>
+      </w:r>
+      <w:r>
+        <w:t xml:space="preserve"> Data Flow Discipline</w:t>
+      </w:r>
+    </w:p>
+    <w:p>
+      <w:pPr>
+        <w:pStyle w:val="NormalWeb"/>
+        <w:numPr>
+          <w:ilvl w:val="0"/>
+          <w:numId w:val="12"/>
+        </w:numPr>
+      </w:pPr>
+      <w:r>
+        <w:t>Parent layout fetches entity</w:t>
+      </w:r>
+    </w:p>
+    <w:p>
+      <w:pPr>
+        <w:pStyle w:val="NormalWeb"/>
+        <w:numPr>
+          <w:ilvl w:val="0"/>
+          <w:numId w:val="12"/>
+        </w:numPr>
+      </w:pPr>
+      <w:r>
+        <w:t>Child pages consume entity</w:t>
+      </w:r>
+    </w:p>
+    <w:p>
+      <w:pPr>
+        <w:pStyle w:val="NormalWeb"/>
+        <w:numPr>
+          <w:ilvl w:val="0"/>
+          <w:numId w:val="12"/>
+        </w:numPr>
+      </w:pPr>
+      <w:r>
+        <w:t>No child refetching same entity unnecessarily</w:t>
+      </w:r>
+    </w:p>
+    <w:p>
+      <w:pPr>
+        <w:pStyle w:val="NormalWeb"/>
+        <w:numPr>
+          <w:ilvl w:val="0"/>
+          <w:numId w:val="12"/>
+        </w:numPr>
+      </w:pPr>
+      <w:r>
+        <w:t>Avoid duplicated API calls across components</w:t>
+      </w:r>
+    </w:p>
+    <w:p>
+      <w:r>
+        <w:pict w14:anchorId="303EA82F">
+          <v:rect id="_x0000_i1033" style="width:0;height:1.5pt" o:hralign="center" o:hrstd="t" o:hr="t" fillcolor="#a0a0a0" stroked="f"/>
+        </w:pict>
+      </w:r>
+    </w:p>
+    <w:p>
+      <w:pPr>
+        <w:pStyle w:val="Heading1"/>
+      </w:pPr>
+      <w:r>
+        <w:t>9</w:t>
+      </w:r>
+      <w:r>
+        <w:rPr>
+          <w:rFonts w:ascii="Apple Color Emoji" w:hAnsi="Apple Color Emoji" w:cs="Apple Color Emoji"/>
+        </w:rPr>
+        <w:t>️⃣</w:t>
+      </w:r>
+      <w:r>
+        <w:t xml:space="preserve"> No Silent Logic Gaps</w:t>
+      </w:r>
+    </w:p>
+    <w:p>
+      <w:pPr>
+        <w:pStyle w:val="NormalWeb"/>
+      </w:pPr>
+      <w:r>
+        <w:t>We discovered:</w:t>
+      </w:r>
+    </w:p>
+    <w:p>
+      <w:pPr>
+        <w:pStyle w:val="NormalWeb"/>
+        <w:numPr>
+          <w:ilvl w:val="0"/>
+          <w:numId w:val="13"/>
+        </w:numPr>
+      </w:pPr>
+      <w:r>
+        <w:t>FE allocation broke because service was bypassed.</w:t>
+      </w:r>
+    </w:p>
+    <w:p>
+      <w:pPr>
+        <w:pStyle w:val="NormalWeb"/>
+        <w:numPr>
+          <w:ilvl w:val="0"/>
+          <w:numId w:val="13"/>
+        </w:numPr>
+      </w:pPr>
+      <w:r>
+        <w:t>System appeared “broken” but architecture was intact.</w:t>
+      </w:r>
+    </w:p>
+    <w:p>
+      <w:pPr>
+        <w:pStyle w:val="NormalWeb"/>
+      </w:pPr>
+      <w:r>
+        <w:t>Production rule:</w:t>
+      </w:r>
+      <w:r>
+        <w:br/>
+        <w:t>Before rewriting, trace:</w:t>
+      </w:r>
+    </w:p>
+    <w:p>
+      <w:pPr>
+        <w:pStyle w:val="NormalWeb"/>
+        <w:numPr>
+          <w:ilvl w:val="0"/>
+          <w:numId w:val="14"/>
+        </w:numPr>
+      </w:pPr>
+      <w:r>
+        <w:t>Route</w:t>
+      </w:r>
+    </w:p>
+    <w:p>
+      <w:pPr>
+        <w:pStyle w:val="NormalWeb"/>
+        <w:numPr>
+          <w:ilvl w:val="0"/>
+          <w:numId w:val="14"/>
+        </w:numPr>
+      </w:pPr>
+      <w:r>
+        <w:t>Service</w:t>
+      </w:r>
+    </w:p>
+    <w:p>
+      <w:pPr>
+        <w:pStyle w:val="NormalWeb"/>
+        <w:numPr>
+          <w:ilvl w:val="0"/>
+          <w:numId w:val="14"/>
+        </w:numPr>
+      </w:pPr>
+      <w:r>
+        <w:t>Domain</w:t>
+      </w:r>
+    </w:p>
+    <w:p>
+      <w:pPr>
+        <w:pStyle w:val="NormalWeb"/>
+        <w:numPr>
+          <w:ilvl w:val="0"/>
+          <w:numId w:val="14"/>
+        </w:numPr>
+      </w:pPr>
+      <w:r>
+        <w:t>Model</w:t>
+      </w:r>
+    </w:p>
+    <w:p>
+      <w:pPr>
+        <w:pStyle w:val="NormalWeb"/>
+        <w:numPr>
+          <w:ilvl w:val="0"/>
+          <w:numId w:val="14"/>
+        </w:numPr>
+      </w:pPr>
+      <w:r>
+        <w:t>Database</w:t>
+      </w:r>
+    </w:p>
+    <w:p>
+      <w:pPr>
+        <w:pStyle w:val="NormalWeb"/>
+      </w:pPr>
+      <w:r>
+        <w:t>Never patch blindly.</w:t>
+      </w:r>
+    </w:p>
+    <w:p>
+      <w:r>
+        <w:pict w14:anchorId="6EC6DC6D">
+          <v:rect id="_x0000_i1034" style="width:0;height:1.5pt" o:hralign="center" o:hrstd="t" o:hr="t" fillcolor="#a0a0a0" stroked="f"/>
+        </w:pict>
+      </w:r>
+    </w:p>
+    <w:p>
+      <w:pPr>
+        <w:pStyle w:val="Heading1"/>
+      </w:pPr>
+      <w:r>
+        <w:rPr>
+          <w:rFonts w:ascii="Apple Color Emoji" w:hAnsi="Apple Color Emoji" w:cs="Apple Color Emoji"/>
+        </w:rPr>
+        <w:t>🔟</w:t>
+      </w:r>
+      <w:r>
+        <w:t xml:space="preserve"> Scalable Project Architecture Rule</w:t>
+      </w:r>
+    </w:p>
+    <w:p>
+      <w:pPr>
+        <w:pStyle w:val="NormalWeb"/>
+      </w:pPr>
+      <w:r>
+        <w:t>For future projects (MD, Audit, MSP, etc.):</w:t>
+      </w:r>
+    </w:p>
+    <w:p>
+      <w:pPr>
+        <w:pStyle w:val="NormalWeb"/>
+      </w:pPr>
+      <w:r>
+        <w:t>Use pattern:</w:t>
+      </w:r>
+    </w:p>
+    <w:p>
+      <w:pPr>
+        <w:pStyle w:val="HTMLPreformatted"/>
+      </w:pPr>
+      <w:r>
+        <w:t>features/</w:t>
+      </w:r>
+      <w:r>
+        <w:br/>
+        <w:t xml:space="preserve">   project/</w:t>
+      </w:r>
+      <w:r>
+        <w:br/>
+        <w:t xml:space="preserve">      layout/</w:t>
+      </w:r>
+      <w:r>
+        <w:br/>
+        <w:t xml:space="preserve">      pages/</w:t>
+      </w:r>
+      <w:r>
+        <w:br/>
+        <w:t xml:space="preserve">      components/</w:t>
+      </w:r>
+      <w:r>
+        <w:br/>
+        <w:t xml:space="preserve">      hooks/</w:t>
+      </w:r>
+      <w:r>
+        <w:br/>
+        <w:t xml:space="preserve">      services/</w:t>
+      </w:r>
+    </w:p>
+    <w:p>
+      <w:pPr>
+        <w:pStyle w:val="NormalWeb"/>
+      </w:pPr>
+      <w:r>
+        <w:t>And in backend:</w:t>
+      </w:r>
+    </w:p>
+    <w:p>
+      <w:pPr>
+        <w:pStyle w:val="HTMLPreformatted"/>
+      </w:pPr>
+      <w:r>
+        <w:t>api/routes/</w:t>
+      </w:r>
+      <w:r>
+        <w:br/>
+        <w:t>services/</w:t>
+      </w:r>
+      <w:r>
+        <w:br/>
+      </w:r>
+      <w:r>
+        <w:lastRenderedPageBreak/>
+        <w:t>domain/</w:t>
+      </w:r>
+      <w:r>
+        <w:br/>
+        <w:t>models/</w:t>
+      </w:r>
+    </w:p>
+    <w:p>
+      <w:pPr>
+        <w:pStyle w:val="NormalWeb"/>
+      </w:pPr>
+      <w:r>
+        <w:t>Never mix layers.</w:t>
+      </w:r>
+    </w:p>
+    <w:p>
+      <w:r>
+        <w:rPr>
+          <w:noProof/>
+        </w:rPr>
+        <w:pict w14:anchorId="750663CB">
+          <v:rect id="_x0000_i1037" alt="" style="width:451.3pt;height:.05pt;mso-width-percent:0;mso-height-percent:0;mso-width-percent:0;mso-height-percent:0" o:hralign="center" o:hrstd="t" o:hr="t" fillcolor="#a0a0a0" stroked="f"/>
+        </w:pict>
+      </w:r>
+    </w:p>
+    <w:p>
+      <w:pPr>
+        <w:pStyle w:val="Heading1"/>
+      </w:pPr>
+      <w:r>
+        <w:t>Final Production Philosophy</w:t>
+      </w:r>
+    </w:p>
+    <w:p>
+      <w:pPr>
+        <w:pStyle w:val="NormalWeb"/>
+        <w:numPr>
+          <w:ilvl w:val="0"/>
+          <w:numId w:val="15"/>
+        </w:numPr>
+      </w:pPr>
+      <w:r>
+        <w:t>Versioned APIs</w:t>
+      </w:r>
+    </w:p>
+    <w:p>
+      <w:pPr>
+        <w:pStyle w:val="NormalWeb"/>
+        <w:numPr>
+          <w:ilvl w:val="0"/>
+          <w:numId w:val="15"/>
+        </w:numPr>
+      </w:pPr>
+      <w:r>
+        <w:t>Service-driven logic</w:t>
+      </w:r>
+    </w:p>
+    <w:p>
+      <w:pPr>
+        <w:pStyle w:val="NormalWeb"/>
+        <w:numPr>
+          <w:ilvl w:val="0"/>
+          <w:numId w:val="15"/>
+        </w:numPr>
+      </w:pPr>
+      <w:r>
+        <w:t>URL-driven navigation</w:t>
+      </w:r>
+    </w:p>
+    <w:p>
+      <w:pPr>
+        <w:pStyle w:val="NormalWeb"/>
+        <w:numPr>
+          <w:ilvl w:val="0"/>
+          <w:numId w:val="15"/>
+        </w:numPr>
+      </w:pPr>
+      <w:r>
+        <w:t>Explicit environment configuration</w:t>
+      </w:r>
+    </w:p>
+    <w:p>
+      <w:pPr>
+        <w:pStyle w:val="NormalWeb"/>
+        <w:numPr>
+          <w:ilvl w:val="0"/>
+          <w:numId w:val="15"/>
+        </w:numPr>
+      </w:pPr>
+      <w:r>
+        <w:t>Externalized persistent volumes</w:t>
+      </w:r>
+    </w:p>
+    <w:p>
+      <w:pPr>
+        <w:pStyle w:val="NormalWeb"/>
+        <w:numPr>
+          <w:ilvl w:val="0"/>
+          <w:numId w:val="15"/>
+        </w:numPr>
+      </w:pPr>
+      <w:r>
+        <w:t>Domain calculation centralization</w:t>
+      </w:r>
+    </w:p>
+    <w:p>
+      <w:pPr>
+        <w:pStyle w:val="NormalWeb"/>
+        <w:numPr>
+          <w:ilvl w:val="0"/>
+          <w:numId w:val="15"/>
+        </w:numPr>
+      </w:pPr>
+      <w:r>
+        <w:t>Strict responsibility boundaries</w:t>
+      </w:r>
+    </w:p>
+    <w:p>
+      <w:r>
+        <w:rPr>
+          <w:noProof/>
+        </w:rPr>
+        <w:pict w14:anchorId="6311299E">
+          <v:rect id="_x0000_i1036" alt="" style="width:451.3pt;height:.05pt;mso-width-percent:0;mso-height-percent:0;mso-width-percent:0;mso-height-percent:0" o:hralign="center" o:hrstd="t" o:hr="t" fillcolor="#a0a0a0" stroked="f"/>
+        </w:pict>
+      </w:r>
+    </w:p>
+    <w:p>
+      <w:pPr>
+        <w:pStyle w:val="NormalWeb"/>
+      </w:pPr>
+      <w:r>
+        <w:t>If you follow these, ARCAD can scale to:</w:t>
+      </w:r>
+    </w:p>
+    <w:p>
+      <w:pPr>
+        <w:pStyle w:val="NormalWeb"/>
+        <w:numPr>
+          <w:ilvl w:val="0"/>
+          <w:numId w:val="16"/>
+        </w:numPr>
+      </w:pPr>
+      <w:r>
+        <w:t>Multiple project types</w:t>
+      </w:r>
+    </w:p>
+    <w:p>
+      <w:pPr>
+        <w:pStyle w:val="NormalWeb"/>
+        <w:numPr>
+          <w:ilvl w:val="0"/>
+          <w:numId w:val="16"/>
+        </w:numPr>
+      </w:pPr>
+      <w:r>
+        <w:t>Role-based access control</w:t>
+      </w:r>
+    </w:p>
+    <w:p>
+      <w:pPr>
+        <w:pStyle w:val="NormalWeb"/>
+        <w:numPr>
+          <w:ilvl w:val="0"/>
+          <w:numId w:val="16"/>
+        </w:numPr>
+      </w:pPr>
+      <w:r>
+        <w:t>Multiple financial workflows</w:t>
+      </w:r>
+    </w:p>
+    <w:p>
+      <w:pPr>
+        <w:pStyle w:val="NormalWeb"/>
+        <w:numPr>
+          <w:ilvl w:val="0"/>
+          <w:numId w:val="16"/>
+        </w:numPr>
+      </w:pPr>
+      <w:r>
+        <w:t>External integrations</w:t>
+      </w:r>
+    </w:p>
+    <w:p>
+      <w:pPr>
+        <w:pStyle w:val="NormalWeb"/>
+        <w:numPr>
+          <w:ilvl w:val="0"/>
+          <w:numId w:val="16"/>
+        </w:numPr>
+      </w:pPr>
+      <w:r>
+        <w:t>Cloud deployment</w:t>
+      </w:r>
+    </w:p>
+    <w:p>
+      <w:r>
+        <w:rPr>
+          <w:noProof/>
+        </w:rPr>
+        <w:pict w14:anchorId="585A7E7E">
+          <v:rect id="_x0000_i1035" alt="" style="width:451.3pt;height:.05pt;mso-width-percent:0;mso-height-percent:0;mso-width-percent:0;mso-height-percent:0" o:hralign="center" o:hrstd="t" o:hr="t" fillcolor="#a0a0a0" stroked="f"/>
+        </w:pict>
+      </w:r>
+    </w:p>
+    <w:p>
+      <w:pPr>
+        <w:spacing w:before="160"/>
+        <w:jc w:val="center"/>
+      </w:pPr>
     </w:p>
     <w:sectPr>
       <w:pgSz w:w="12240" w:h="15840"/>
@@ -12461,6 +11000,751 @@
 <file path=word/numbering.xml><?xml version="1.0" encoding="utf-8"?>
 <w:numbering xmlns:wpc="http://schemas.microsoft.com/office/word/2010/wordprocessingCanvas" xmlns:cx="http://schemas.microsoft.com/office/drawing/2014/chartex" xmlns:cx1="http://schemas.microsoft.com/office/drawing/2015/9/8/chartex" xmlns:cx2="http://schemas.microsoft.com/office/drawing/2015/10/21/chartex" xmlns:cx3="http://schemas.microsoft.com/office/drawing/2016/5/9/chartex" xmlns:cx4="http://schemas.microsoft.com/office/drawing/2016/5/10/chartex" xmlns:cx5="http://schemas.microsoft.com/office/drawing/2016/5/11/chartex" xmlns:cx6="http://schemas.microsoft.com/office/drawing/2016/5/12/chartex" xmlns:cx7="http://schemas.microsoft.com/office/drawing/2016/5/13/chartex" xmlns:cx8="http://schemas.microsoft.com/office/drawing/2016/5/14/chartex" xmlns:mc="http://schemas.openxmlformats.org/markup-compatibility/2006" xmlns:aink="http://schemas.microsoft.com/office/drawing/2016/ink" xmlns:am3d="http://schemas.microsoft.com/office/drawing/2017/model3d" xmlns:o="urn:schemas-microsoft-com:office:office" xmlns:oel="http://schemas.microsoft.com/office/2019/extlst" xmlns:r="http://schemas.openxmlformats.org/officeDocument/2006/relationships" xmlns:m="http://schemas.openxmlformats.org/officeDocument/2006/math" xmlns:v="urn:schemas-microsoft-com:vml" xmlns:wp14="http://schemas.microsoft.com/office/word/2010/wordprocessingDrawing" xmlns:wp="http://schemas.openxmlformats.org/drawingml/2006/wordprocessingDrawing" xmlns:w10="urn:schemas-microsoft-com:office:word" xmlns:w="http://schemas.openxmlformats.org/wordprocessingml/2006/main" xmlns:w14="http://schemas.microsoft.com/office/word/2010/wordml" xmlns:w15="http://schemas.microsoft.com/office/word/2012/wordml" xmlns:w16cex="http://schemas.microsoft.com/office/word/2018/wordml/cex" xmlns:w16cid="http://schemas.microsoft.com/office/word/2016/wordml/cid" xmlns:w16="http://schemas.microsoft.com/office/word/2018/wordml" xmlns:w16du="http://schemas.microsoft.com/office/word/2023/wordml/word16du" xmlns:w16sdtdh="http://schemas.microsoft.com/office/word/2020/wordml/sdtdatahash" xmlns:w16sdtfl="http://schemas.microsoft.com/office/word/2024/wordml/sdtformatlock" xmlns:w16se="http://schemas.microsoft.com/office/word/2015/wordml/symex" xmlns:wpg="http://schemas.microsoft.com/office/word/2010/wordprocessingGroup" xmlns:wpi="http://schemas.microsoft.com/office/word/2010/wordprocessingInk" xmlns:wne="http://schemas.microsoft.com/office/word/2006/wordml" xmlns:wps="http://schemas.microsoft.com/office/word/2010/wordprocessingShape" mc:Ignorable="w14 w15 w16se w16cid w16 w16cex w16sdtdh w16sdtfl w16du wp14">
   <w:abstractNum w:abstractNumId="0" w15:restartNumberingAfterBreak="0">
+    <w:nsid w:val="014326A5"/>
+    <w:multiLevelType w:val="multilevel"/>
+    <w:tmpl w:val="98987212"/>
+    <w:lvl w:ilvl="0">
+      <w:start w:val="1"/>
+      <w:numFmt w:val="bullet"/>
+      <w:lvlText w:val=""/>
+      <w:lvlJc w:val="left"/>
+      <w:pPr>
+        <w:tabs>
+          <w:tab w:val="num" w:pos="720"/>
+        </w:tabs>
+        <w:ind w:left="720" w:hanging="360"/>
+      </w:pPr>
+      <w:rPr>
+        <w:rFonts w:ascii="Symbol" w:hAnsi="Symbol" w:hint="default"/>
+        <w:sz w:val="20"/>
+      </w:rPr>
+    </w:lvl>
+    <w:lvl w:ilvl="1" w:tentative="1">
+      <w:start w:val="1"/>
+      <w:numFmt w:val="bullet"/>
+      <w:lvlText w:val="o"/>
+      <w:lvlJc w:val="left"/>
+      <w:pPr>
+        <w:tabs>
+          <w:tab w:val="num" w:pos="1440"/>
+        </w:tabs>
+        <w:ind w:left="1440" w:hanging="360"/>
+      </w:pPr>
+      <w:rPr>
+        <w:rFonts w:ascii="Courier New" w:hAnsi="Courier New" w:hint="default"/>
+        <w:sz w:val="20"/>
+      </w:rPr>
+    </w:lvl>
+    <w:lvl w:ilvl="2" w:tentative="1">
+      <w:start w:val="1"/>
+      <w:numFmt w:val="bullet"/>
+      <w:lvlText w:val=""/>
+      <w:lvlJc w:val="left"/>
+      <w:pPr>
+        <w:tabs>
+          <w:tab w:val="num" w:pos="2160"/>
+        </w:tabs>
+        <w:ind w:left="2160" w:hanging="360"/>
+      </w:pPr>
+      <w:rPr>
+        <w:rFonts w:ascii="Wingdings" w:hAnsi="Wingdings" w:hint="default"/>
+        <w:sz w:val="20"/>
+      </w:rPr>
+    </w:lvl>
+    <w:lvl w:ilvl="3" w:tentative="1">
+      <w:start w:val="1"/>
+      <w:numFmt w:val="bullet"/>
+      <w:lvlText w:val=""/>
+      <w:lvlJc w:val="left"/>
+      <w:pPr>
+        <w:tabs>
+          <w:tab w:val="num" w:pos="2880"/>
+        </w:tabs>
+        <w:ind w:left="2880" w:hanging="360"/>
+      </w:pPr>
+      <w:rPr>
+        <w:rFonts w:ascii="Wingdings" w:hAnsi="Wingdings" w:hint="default"/>
+        <w:sz w:val="20"/>
+      </w:rPr>
+    </w:lvl>
+    <w:lvl w:ilvl="4" w:tentative="1">
+      <w:start w:val="1"/>
+      <w:numFmt w:val="bullet"/>
+      <w:lvlText w:val=""/>
+      <w:lvlJc w:val="left"/>
+      <w:pPr>
+        <w:tabs>
+          <w:tab w:val="num" w:pos="3600"/>
+        </w:tabs>
+        <w:ind w:left="3600" w:hanging="360"/>
+      </w:pPr>
+      <w:rPr>
+        <w:rFonts w:ascii="Wingdings" w:hAnsi="Wingdings" w:hint="default"/>
+        <w:sz w:val="20"/>
+      </w:rPr>
+    </w:lvl>
+    <w:lvl w:ilvl="5" w:tentative="1">
+      <w:start w:val="1"/>
+      <w:numFmt w:val="bullet"/>
+      <w:lvlText w:val=""/>
+      <w:lvlJc w:val="left"/>
+      <w:pPr>
+        <w:tabs>
+          <w:tab w:val="num" w:pos="4320"/>
+        </w:tabs>
+        <w:ind w:left="4320" w:hanging="360"/>
+      </w:pPr>
+      <w:rPr>
+        <w:rFonts w:ascii="Wingdings" w:hAnsi="Wingdings" w:hint="default"/>
+        <w:sz w:val="20"/>
+      </w:rPr>
+    </w:lvl>
+    <w:lvl w:ilvl="6" w:tentative="1">
+      <w:start w:val="1"/>
+      <w:numFmt w:val="bullet"/>
+      <w:lvlText w:val=""/>
+      <w:lvlJc w:val="left"/>
+      <w:pPr>
+        <w:tabs>
+          <w:tab w:val="num" w:pos="5040"/>
+        </w:tabs>
+        <w:ind w:left="5040" w:hanging="360"/>
+      </w:pPr>
+      <w:rPr>
+        <w:rFonts w:ascii="Wingdings" w:hAnsi="Wingdings" w:hint="default"/>
+        <w:sz w:val="20"/>
+      </w:rPr>
+    </w:lvl>
+    <w:lvl w:ilvl="7" w:tentative="1">
+      <w:start w:val="1"/>
+      <w:numFmt w:val="bullet"/>
+      <w:lvlText w:val=""/>
+      <w:lvlJc w:val="left"/>
+      <w:pPr>
+        <w:tabs>
+          <w:tab w:val="num" w:pos="5760"/>
+        </w:tabs>
+        <w:ind w:left="5760" w:hanging="360"/>
+      </w:pPr>
+      <w:rPr>
+        <w:rFonts w:ascii="Wingdings" w:hAnsi="Wingdings" w:hint="default"/>
+        <w:sz w:val="20"/>
+      </w:rPr>
+    </w:lvl>
+    <w:lvl w:ilvl="8" w:tentative="1">
+      <w:start w:val="1"/>
+      <w:numFmt w:val="bullet"/>
+      <w:lvlText w:val=""/>
+      <w:lvlJc w:val="left"/>
+      <w:pPr>
+        <w:tabs>
+          <w:tab w:val="num" w:pos="6480"/>
+        </w:tabs>
+        <w:ind w:left="6480" w:hanging="360"/>
+      </w:pPr>
+      <w:rPr>
+        <w:rFonts w:ascii="Wingdings" w:hAnsi="Wingdings" w:hint="default"/>
+        <w:sz w:val="20"/>
+      </w:rPr>
+    </w:lvl>
+  </w:abstractNum>
+  <w:abstractNum w:abstractNumId="1" w15:restartNumberingAfterBreak="0">
+    <w:nsid w:val="093743FC"/>
+    <w:multiLevelType w:val="multilevel"/>
+    <w:tmpl w:val="C010DD08"/>
+    <w:lvl w:ilvl="0">
+      <w:start w:val="1"/>
+      <w:numFmt w:val="bullet"/>
+      <w:lvlText w:val=""/>
+      <w:lvlJc w:val="left"/>
+      <w:pPr>
+        <w:tabs>
+          <w:tab w:val="num" w:pos="720"/>
+        </w:tabs>
+        <w:ind w:left="720" w:hanging="360"/>
+      </w:pPr>
+      <w:rPr>
+        <w:rFonts w:ascii="Symbol" w:hAnsi="Symbol" w:hint="default"/>
+        <w:sz w:val="20"/>
+      </w:rPr>
+    </w:lvl>
+    <w:lvl w:ilvl="1" w:tentative="1">
+      <w:start w:val="1"/>
+      <w:numFmt w:val="bullet"/>
+      <w:lvlText w:val="o"/>
+      <w:lvlJc w:val="left"/>
+      <w:pPr>
+        <w:tabs>
+          <w:tab w:val="num" w:pos="1440"/>
+        </w:tabs>
+        <w:ind w:left="1440" w:hanging="360"/>
+      </w:pPr>
+      <w:rPr>
+        <w:rFonts w:ascii="Courier New" w:hAnsi="Courier New" w:hint="default"/>
+        <w:sz w:val="20"/>
+      </w:rPr>
+    </w:lvl>
+    <w:lvl w:ilvl="2" w:tentative="1">
+      <w:start w:val="1"/>
+      <w:numFmt w:val="bullet"/>
+      <w:lvlText w:val=""/>
+      <w:lvlJc w:val="left"/>
+      <w:pPr>
+        <w:tabs>
+          <w:tab w:val="num" w:pos="2160"/>
+        </w:tabs>
+        <w:ind w:left="2160" w:hanging="360"/>
+      </w:pPr>
+      <w:rPr>
+        <w:rFonts w:ascii="Wingdings" w:hAnsi="Wingdings" w:hint="default"/>
+        <w:sz w:val="20"/>
+      </w:rPr>
+    </w:lvl>
+    <w:lvl w:ilvl="3" w:tentative="1">
+      <w:start w:val="1"/>
+      <w:numFmt w:val="bullet"/>
+      <w:lvlText w:val=""/>
+      <w:lvlJc w:val="left"/>
+      <w:pPr>
+        <w:tabs>
+          <w:tab w:val="num" w:pos="2880"/>
+        </w:tabs>
+        <w:ind w:left="2880" w:hanging="360"/>
+      </w:pPr>
+      <w:rPr>
+        <w:rFonts w:ascii="Wingdings" w:hAnsi="Wingdings" w:hint="default"/>
+        <w:sz w:val="20"/>
+      </w:rPr>
+    </w:lvl>
+    <w:lvl w:ilvl="4" w:tentative="1">
+      <w:start w:val="1"/>
+      <w:numFmt w:val="bullet"/>
+      <w:lvlText w:val=""/>
+      <w:lvlJc w:val="left"/>
+      <w:pPr>
+        <w:tabs>
+          <w:tab w:val="num" w:pos="3600"/>
+        </w:tabs>
+        <w:ind w:left="3600" w:hanging="360"/>
+      </w:pPr>
+      <w:rPr>
+        <w:rFonts w:ascii="Wingdings" w:hAnsi="Wingdings" w:hint="default"/>
+        <w:sz w:val="20"/>
+      </w:rPr>
+    </w:lvl>
+    <w:lvl w:ilvl="5" w:tentative="1">
+      <w:start w:val="1"/>
+      <w:numFmt w:val="bullet"/>
+      <w:lvlText w:val=""/>
+      <w:lvlJc w:val="left"/>
+      <w:pPr>
+        <w:tabs>
+          <w:tab w:val="num" w:pos="4320"/>
+        </w:tabs>
+        <w:ind w:left="4320" w:hanging="360"/>
+      </w:pPr>
+      <w:rPr>
+        <w:rFonts w:ascii="Wingdings" w:hAnsi="Wingdings" w:hint="default"/>
+        <w:sz w:val="20"/>
+      </w:rPr>
+    </w:lvl>
+    <w:lvl w:ilvl="6" w:tentative="1">
+      <w:start w:val="1"/>
+      <w:numFmt w:val="bullet"/>
+      <w:lvlText w:val=""/>
+      <w:lvlJc w:val="left"/>
+      <w:pPr>
+        <w:tabs>
+          <w:tab w:val="num" w:pos="5040"/>
+        </w:tabs>
+        <w:ind w:left="5040" w:hanging="360"/>
+      </w:pPr>
+      <w:rPr>
+        <w:rFonts w:ascii="Wingdings" w:hAnsi="Wingdings" w:hint="default"/>
+        <w:sz w:val="20"/>
+      </w:rPr>
+    </w:lvl>
+    <w:lvl w:ilvl="7" w:tentative="1">
+      <w:start w:val="1"/>
+      <w:numFmt w:val="bullet"/>
+      <w:lvlText w:val=""/>
+      <w:lvlJc w:val="left"/>
+      <w:pPr>
+        <w:tabs>
+          <w:tab w:val="num" w:pos="5760"/>
+        </w:tabs>
+        <w:ind w:left="5760" w:hanging="360"/>
+      </w:pPr>
+      <w:rPr>
+        <w:rFonts w:ascii="Wingdings" w:hAnsi="Wingdings" w:hint="default"/>
+        <w:sz w:val="20"/>
+      </w:rPr>
+    </w:lvl>
+    <w:lvl w:ilvl="8" w:tentative="1">
+      <w:start w:val="1"/>
+      <w:numFmt w:val="bullet"/>
+      <w:lvlText w:val=""/>
+      <w:lvlJc w:val="left"/>
+      <w:pPr>
+        <w:tabs>
+          <w:tab w:val="num" w:pos="6480"/>
+        </w:tabs>
+        <w:ind w:left="6480" w:hanging="360"/>
+      </w:pPr>
+      <w:rPr>
+        <w:rFonts w:ascii="Wingdings" w:hAnsi="Wingdings" w:hint="default"/>
+        <w:sz w:val="20"/>
+      </w:rPr>
+    </w:lvl>
+  </w:abstractNum>
+  <w:abstractNum w:abstractNumId="2" w15:restartNumberingAfterBreak="0">
+    <w:nsid w:val="1DBC7C3C"/>
+    <w:multiLevelType w:val="multilevel"/>
+    <w:tmpl w:val="A1C8F48C"/>
+    <w:lvl w:ilvl="0">
+      <w:start w:val="1"/>
+      <w:numFmt w:val="bullet"/>
+      <w:lvlText w:val=""/>
+      <w:lvlJc w:val="left"/>
+      <w:pPr>
+        <w:tabs>
+          <w:tab w:val="num" w:pos="720"/>
+        </w:tabs>
+        <w:ind w:left="720" w:hanging="360"/>
+      </w:pPr>
+      <w:rPr>
+        <w:rFonts w:ascii="Symbol" w:hAnsi="Symbol" w:hint="default"/>
+        <w:sz w:val="20"/>
+      </w:rPr>
+    </w:lvl>
+    <w:lvl w:ilvl="1" w:tentative="1">
+      <w:start w:val="1"/>
+      <w:numFmt w:val="bullet"/>
+      <w:lvlText w:val="o"/>
+      <w:lvlJc w:val="left"/>
+      <w:pPr>
+        <w:tabs>
+          <w:tab w:val="num" w:pos="1440"/>
+        </w:tabs>
+        <w:ind w:left="1440" w:hanging="360"/>
+      </w:pPr>
+      <w:rPr>
+        <w:rFonts w:ascii="Courier New" w:hAnsi="Courier New" w:hint="default"/>
+        <w:sz w:val="20"/>
+      </w:rPr>
+    </w:lvl>
+    <w:lvl w:ilvl="2" w:tentative="1">
+      <w:start w:val="1"/>
+      <w:numFmt w:val="bullet"/>
+      <w:lvlText w:val=""/>
+      <w:lvlJc w:val="left"/>
+      <w:pPr>
+        <w:tabs>
+          <w:tab w:val="num" w:pos="2160"/>
+        </w:tabs>
+        <w:ind w:left="2160" w:hanging="360"/>
+      </w:pPr>
+      <w:rPr>
+        <w:rFonts w:ascii="Wingdings" w:hAnsi="Wingdings" w:hint="default"/>
+        <w:sz w:val="20"/>
+      </w:rPr>
+    </w:lvl>
+    <w:lvl w:ilvl="3" w:tentative="1">
+      <w:start w:val="1"/>
+      <w:numFmt w:val="bullet"/>
+      <w:lvlText w:val=""/>
+      <w:lvlJc w:val="left"/>
+      <w:pPr>
+        <w:tabs>
+          <w:tab w:val="num" w:pos="2880"/>
+        </w:tabs>
+        <w:ind w:left="2880" w:hanging="360"/>
+      </w:pPr>
+      <w:rPr>
+        <w:rFonts w:ascii="Wingdings" w:hAnsi="Wingdings" w:hint="default"/>
+        <w:sz w:val="20"/>
+      </w:rPr>
+    </w:lvl>
+    <w:lvl w:ilvl="4" w:tentative="1">
+      <w:start w:val="1"/>
+      <w:numFmt w:val="bullet"/>
+      <w:lvlText w:val=""/>
+      <w:lvlJc w:val="left"/>
+      <w:pPr>
+        <w:tabs>
+          <w:tab w:val="num" w:pos="3600"/>
+        </w:tabs>
+        <w:ind w:left="3600" w:hanging="360"/>
+      </w:pPr>
+      <w:rPr>
+        <w:rFonts w:ascii="Wingdings" w:hAnsi="Wingdings" w:hint="default"/>
+        <w:sz w:val="20"/>
+      </w:rPr>
+    </w:lvl>
+    <w:lvl w:ilvl="5" w:tentative="1">
+      <w:start w:val="1"/>
+      <w:numFmt w:val="bullet"/>
+      <w:lvlText w:val=""/>
+      <w:lvlJc w:val="left"/>
+      <w:pPr>
+        <w:tabs>
+          <w:tab w:val="num" w:pos="4320"/>
+        </w:tabs>
+        <w:ind w:left="4320" w:hanging="360"/>
+      </w:pPr>
+      <w:rPr>
+        <w:rFonts w:ascii="Wingdings" w:hAnsi="Wingdings" w:hint="default"/>
+        <w:sz w:val="20"/>
+      </w:rPr>
+    </w:lvl>
+    <w:lvl w:ilvl="6" w:tentative="1">
+      <w:start w:val="1"/>
+      <w:numFmt w:val="bullet"/>
+      <w:lvlText w:val=""/>
+      <w:lvlJc w:val="left"/>
+      <w:pPr>
+        <w:tabs>
+          <w:tab w:val="num" w:pos="5040"/>
+        </w:tabs>
+        <w:ind w:left="5040" w:hanging="360"/>
+      </w:pPr>
+      <w:rPr>
+        <w:rFonts w:ascii="Wingdings" w:hAnsi="Wingdings" w:hint="default"/>
+        <w:sz w:val="20"/>
+      </w:rPr>
+    </w:lvl>
+    <w:lvl w:ilvl="7" w:tentative="1">
+      <w:start w:val="1"/>
+      <w:numFmt w:val="bullet"/>
+      <w:lvlText w:val=""/>
+      <w:lvlJc w:val="left"/>
+      <w:pPr>
+        <w:tabs>
+          <w:tab w:val="num" w:pos="5760"/>
+        </w:tabs>
+        <w:ind w:left="5760" w:hanging="360"/>
+      </w:pPr>
+      <w:rPr>
+        <w:rFonts w:ascii="Wingdings" w:hAnsi="Wingdings" w:hint="default"/>
+        <w:sz w:val="20"/>
+      </w:rPr>
+    </w:lvl>
+    <w:lvl w:ilvl="8" w:tentative="1">
+      <w:start w:val="1"/>
+      <w:numFmt w:val="bullet"/>
+      <w:lvlText w:val=""/>
+      <w:lvlJc w:val="left"/>
+      <w:pPr>
+        <w:tabs>
+          <w:tab w:val="num" w:pos="6480"/>
+        </w:tabs>
+        <w:ind w:left="6480" w:hanging="360"/>
+      </w:pPr>
+      <w:rPr>
+        <w:rFonts w:ascii="Wingdings" w:hAnsi="Wingdings" w:hint="default"/>
+        <w:sz w:val="20"/>
+      </w:rPr>
+    </w:lvl>
+  </w:abstractNum>
+  <w:abstractNum w:abstractNumId="3" w15:restartNumberingAfterBreak="0">
+    <w:nsid w:val="20337E5E"/>
+    <w:multiLevelType w:val="multilevel"/>
+    <w:tmpl w:val="6BC49A78"/>
+    <w:lvl w:ilvl="0">
+      <w:start w:val="1"/>
+      <w:numFmt w:val="bullet"/>
+      <w:lvlText w:val=""/>
+      <w:lvlJc w:val="left"/>
+      <w:pPr>
+        <w:tabs>
+          <w:tab w:val="num" w:pos="720"/>
+        </w:tabs>
+        <w:ind w:left="720" w:hanging="360"/>
+      </w:pPr>
+      <w:rPr>
+        <w:rFonts w:ascii="Symbol" w:hAnsi="Symbol" w:hint="default"/>
+        <w:sz w:val="20"/>
+      </w:rPr>
+    </w:lvl>
+    <w:lvl w:ilvl="1" w:tentative="1">
+      <w:start w:val="1"/>
+      <w:numFmt w:val="bullet"/>
+      <w:lvlText w:val="o"/>
+      <w:lvlJc w:val="left"/>
+      <w:pPr>
+        <w:tabs>
+          <w:tab w:val="num" w:pos="1440"/>
+        </w:tabs>
+        <w:ind w:left="1440" w:hanging="360"/>
+      </w:pPr>
+      <w:rPr>
+        <w:rFonts w:ascii="Courier New" w:hAnsi="Courier New" w:hint="default"/>
+        <w:sz w:val="20"/>
+      </w:rPr>
+    </w:lvl>
+    <w:lvl w:ilvl="2" w:tentative="1">
+      <w:start w:val="1"/>
+      <w:numFmt w:val="bullet"/>
+      <w:lvlText w:val=""/>
+      <w:lvlJc w:val="left"/>
+      <w:pPr>
+        <w:tabs>
+          <w:tab w:val="num" w:pos="2160"/>
+        </w:tabs>
+        <w:ind w:left="2160" w:hanging="360"/>
+      </w:pPr>
+      <w:rPr>
+        <w:rFonts w:ascii="Wingdings" w:hAnsi="Wingdings" w:hint="default"/>
+        <w:sz w:val="20"/>
+      </w:rPr>
+    </w:lvl>
+    <w:lvl w:ilvl="3" w:tentative="1">
+      <w:start w:val="1"/>
+      <w:numFmt w:val="bullet"/>
+      <w:lvlText w:val=""/>
+      <w:lvlJc w:val="left"/>
+      <w:pPr>
+        <w:tabs>
+          <w:tab w:val="num" w:pos="2880"/>
+        </w:tabs>
+        <w:ind w:left="2880" w:hanging="360"/>
+      </w:pPr>
+      <w:rPr>
+        <w:rFonts w:ascii="Wingdings" w:hAnsi="Wingdings" w:hint="default"/>
+        <w:sz w:val="20"/>
+      </w:rPr>
+    </w:lvl>
+    <w:lvl w:ilvl="4" w:tentative="1">
+      <w:start w:val="1"/>
+      <w:numFmt w:val="bullet"/>
+      <w:lvlText w:val=""/>
+      <w:lvlJc w:val="left"/>
+      <w:pPr>
+        <w:tabs>
+          <w:tab w:val="num" w:pos="3600"/>
+        </w:tabs>
+        <w:ind w:left="3600" w:hanging="360"/>
+      </w:pPr>
+      <w:rPr>
+        <w:rFonts w:ascii="Wingdings" w:hAnsi="Wingdings" w:hint="default"/>
+        <w:sz w:val="20"/>
+      </w:rPr>
+    </w:lvl>
+    <w:lvl w:ilvl="5" w:tentative="1">
+      <w:start w:val="1"/>
+      <w:numFmt w:val="bullet"/>
+      <w:lvlText w:val=""/>
+      <w:lvlJc w:val="left"/>
+      <w:pPr>
+        <w:tabs>
+          <w:tab w:val="num" w:pos="4320"/>
+        </w:tabs>
+        <w:ind w:left="4320" w:hanging="360"/>
+      </w:pPr>
+      <w:rPr>
+        <w:rFonts w:ascii="Wingdings" w:hAnsi="Wingdings" w:hint="default"/>
+        <w:sz w:val="20"/>
+      </w:rPr>
+    </w:lvl>
+    <w:lvl w:ilvl="6" w:tentative="1">
+      <w:start w:val="1"/>
+      <w:numFmt w:val="bullet"/>
+      <w:lvlText w:val=""/>
+      <w:lvlJc w:val="left"/>
+      <w:pPr>
+        <w:tabs>
+          <w:tab w:val="num" w:pos="5040"/>
+        </w:tabs>
+        <w:ind w:left="5040" w:hanging="360"/>
+      </w:pPr>
+      <w:rPr>
+        <w:rFonts w:ascii="Wingdings" w:hAnsi="Wingdings" w:hint="default"/>
+        <w:sz w:val="20"/>
+      </w:rPr>
+    </w:lvl>
+    <w:lvl w:ilvl="7" w:tentative="1">
+      <w:start w:val="1"/>
+      <w:numFmt w:val="bullet"/>
+      <w:lvlText w:val=""/>
+      <w:lvlJc w:val="left"/>
+      <w:pPr>
+        <w:tabs>
+          <w:tab w:val="num" w:pos="5760"/>
+        </w:tabs>
+        <w:ind w:left="5760" w:hanging="360"/>
+      </w:pPr>
+      <w:rPr>
+        <w:rFonts w:ascii="Wingdings" w:hAnsi="Wingdings" w:hint="default"/>
+        <w:sz w:val="20"/>
+      </w:rPr>
+    </w:lvl>
+    <w:lvl w:ilvl="8" w:tentative="1">
+      <w:start w:val="1"/>
+      <w:numFmt w:val="bullet"/>
+      <w:lvlText w:val=""/>
+      <w:lvlJc w:val="left"/>
+      <w:pPr>
+        <w:tabs>
+          <w:tab w:val="num" w:pos="6480"/>
+        </w:tabs>
+        <w:ind w:left="6480" w:hanging="360"/>
+      </w:pPr>
+      <w:rPr>
+        <w:rFonts w:ascii="Wingdings" w:hAnsi="Wingdings" w:hint="default"/>
+        <w:sz w:val="20"/>
+      </w:rPr>
+    </w:lvl>
+  </w:abstractNum>
+  <w:abstractNum w:abstractNumId="4" w15:restartNumberingAfterBreak="0">
+    <w:nsid w:val="2E497508"/>
+    <w:multiLevelType w:val="multilevel"/>
+    <w:tmpl w:val="305EE6E6"/>
+    <w:lvl w:ilvl="0">
+      <w:start w:val="1"/>
+      <w:numFmt w:val="bullet"/>
+      <w:lvlText w:val=""/>
+      <w:lvlJc w:val="left"/>
+      <w:pPr>
+        <w:tabs>
+          <w:tab w:val="num" w:pos="720"/>
+        </w:tabs>
+        <w:ind w:left="720" w:hanging="360"/>
+      </w:pPr>
+      <w:rPr>
+        <w:rFonts w:ascii="Symbol" w:hAnsi="Symbol" w:hint="default"/>
+        <w:sz w:val="20"/>
+      </w:rPr>
+    </w:lvl>
+    <w:lvl w:ilvl="1" w:tentative="1">
+      <w:start w:val="1"/>
+      <w:numFmt w:val="bullet"/>
+      <w:lvlText w:val="o"/>
+      <w:lvlJc w:val="left"/>
+      <w:pPr>
+        <w:tabs>
+          <w:tab w:val="num" w:pos="1440"/>
+        </w:tabs>
+        <w:ind w:left="1440" w:hanging="360"/>
+      </w:pPr>
+      <w:rPr>
+        <w:rFonts w:ascii="Courier New" w:hAnsi="Courier New" w:hint="default"/>
+        <w:sz w:val="20"/>
+      </w:rPr>
+    </w:lvl>
+    <w:lvl w:ilvl="2" w:tentative="1">
+      <w:start w:val="1"/>
+      <w:numFmt w:val="bullet"/>
+      <w:lvlText w:val=""/>
+      <w:lvlJc w:val="left"/>
+      <w:pPr>
+        <w:tabs>
+          <w:tab w:val="num" w:pos="2160"/>
+        </w:tabs>
+        <w:ind w:left="2160" w:hanging="360"/>
+      </w:pPr>
+      <w:rPr>
+        <w:rFonts w:ascii="Wingdings" w:hAnsi="Wingdings" w:hint="default"/>
+        <w:sz w:val="20"/>
+      </w:rPr>
+    </w:lvl>
+    <w:lvl w:ilvl="3" w:tentative="1">
+      <w:start w:val="1"/>
+      <w:numFmt w:val="bullet"/>
+      <w:lvlText w:val=""/>
+      <w:lvlJc w:val="left"/>
+      <w:pPr>
+        <w:tabs>
+          <w:tab w:val="num" w:pos="2880"/>
+        </w:tabs>
+        <w:ind w:left="2880" w:hanging="360"/>
+      </w:pPr>
+      <w:rPr>
+        <w:rFonts w:ascii="Wingdings" w:hAnsi="Wingdings" w:hint="default"/>
+        <w:sz w:val="20"/>
+      </w:rPr>
+    </w:lvl>
+    <w:lvl w:ilvl="4" w:tentative="1">
+      <w:start w:val="1"/>
+      <w:numFmt w:val="bullet"/>
+      <w:lvlText w:val=""/>
+      <w:lvlJc w:val="left"/>
+      <w:pPr>
+        <w:tabs>
+          <w:tab w:val="num" w:pos="3600"/>
+        </w:tabs>
+        <w:ind w:left="3600" w:hanging="360"/>
+      </w:pPr>
+      <w:rPr>
+        <w:rFonts w:ascii="Wingdings" w:hAnsi="Wingdings" w:hint="default"/>
+        <w:sz w:val="20"/>
+      </w:rPr>
+    </w:lvl>
+    <w:lvl w:ilvl="5" w:tentative="1">
+      <w:start w:val="1"/>
+      <w:numFmt w:val="bullet"/>
+      <w:lvlText w:val=""/>
+      <w:lvlJc w:val="left"/>
+      <w:pPr>
+        <w:tabs>
+          <w:tab w:val="num" w:pos="4320"/>
+        </w:tabs>
+        <w:ind w:left="4320" w:hanging="360"/>
+      </w:pPr>
+      <w:rPr>
+        <w:rFonts w:ascii="Wingdings" w:hAnsi="Wingdings" w:hint="default"/>
+        <w:sz w:val="20"/>
+      </w:rPr>
+    </w:lvl>
+    <w:lvl w:ilvl="6" w:tentative="1">
+      <w:start w:val="1"/>
+      <w:numFmt w:val="bullet"/>
+      <w:lvlText w:val=""/>
+      <w:lvlJc w:val="left"/>
+      <w:pPr>
+        <w:tabs>
+          <w:tab w:val="num" w:pos="5040"/>
+        </w:tabs>
+        <w:ind w:left="5040" w:hanging="360"/>
+      </w:pPr>
+      <w:rPr>
+        <w:rFonts w:ascii="Wingdings" w:hAnsi="Wingdings" w:hint="default"/>
+        <w:sz w:val="20"/>
+      </w:rPr>
+    </w:lvl>
+    <w:lvl w:ilvl="7" w:tentative="1">
+      <w:start w:val="1"/>
+      <w:numFmt w:val="bullet"/>
+      <w:lvlText w:val=""/>
+      <w:lvlJc w:val="left"/>
+      <w:pPr>
+        <w:tabs>
+          <w:tab w:val="num" w:pos="5760"/>
+        </w:tabs>
+        <w:ind w:left="5760" w:hanging="360"/>
+      </w:pPr>
+      <w:rPr>
+        <w:rFonts w:ascii="Wingdings" w:hAnsi="Wingdings" w:hint="default"/>
+        <w:sz w:val="20"/>
+      </w:rPr>
+    </w:lvl>
+    <w:lvl w:ilvl="8" w:tentative="1">
+      <w:start w:val="1"/>
+      <w:numFmt w:val="bullet"/>
+      <w:lvlText w:val=""/>
+      <w:lvlJc w:val="left"/>
+      <w:pPr>
+        <w:tabs>
+          <w:tab w:val="num" w:pos="6480"/>
+        </w:tabs>
+        <w:ind w:left="6480" w:hanging="360"/>
+      </w:pPr>
+      <w:rPr>
+        <w:rFonts w:ascii="Wingdings" w:hAnsi="Wingdings" w:hint="default"/>
+        <w:sz w:val="20"/>
+      </w:rPr>
+    </w:lvl>
+  </w:abstractNum>
+  <w:abstractNum w:abstractNumId="5" w15:restartNumberingAfterBreak="0">
     <w:nsid w:val="31B23378"/>
     <w:multiLevelType w:val="hybridMultilevel"/>
     <w:tmpl w:val="9790D758"/>
@@ -12514,7 +11798,7 @@
       <w:lvlJc w:val="left"/>
     </w:lvl>
   </w:abstractNum>
-  <w:abstractNum w:abstractNumId="1" w15:restartNumberingAfterBreak="0">
+  <w:abstractNum w:abstractNumId="6" w15:restartNumberingAfterBreak="0">
     <w:nsid w:val="3843127F"/>
     <w:multiLevelType w:val="hybridMultilevel"/>
     <w:tmpl w:val="5F165DD4"/>
@@ -12600,7 +11884,865 @@
       </w:pPr>
     </w:lvl>
   </w:abstractNum>
-  <w:abstractNum w:abstractNumId="2" w15:restartNumberingAfterBreak="0">
+  <w:abstractNum w:abstractNumId="7" w15:restartNumberingAfterBreak="0">
+    <w:nsid w:val="3EF16393"/>
+    <w:multiLevelType w:val="multilevel"/>
+    <w:tmpl w:val="B226DB26"/>
+    <w:lvl w:ilvl="0">
+      <w:start w:val="1"/>
+      <w:numFmt w:val="bullet"/>
+      <w:lvlText w:val=""/>
+      <w:lvlJc w:val="left"/>
+      <w:pPr>
+        <w:tabs>
+          <w:tab w:val="num" w:pos="720"/>
+        </w:tabs>
+        <w:ind w:left="720" w:hanging="360"/>
+      </w:pPr>
+      <w:rPr>
+        <w:rFonts w:ascii="Symbol" w:hAnsi="Symbol" w:hint="default"/>
+        <w:sz w:val="20"/>
+      </w:rPr>
+    </w:lvl>
+    <w:lvl w:ilvl="1" w:tentative="1">
+      <w:start w:val="1"/>
+      <w:numFmt w:val="bullet"/>
+      <w:lvlText w:val="o"/>
+      <w:lvlJc w:val="left"/>
+      <w:pPr>
+        <w:tabs>
+          <w:tab w:val="num" w:pos="1440"/>
+        </w:tabs>
+        <w:ind w:left="1440" w:hanging="360"/>
+      </w:pPr>
+      <w:rPr>
+        <w:rFonts w:ascii="Courier New" w:hAnsi="Courier New" w:hint="default"/>
+        <w:sz w:val="20"/>
+      </w:rPr>
+    </w:lvl>
+    <w:lvl w:ilvl="2" w:tentative="1">
+      <w:start w:val="1"/>
+      <w:numFmt w:val="bullet"/>
+      <w:lvlText w:val=""/>
+      <w:lvlJc w:val="left"/>
+      <w:pPr>
+        <w:tabs>
+          <w:tab w:val="num" w:pos="2160"/>
+        </w:tabs>
+        <w:ind w:left="2160" w:hanging="360"/>
+      </w:pPr>
+      <w:rPr>
+        <w:rFonts w:ascii="Wingdings" w:hAnsi="Wingdings" w:hint="default"/>
+        <w:sz w:val="20"/>
+      </w:rPr>
+    </w:lvl>
+    <w:lvl w:ilvl="3" w:tentative="1">
+      <w:start w:val="1"/>
+      <w:numFmt w:val="bullet"/>
+      <w:lvlText w:val=""/>
+      <w:lvlJc w:val="left"/>
+      <w:pPr>
+        <w:tabs>
+          <w:tab w:val="num" w:pos="2880"/>
+        </w:tabs>
+        <w:ind w:left="2880" w:hanging="360"/>
+      </w:pPr>
+      <w:rPr>
+        <w:rFonts w:ascii="Wingdings" w:hAnsi="Wingdings" w:hint="default"/>
+        <w:sz w:val="20"/>
+      </w:rPr>
+    </w:lvl>
+    <w:lvl w:ilvl="4" w:tentative="1">
+      <w:start w:val="1"/>
+      <w:numFmt w:val="bullet"/>
+      <w:lvlText w:val=""/>
+      <w:lvlJc w:val="left"/>
+      <w:pPr>
+        <w:tabs>
+          <w:tab w:val="num" w:pos="3600"/>
+        </w:tabs>
+        <w:ind w:left="3600" w:hanging="360"/>
+      </w:pPr>
+      <w:rPr>
+        <w:rFonts w:ascii="Wingdings" w:hAnsi="Wingdings" w:hint="default"/>
+        <w:sz w:val="20"/>
+      </w:rPr>
+    </w:lvl>
+    <w:lvl w:ilvl="5" w:tentative="1">
+      <w:start w:val="1"/>
+      <w:numFmt w:val="bullet"/>
+      <w:lvlText w:val=""/>
+      <w:lvlJc w:val="left"/>
+      <w:pPr>
+        <w:tabs>
+          <w:tab w:val="num" w:pos="4320"/>
+        </w:tabs>
+        <w:ind w:left="4320" w:hanging="360"/>
+      </w:pPr>
+      <w:rPr>
+        <w:rFonts w:ascii="Wingdings" w:hAnsi="Wingdings" w:hint="default"/>
+        <w:sz w:val="20"/>
+      </w:rPr>
+    </w:lvl>
+    <w:lvl w:ilvl="6" w:tentative="1">
+      <w:start w:val="1"/>
+      <w:numFmt w:val="bullet"/>
+      <w:lvlText w:val=""/>
+      <w:lvlJc w:val="left"/>
+      <w:pPr>
+        <w:tabs>
+          <w:tab w:val="num" w:pos="5040"/>
+        </w:tabs>
+        <w:ind w:left="5040" w:hanging="360"/>
+      </w:pPr>
+      <w:rPr>
+        <w:rFonts w:ascii="Wingdings" w:hAnsi="Wingdings" w:hint="default"/>
+        <w:sz w:val="20"/>
+      </w:rPr>
+    </w:lvl>
+    <w:lvl w:ilvl="7" w:tentative="1">
+      <w:start w:val="1"/>
+      <w:numFmt w:val="bullet"/>
+      <w:lvlText w:val=""/>
+      <w:lvlJc w:val="left"/>
+      <w:pPr>
+        <w:tabs>
+          <w:tab w:val="num" w:pos="5760"/>
+        </w:tabs>
+        <w:ind w:left="5760" w:hanging="360"/>
+      </w:pPr>
+      <w:rPr>
+        <w:rFonts w:ascii="Wingdings" w:hAnsi="Wingdings" w:hint="default"/>
+        <w:sz w:val="20"/>
+      </w:rPr>
+    </w:lvl>
+    <w:lvl w:ilvl="8" w:tentative="1">
+      <w:start w:val="1"/>
+      <w:numFmt w:val="bullet"/>
+      <w:lvlText w:val=""/>
+      <w:lvlJc w:val="left"/>
+      <w:pPr>
+        <w:tabs>
+          <w:tab w:val="num" w:pos="6480"/>
+        </w:tabs>
+        <w:ind w:left="6480" w:hanging="360"/>
+      </w:pPr>
+      <w:rPr>
+        <w:rFonts w:ascii="Wingdings" w:hAnsi="Wingdings" w:hint="default"/>
+        <w:sz w:val="20"/>
+      </w:rPr>
+    </w:lvl>
+  </w:abstractNum>
+  <w:abstractNum w:abstractNumId="8" w15:restartNumberingAfterBreak="0">
+    <w:nsid w:val="42922E10"/>
+    <w:multiLevelType w:val="multilevel"/>
+    <w:tmpl w:val="9EE8AAC4"/>
+    <w:lvl w:ilvl="0">
+      <w:start w:val="1"/>
+      <w:numFmt w:val="bullet"/>
+      <w:lvlText w:val=""/>
+      <w:lvlJc w:val="left"/>
+      <w:pPr>
+        <w:tabs>
+          <w:tab w:val="num" w:pos="720"/>
+        </w:tabs>
+        <w:ind w:left="720" w:hanging="360"/>
+      </w:pPr>
+      <w:rPr>
+        <w:rFonts w:ascii="Symbol" w:hAnsi="Symbol" w:hint="default"/>
+        <w:sz w:val="20"/>
+      </w:rPr>
+    </w:lvl>
+    <w:lvl w:ilvl="1" w:tentative="1">
+      <w:start w:val="1"/>
+      <w:numFmt w:val="bullet"/>
+      <w:lvlText w:val="o"/>
+      <w:lvlJc w:val="left"/>
+      <w:pPr>
+        <w:tabs>
+          <w:tab w:val="num" w:pos="1440"/>
+        </w:tabs>
+        <w:ind w:left="1440" w:hanging="360"/>
+      </w:pPr>
+      <w:rPr>
+        <w:rFonts w:ascii="Courier New" w:hAnsi="Courier New" w:hint="default"/>
+        <w:sz w:val="20"/>
+      </w:rPr>
+    </w:lvl>
+    <w:lvl w:ilvl="2" w:tentative="1">
+      <w:start w:val="1"/>
+      <w:numFmt w:val="bullet"/>
+      <w:lvlText w:val=""/>
+      <w:lvlJc w:val="left"/>
+      <w:pPr>
+        <w:tabs>
+          <w:tab w:val="num" w:pos="2160"/>
+        </w:tabs>
+        <w:ind w:left="2160" w:hanging="360"/>
+      </w:pPr>
+      <w:rPr>
+        <w:rFonts w:ascii="Wingdings" w:hAnsi="Wingdings" w:hint="default"/>
+        <w:sz w:val="20"/>
+      </w:rPr>
+    </w:lvl>
+    <w:lvl w:ilvl="3" w:tentative="1">
+      <w:start w:val="1"/>
+      <w:numFmt w:val="bullet"/>
+      <w:lvlText w:val=""/>
+      <w:lvlJc w:val="left"/>
+      <w:pPr>
+        <w:tabs>
+          <w:tab w:val="num" w:pos="2880"/>
+        </w:tabs>
+        <w:ind w:left="2880" w:hanging="360"/>
+      </w:pPr>
+      <w:rPr>
+        <w:rFonts w:ascii="Wingdings" w:hAnsi="Wingdings" w:hint="default"/>
+        <w:sz w:val="20"/>
+      </w:rPr>
+    </w:lvl>
+    <w:lvl w:ilvl="4" w:tentative="1">
+      <w:start w:val="1"/>
+      <w:numFmt w:val="bullet"/>
+      <w:lvlText w:val=""/>
+      <w:lvlJc w:val="left"/>
+      <w:pPr>
+        <w:tabs>
+          <w:tab w:val="num" w:pos="3600"/>
+        </w:tabs>
+        <w:ind w:left="3600" w:hanging="360"/>
+      </w:pPr>
+      <w:rPr>
+        <w:rFonts w:ascii="Wingdings" w:hAnsi="Wingdings" w:hint="default"/>
+        <w:sz w:val="20"/>
+      </w:rPr>
+    </w:lvl>
+    <w:lvl w:ilvl="5" w:tentative="1">
+      <w:start w:val="1"/>
+      <w:numFmt w:val="bullet"/>
+      <w:lvlText w:val=""/>
+      <w:lvlJc w:val="left"/>
+      <w:pPr>
+        <w:tabs>
+          <w:tab w:val="num" w:pos="4320"/>
+        </w:tabs>
+        <w:ind w:left="4320" w:hanging="360"/>
+      </w:pPr>
+      <w:rPr>
+        <w:rFonts w:ascii="Wingdings" w:hAnsi="Wingdings" w:hint="default"/>
+        <w:sz w:val="20"/>
+      </w:rPr>
+    </w:lvl>
+    <w:lvl w:ilvl="6" w:tentative="1">
+      <w:start w:val="1"/>
+      <w:numFmt w:val="bullet"/>
+      <w:lvlText w:val=""/>
+      <w:lvlJc w:val="left"/>
+      <w:pPr>
+        <w:tabs>
+          <w:tab w:val="num" w:pos="5040"/>
+        </w:tabs>
+        <w:ind w:left="5040" w:hanging="360"/>
+      </w:pPr>
+      <w:rPr>
+        <w:rFonts w:ascii="Wingdings" w:hAnsi="Wingdings" w:hint="default"/>
+        <w:sz w:val="20"/>
+      </w:rPr>
+    </w:lvl>
+    <w:lvl w:ilvl="7" w:tentative="1">
+      <w:start w:val="1"/>
+      <w:numFmt w:val="bullet"/>
+      <w:lvlText w:val=""/>
+      <w:lvlJc w:val="left"/>
+      <w:pPr>
+        <w:tabs>
+          <w:tab w:val="num" w:pos="5760"/>
+        </w:tabs>
+        <w:ind w:left="5760" w:hanging="360"/>
+      </w:pPr>
+      <w:rPr>
+        <w:rFonts w:ascii="Wingdings" w:hAnsi="Wingdings" w:hint="default"/>
+        <w:sz w:val="20"/>
+      </w:rPr>
+    </w:lvl>
+    <w:lvl w:ilvl="8" w:tentative="1">
+      <w:start w:val="1"/>
+      <w:numFmt w:val="bullet"/>
+      <w:lvlText w:val=""/>
+      <w:lvlJc w:val="left"/>
+      <w:pPr>
+        <w:tabs>
+          <w:tab w:val="num" w:pos="6480"/>
+        </w:tabs>
+        <w:ind w:left="6480" w:hanging="360"/>
+      </w:pPr>
+      <w:rPr>
+        <w:rFonts w:ascii="Wingdings" w:hAnsi="Wingdings" w:hint="default"/>
+        <w:sz w:val="20"/>
+      </w:rPr>
+    </w:lvl>
+  </w:abstractNum>
+  <w:abstractNum w:abstractNumId="9" w15:restartNumberingAfterBreak="0">
+    <w:nsid w:val="459D5536"/>
+    <w:multiLevelType w:val="multilevel"/>
+    <w:tmpl w:val="91B07A48"/>
+    <w:lvl w:ilvl="0">
+      <w:start w:val="1"/>
+      <w:numFmt w:val="bullet"/>
+      <w:lvlText w:val=""/>
+      <w:lvlJc w:val="left"/>
+      <w:pPr>
+        <w:tabs>
+          <w:tab w:val="num" w:pos="720"/>
+        </w:tabs>
+        <w:ind w:left="720" w:hanging="360"/>
+      </w:pPr>
+      <w:rPr>
+        <w:rFonts w:ascii="Symbol" w:hAnsi="Symbol" w:hint="default"/>
+        <w:sz w:val="20"/>
+      </w:rPr>
+    </w:lvl>
+    <w:lvl w:ilvl="1" w:tentative="1">
+      <w:start w:val="1"/>
+      <w:numFmt w:val="bullet"/>
+      <w:lvlText w:val="o"/>
+      <w:lvlJc w:val="left"/>
+      <w:pPr>
+        <w:tabs>
+          <w:tab w:val="num" w:pos="1440"/>
+        </w:tabs>
+        <w:ind w:left="1440" w:hanging="360"/>
+      </w:pPr>
+      <w:rPr>
+        <w:rFonts w:ascii="Courier New" w:hAnsi="Courier New" w:hint="default"/>
+        <w:sz w:val="20"/>
+      </w:rPr>
+    </w:lvl>
+    <w:lvl w:ilvl="2" w:tentative="1">
+      <w:start w:val="1"/>
+      <w:numFmt w:val="bullet"/>
+      <w:lvlText w:val=""/>
+      <w:lvlJc w:val="left"/>
+      <w:pPr>
+        <w:tabs>
+          <w:tab w:val="num" w:pos="2160"/>
+        </w:tabs>
+        <w:ind w:left="2160" w:hanging="360"/>
+      </w:pPr>
+      <w:rPr>
+        <w:rFonts w:ascii="Wingdings" w:hAnsi="Wingdings" w:hint="default"/>
+        <w:sz w:val="20"/>
+      </w:rPr>
+    </w:lvl>
+    <w:lvl w:ilvl="3" w:tentative="1">
+      <w:start w:val="1"/>
+      <w:numFmt w:val="bullet"/>
+      <w:lvlText w:val=""/>
+      <w:lvlJc w:val="left"/>
+      <w:pPr>
+        <w:tabs>
+          <w:tab w:val="num" w:pos="2880"/>
+        </w:tabs>
+        <w:ind w:left="2880" w:hanging="360"/>
+      </w:pPr>
+      <w:rPr>
+        <w:rFonts w:ascii="Wingdings" w:hAnsi="Wingdings" w:hint="default"/>
+        <w:sz w:val="20"/>
+      </w:rPr>
+    </w:lvl>
+    <w:lvl w:ilvl="4" w:tentative="1">
+      <w:start w:val="1"/>
+      <w:numFmt w:val="bullet"/>
+      <w:lvlText w:val=""/>
+      <w:lvlJc w:val="left"/>
+      <w:pPr>
+        <w:tabs>
+          <w:tab w:val="num" w:pos="3600"/>
+        </w:tabs>
+        <w:ind w:left="3600" w:hanging="360"/>
+      </w:pPr>
+      <w:rPr>
+        <w:rFonts w:ascii="Wingdings" w:hAnsi="Wingdings" w:hint="default"/>
+        <w:sz w:val="20"/>
+      </w:rPr>
+    </w:lvl>
+    <w:lvl w:ilvl="5" w:tentative="1">
+      <w:start w:val="1"/>
+      <w:numFmt w:val="bullet"/>
+      <w:lvlText w:val=""/>
+      <w:lvlJc w:val="left"/>
+      <w:pPr>
+        <w:tabs>
+          <w:tab w:val="num" w:pos="4320"/>
+        </w:tabs>
+        <w:ind w:left="4320" w:hanging="360"/>
+      </w:pPr>
+      <w:rPr>
+        <w:rFonts w:ascii="Wingdings" w:hAnsi="Wingdings" w:hint="default"/>
+        <w:sz w:val="20"/>
+      </w:rPr>
+    </w:lvl>
+    <w:lvl w:ilvl="6" w:tentative="1">
+      <w:start w:val="1"/>
+      <w:numFmt w:val="bullet"/>
+      <w:lvlText w:val=""/>
+      <w:lvlJc w:val="left"/>
+      <w:pPr>
+        <w:tabs>
+          <w:tab w:val="num" w:pos="5040"/>
+        </w:tabs>
+        <w:ind w:left="5040" w:hanging="360"/>
+      </w:pPr>
+      <w:rPr>
+        <w:rFonts w:ascii="Wingdings" w:hAnsi="Wingdings" w:hint="default"/>
+        <w:sz w:val="20"/>
+      </w:rPr>
+    </w:lvl>
+    <w:lvl w:ilvl="7" w:tentative="1">
+      <w:start w:val="1"/>
+      <w:numFmt w:val="bullet"/>
+      <w:lvlText w:val=""/>
+      <w:lvlJc w:val="left"/>
+      <w:pPr>
+        <w:tabs>
+          <w:tab w:val="num" w:pos="5760"/>
+        </w:tabs>
+        <w:ind w:left="5760" w:hanging="360"/>
+      </w:pPr>
+      <w:rPr>
+        <w:rFonts w:ascii="Wingdings" w:hAnsi="Wingdings" w:hint="default"/>
+        <w:sz w:val="20"/>
+      </w:rPr>
+    </w:lvl>
+    <w:lvl w:ilvl="8" w:tentative="1">
+      <w:start w:val="1"/>
+      <w:numFmt w:val="bullet"/>
+      <w:lvlText w:val=""/>
+      <w:lvlJc w:val="left"/>
+      <w:pPr>
+        <w:tabs>
+          <w:tab w:val="num" w:pos="6480"/>
+        </w:tabs>
+        <w:ind w:left="6480" w:hanging="360"/>
+      </w:pPr>
+      <w:rPr>
+        <w:rFonts w:ascii="Wingdings" w:hAnsi="Wingdings" w:hint="default"/>
+        <w:sz w:val="20"/>
+      </w:rPr>
+    </w:lvl>
+  </w:abstractNum>
+  <w:abstractNum w:abstractNumId="10" w15:restartNumberingAfterBreak="0">
+    <w:nsid w:val="4ECA5DBC"/>
+    <w:multiLevelType w:val="multilevel"/>
+    <w:tmpl w:val="89201558"/>
+    <w:lvl w:ilvl="0">
+      <w:start w:val="1"/>
+      <w:numFmt w:val="decimal"/>
+      <w:lvlText w:val="%1."/>
+      <w:lvlJc w:val="left"/>
+      <w:pPr>
+        <w:tabs>
+          <w:tab w:val="num" w:pos="720"/>
+        </w:tabs>
+        <w:ind w:left="720" w:hanging="360"/>
+      </w:pPr>
+    </w:lvl>
+    <w:lvl w:ilvl="1" w:tentative="1">
+      <w:start w:val="1"/>
+      <w:numFmt w:val="decimal"/>
+      <w:lvlText w:val="%2."/>
+      <w:lvlJc w:val="left"/>
+      <w:pPr>
+        <w:tabs>
+          <w:tab w:val="num" w:pos="1440"/>
+        </w:tabs>
+        <w:ind w:left="1440" w:hanging="360"/>
+      </w:pPr>
+    </w:lvl>
+    <w:lvl w:ilvl="2" w:tentative="1">
+      <w:start w:val="1"/>
+      <w:numFmt w:val="decimal"/>
+      <w:lvlText w:val="%3."/>
+      <w:lvlJc w:val="left"/>
+      <w:pPr>
+        <w:tabs>
+          <w:tab w:val="num" w:pos="2160"/>
+        </w:tabs>
+        <w:ind w:left="2160" w:hanging="360"/>
+      </w:pPr>
+    </w:lvl>
+    <w:lvl w:ilvl="3" w:tentative="1">
+      <w:start w:val="1"/>
+      <w:numFmt w:val="decimal"/>
+      <w:lvlText w:val="%4."/>
+      <w:lvlJc w:val="left"/>
+      <w:pPr>
+        <w:tabs>
+          <w:tab w:val="num" w:pos="2880"/>
+        </w:tabs>
+        <w:ind w:left="2880" w:hanging="360"/>
+      </w:pPr>
+    </w:lvl>
+    <w:lvl w:ilvl="4" w:tentative="1">
+      <w:start w:val="1"/>
+      <w:numFmt w:val="decimal"/>
+      <w:lvlText w:val="%5."/>
+      <w:lvlJc w:val="left"/>
+      <w:pPr>
+        <w:tabs>
+          <w:tab w:val="num" w:pos="3600"/>
+        </w:tabs>
+        <w:ind w:left="3600" w:hanging="360"/>
+      </w:pPr>
+    </w:lvl>
+    <w:lvl w:ilvl="5" w:tentative="1">
+      <w:start w:val="1"/>
+      <w:numFmt w:val="decimal"/>
+      <w:lvlText w:val="%6."/>
+      <w:lvlJc w:val="left"/>
+      <w:pPr>
+        <w:tabs>
+          <w:tab w:val="num" w:pos="4320"/>
+        </w:tabs>
+        <w:ind w:left="4320" w:hanging="360"/>
+      </w:pPr>
+    </w:lvl>
+    <w:lvl w:ilvl="6" w:tentative="1">
+      <w:start w:val="1"/>
+      <w:numFmt w:val="decimal"/>
+      <w:lvlText w:val="%7."/>
+      <w:lvlJc w:val="left"/>
+      <w:pPr>
+        <w:tabs>
+          <w:tab w:val="num" w:pos="5040"/>
+        </w:tabs>
+        <w:ind w:left="5040" w:hanging="360"/>
+      </w:pPr>
+    </w:lvl>
+    <w:lvl w:ilvl="7" w:tentative="1">
+      <w:start w:val="1"/>
+      <w:numFmt w:val="decimal"/>
+      <w:lvlText w:val="%8."/>
+      <w:lvlJc w:val="left"/>
+      <w:pPr>
+        <w:tabs>
+          <w:tab w:val="num" w:pos="5760"/>
+        </w:tabs>
+        <w:ind w:left="5760" w:hanging="360"/>
+      </w:pPr>
+    </w:lvl>
+    <w:lvl w:ilvl="8" w:tentative="1">
+      <w:start w:val="1"/>
+      <w:numFmt w:val="decimal"/>
+      <w:lvlText w:val="%9."/>
+      <w:lvlJc w:val="left"/>
+      <w:pPr>
+        <w:tabs>
+          <w:tab w:val="num" w:pos="6480"/>
+        </w:tabs>
+        <w:ind w:left="6480" w:hanging="360"/>
+      </w:pPr>
+    </w:lvl>
+  </w:abstractNum>
+  <w:abstractNum w:abstractNumId="11" w15:restartNumberingAfterBreak="0">
+    <w:nsid w:val="565D757D"/>
+    <w:multiLevelType w:val="multilevel"/>
+    <w:tmpl w:val="2076BB24"/>
+    <w:lvl w:ilvl="0">
+      <w:start w:val="1"/>
+      <w:numFmt w:val="bullet"/>
+      <w:lvlText w:val=""/>
+      <w:lvlJc w:val="left"/>
+      <w:pPr>
+        <w:tabs>
+          <w:tab w:val="num" w:pos="720"/>
+        </w:tabs>
+        <w:ind w:left="720" w:hanging="360"/>
+      </w:pPr>
+      <w:rPr>
+        <w:rFonts w:ascii="Symbol" w:hAnsi="Symbol" w:hint="default"/>
+        <w:sz w:val="20"/>
+      </w:rPr>
+    </w:lvl>
+    <w:lvl w:ilvl="1" w:tentative="1">
+      <w:start w:val="1"/>
+      <w:numFmt w:val="bullet"/>
+      <w:lvlText w:val="o"/>
+      <w:lvlJc w:val="left"/>
+      <w:pPr>
+        <w:tabs>
+          <w:tab w:val="num" w:pos="1440"/>
+        </w:tabs>
+        <w:ind w:left="1440" w:hanging="360"/>
+      </w:pPr>
+      <w:rPr>
+        <w:rFonts w:ascii="Courier New" w:hAnsi="Courier New" w:hint="default"/>
+        <w:sz w:val="20"/>
+      </w:rPr>
+    </w:lvl>
+    <w:lvl w:ilvl="2" w:tentative="1">
+      <w:start w:val="1"/>
+      <w:numFmt w:val="bullet"/>
+      <w:lvlText w:val=""/>
+      <w:lvlJc w:val="left"/>
+      <w:pPr>
+        <w:tabs>
+          <w:tab w:val="num" w:pos="2160"/>
+        </w:tabs>
+        <w:ind w:left="2160" w:hanging="360"/>
+      </w:pPr>
+      <w:rPr>
+        <w:rFonts w:ascii="Wingdings" w:hAnsi="Wingdings" w:hint="default"/>
+        <w:sz w:val="20"/>
+      </w:rPr>
+    </w:lvl>
+    <w:lvl w:ilvl="3" w:tentative="1">
+      <w:start w:val="1"/>
+      <w:numFmt w:val="bullet"/>
+      <w:lvlText w:val=""/>
+      <w:lvlJc w:val="left"/>
+      <w:pPr>
+        <w:tabs>
+          <w:tab w:val="num" w:pos="2880"/>
+        </w:tabs>
+        <w:ind w:left="2880" w:hanging="360"/>
+      </w:pPr>
+      <w:rPr>
+        <w:rFonts w:ascii="Wingdings" w:hAnsi="Wingdings" w:hint="default"/>
+        <w:sz w:val="20"/>
+      </w:rPr>
+    </w:lvl>
+    <w:lvl w:ilvl="4" w:tentative="1">
+      <w:start w:val="1"/>
+      <w:numFmt w:val="bullet"/>
+      <w:lvlText w:val=""/>
+      <w:lvlJc w:val="left"/>
+      <w:pPr>
+        <w:tabs>
+          <w:tab w:val="num" w:pos="3600"/>
+        </w:tabs>
+        <w:ind w:left="3600" w:hanging="360"/>
+      </w:pPr>
+      <w:rPr>
+        <w:rFonts w:ascii="Wingdings" w:hAnsi="Wingdings" w:hint="default"/>
+        <w:sz w:val="20"/>
+      </w:rPr>
+    </w:lvl>
+    <w:lvl w:ilvl="5" w:tentative="1">
+      <w:start w:val="1"/>
+      <w:numFmt w:val="bullet"/>
+      <w:lvlText w:val=""/>
+      <w:lvlJc w:val="left"/>
+      <w:pPr>
+        <w:tabs>
+          <w:tab w:val="num" w:pos="4320"/>
+        </w:tabs>
+        <w:ind w:left="4320" w:hanging="360"/>
+      </w:pPr>
+      <w:rPr>
+        <w:rFonts w:ascii="Wingdings" w:hAnsi="Wingdings" w:hint="default"/>
+        <w:sz w:val="20"/>
+      </w:rPr>
+    </w:lvl>
+    <w:lvl w:ilvl="6" w:tentative="1">
+      <w:start w:val="1"/>
+      <w:numFmt w:val="bullet"/>
+      <w:lvlText w:val=""/>
+      <w:lvlJc w:val="left"/>
+      <w:pPr>
+        <w:tabs>
+          <w:tab w:val="num" w:pos="5040"/>
+        </w:tabs>
+        <w:ind w:left="5040" w:hanging="360"/>
+      </w:pPr>
+      <w:rPr>
+        <w:rFonts w:ascii="Wingdings" w:hAnsi="Wingdings" w:hint="default"/>
+        <w:sz w:val="20"/>
+      </w:rPr>
+    </w:lvl>
+    <w:lvl w:ilvl="7" w:tentative="1">
+      <w:start w:val="1"/>
+      <w:numFmt w:val="bullet"/>
+      <w:lvlText w:val=""/>
+      <w:lvlJc w:val="left"/>
+      <w:pPr>
+        <w:tabs>
+          <w:tab w:val="num" w:pos="5760"/>
+        </w:tabs>
+        <w:ind w:left="5760" w:hanging="360"/>
+      </w:pPr>
+      <w:rPr>
+        <w:rFonts w:ascii="Wingdings" w:hAnsi="Wingdings" w:hint="default"/>
+        <w:sz w:val="20"/>
+      </w:rPr>
+    </w:lvl>
+    <w:lvl w:ilvl="8" w:tentative="1">
+      <w:start w:val="1"/>
+      <w:numFmt w:val="bullet"/>
+      <w:lvlText w:val=""/>
+      <w:lvlJc w:val="left"/>
+      <w:pPr>
+        <w:tabs>
+          <w:tab w:val="num" w:pos="6480"/>
+        </w:tabs>
+        <w:ind w:left="6480" w:hanging="360"/>
+      </w:pPr>
+      <w:rPr>
+        <w:rFonts w:ascii="Wingdings" w:hAnsi="Wingdings" w:hint="default"/>
+        <w:sz w:val="20"/>
+      </w:rPr>
+    </w:lvl>
+  </w:abstractNum>
+  <w:abstractNum w:abstractNumId="12" w15:restartNumberingAfterBreak="0">
+    <w:nsid w:val="5D32093D"/>
+    <w:multiLevelType w:val="multilevel"/>
+    <w:tmpl w:val="18083970"/>
+    <w:lvl w:ilvl="0">
+      <w:start w:val="1"/>
+      <w:numFmt w:val="bullet"/>
+      <w:lvlText w:val=""/>
+      <w:lvlJc w:val="left"/>
+      <w:pPr>
+        <w:tabs>
+          <w:tab w:val="num" w:pos="720"/>
+        </w:tabs>
+        <w:ind w:left="720" w:hanging="360"/>
+      </w:pPr>
+      <w:rPr>
+        <w:rFonts w:ascii="Symbol" w:hAnsi="Symbol" w:hint="default"/>
+        <w:sz w:val="20"/>
+      </w:rPr>
+    </w:lvl>
+    <w:lvl w:ilvl="1" w:tentative="1">
+      <w:start w:val="1"/>
+      <w:numFmt w:val="bullet"/>
+      <w:lvlText w:val="o"/>
+      <w:lvlJc w:val="left"/>
+      <w:pPr>
+        <w:tabs>
+          <w:tab w:val="num" w:pos="1440"/>
+        </w:tabs>
+        <w:ind w:left="1440" w:hanging="360"/>
+      </w:pPr>
+      <w:rPr>
+        <w:rFonts w:ascii="Courier New" w:hAnsi="Courier New" w:hint="default"/>
+        <w:sz w:val="20"/>
+      </w:rPr>
+    </w:lvl>
+    <w:lvl w:ilvl="2" w:tentative="1">
+      <w:start w:val="1"/>
+      <w:numFmt w:val="bullet"/>
+      <w:lvlText w:val=""/>
+      <w:lvlJc w:val="left"/>
+      <w:pPr>
+        <w:tabs>
+          <w:tab w:val="num" w:pos="2160"/>
+        </w:tabs>
+        <w:ind w:left="2160" w:hanging="360"/>
+      </w:pPr>
+      <w:rPr>
+        <w:rFonts w:ascii="Wingdings" w:hAnsi="Wingdings" w:hint="default"/>
+        <w:sz w:val="20"/>
+      </w:rPr>
+    </w:lvl>
+    <w:lvl w:ilvl="3" w:tentative="1">
+      <w:start w:val="1"/>
+      <w:numFmt w:val="bullet"/>
+      <w:lvlText w:val=""/>
+      <w:lvlJc w:val="left"/>
+      <w:pPr>
+        <w:tabs>
+          <w:tab w:val="num" w:pos="2880"/>
+        </w:tabs>
+        <w:ind w:left="2880" w:hanging="360"/>
+      </w:pPr>
+      <w:rPr>
+        <w:rFonts w:ascii="Wingdings" w:hAnsi="Wingdings" w:hint="default"/>
+        <w:sz w:val="20"/>
+      </w:rPr>
+    </w:lvl>
+    <w:lvl w:ilvl="4" w:tentative="1">
+      <w:start w:val="1"/>
+      <w:numFmt w:val="bullet"/>
+      <w:lvlText w:val=""/>
+      <w:lvlJc w:val="left"/>
+      <w:pPr>
+        <w:tabs>
+          <w:tab w:val="num" w:pos="3600"/>
+        </w:tabs>
+        <w:ind w:left="3600" w:hanging="360"/>
+      </w:pPr>
+      <w:rPr>
+        <w:rFonts w:ascii="Wingdings" w:hAnsi="Wingdings" w:hint="default"/>
+        <w:sz w:val="20"/>
+      </w:rPr>
+    </w:lvl>
+    <w:lvl w:ilvl="5" w:tentative="1">
+      <w:start w:val="1"/>
+      <w:numFmt w:val="bullet"/>
+      <w:lvlText w:val=""/>
+      <w:lvlJc w:val="left"/>
+      <w:pPr>
+        <w:tabs>
+          <w:tab w:val="num" w:pos="4320"/>
+        </w:tabs>
+        <w:ind w:left="4320" w:hanging="360"/>
+      </w:pPr>
+      <w:rPr>
+        <w:rFonts w:ascii="Wingdings" w:hAnsi="Wingdings" w:hint="default"/>
+        <w:sz w:val="20"/>
+      </w:rPr>
+    </w:lvl>
+    <w:lvl w:ilvl="6" w:tentative="1">
+      <w:start w:val="1"/>
+      <w:numFmt w:val="bullet"/>
+      <w:lvlText w:val=""/>
+      <w:lvlJc w:val="left"/>
+      <w:pPr>
+        <w:tabs>
+          <w:tab w:val="num" w:pos="5040"/>
+        </w:tabs>
+        <w:ind w:left="5040" w:hanging="360"/>
+      </w:pPr>
+      <w:rPr>
+        <w:rFonts w:ascii="Wingdings" w:hAnsi="Wingdings" w:hint="default"/>
+        <w:sz w:val="20"/>
+      </w:rPr>
+    </w:lvl>
+    <w:lvl w:ilvl="7" w:tentative="1">
+      <w:start w:val="1"/>
+      <w:numFmt w:val="bullet"/>
+      <w:lvlText w:val=""/>
+      <w:lvlJc w:val="left"/>
+      <w:pPr>
+        <w:tabs>
+          <w:tab w:val="num" w:pos="5760"/>
+        </w:tabs>
+        <w:ind w:left="5760" w:hanging="360"/>
+      </w:pPr>
+      <w:rPr>
+        <w:rFonts w:ascii="Wingdings" w:hAnsi="Wingdings" w:hint="default"/>
+        <w:sz w:val="20"/>
+      </w:rPr>
+    </w:lvl>
+    <w:lvl w:ilvl="8" w:tentative="1">
+      <w:start w:val="1"/>
+      <w:numFmt w:val="bullet"/>
+      <w:lvlText w:val=""/>
+      <w:lvlJc w:val="left"/>
+      <w:pPr>
+        <w:tabs>
+          <w:tab w:val="num" w:pos="6480"/>
+        </w:tabs>
+        <w:ind w:left="6480" w:hanging="360"/>
+      </w:pPr>
+      <w:rPr>
+        <w:rFonts w:ascii="Wingdings" w:hAnsi="Wingdings" w:hint="default"/>
+        <w:sz w:val="20"/>
+      </w:rPr>
+    </w:lvl>
+  </w:abstractNum>
+  <w:abstractNum w:abstractNumId="13" w15:restartNumberingAfterBreak="0">
     <w:nsid w:val="68D15BED"/>
     <w:multiLevelType w:val="hybridMultilevel"/>
     <w:tmpl w:val="9AD204A8"/>
@@ -12654,17 +12796,506 @@
       <w:lvlJc w:val="left"/>
     </w:lvl>
   </w:abstractNum>
+  <w:abstractNum w:abstractNumId="14" w15:restartNumberingAfterBreak="0">
+    <w:nsid w:val="6BE50928"/>
+    <w:multiLevelType w:val="multilevel"/>
+    <w:tmpl w:val="FDC4E87A"/>
+    <w:lvl w:ilvl="0">
+      <w:start w:val="1"/>
+      <w:numFmt w:val="bullet"/>
+      <w:lvlText w:val=""/>
+      <w:lvlJc w:val="left"/>
+      <w:pPr>
+        <w:tabs>
+          <w:tab w:val="num" w:pos="720"/>
+        </w:tabs>
+        <w:ind w:left="720" w:hanging="360"/>
+      </w:pPr>
+      <w:rPr>
+        <w:rFonts w:ascii="Symbol" w:hAnsi="Symbol" w:hint="default"/>
+        <w:sz w:val="20"/>
+      </w:rPr>
+    </w:lvl>
+    <w:lvl w:ilvl="1" w:tentative="1">
+      <w:start w:val="1"/>
+      <w:numFmt w:val="bullet"/>
+      <w:lvlText w:val="o"/>
+      <w:lvlJc w:val="left"/>
+      <w:pPr>
+        <w:tabs>
+          <w:tab w:val="num" w:pos="1440"/>
+        </w:tabs>
+        <w:ind w:left="1440" w:hanging="360"/>
+      </w:pPr>
+      <w:rPr>
+        <w:rFonts w:ascii="Courier New" w:hAnsi="Courier New" w:hint="default"/>
+        <w:sz w:val="20"/>
+      </w:rPr>
+    </w:lvl>
+    <w:lvl w:ilvl="2" w:tentative="1">
+      <w:start w:val="1"/>
+      <w:numFmt w:val="bullet"/>
+      <w:lvlText w:val=""/>
+      <w:lvlJc w:val="left"/>
+      <w:pPr>
+        <w:tabs>
+          <w:tab w:val="num" w:pos="2160"/>
+        </w:tabs>
+        <w:ind w:left="2160" w:hanging="360"/>
+      </w:pPr>
+      <w:rPr>
+        <w:rFonts w:ascii="Wingdings" w:hAnsi="Wingdings" w:hint="default"/>
+        <w:sz w:val="20"/>
+      </w:rPr>
+    </w:lvl>
+    <w:lvl w:ilvl="3" w:tentative="1">
+      <w:start w:val="1"/>
+      <w:numFmt w:val="bullet"/>
+      <w:lvlText w:val=""/>
+      <w:lvlJc w:val="left"/>
+      <w:pPr>
+        <w:tabs>
+          <w:tab w:val="num" w:pos="2880"/>
+        </w:tabs>
+        <w:ind w:left="2880" w:hanging="360"/>
+      </w:pPr>
+      <w:rPr>
+        <w:rFonts w:ascii="Wingdings" w:hAnsi="Wingdings" w:hint="default"/>
+        <w:sz w:val="20"/>
+      </w:rPr>
+    </w:lvl>
+    <w:lvl w:ilvl="4" w:tentative="1">
+      <w:start w:val="1"/>
+      <w:numFmt w:val="bullet"/>
+      <w:lvlText w:val=""/>
+      <w:lvlJc w:val="left"/>
+      <w:pPr>
+        <w:tabs>
+          <w:tab w:val="num" w:pos="3600"/>
+        </w:tabs>
+        <w:ind w:left="3600" w:hanging="360"/>
+      </w:pPr>
+      <w:rPr>
+        <w:rFonts w:ascii="Wingdings" w:hAnsi="Wingdings" w:hint="default"/>
+        <w:sz w:val="20"/>
+      </w:rPr>
+    </w:lvl>
+    <w:lvl w:ilvl="5" w:tentative="1">
+      <w:start w:val="1"/>
+      <w:numFmt w:val="bullet"/>
+      <w:lvlText w:val=""/>
+      <w:lvlJc w:val="left"/>
+      <w:pPr>
+        <w:tabs>
+          <w:tab w:val="num" w:pos="4320"/>
+        </w:tabs>
+        <w:ind w:left="4320" w:hanging="360"/>
+      </w:pPr>
+      <w:rPr>
+        <w:rFonts w:ascii="Wingdings" w:hAnsi="Wingdings" w:hint="default"/>
+        <w:sz w:val="20"/>
+      </w:rPr>
+    </w:lvl>
+    <w:lvl w:ilvl="6" w:tentative="1">
+      <w:start w:val="1"/>
+      <w:numFmt w:val="bullet"/>
+      <w:lvlText w:val=""/>
+      <w:lvlJc w:val="left"/>
+      <w:pPr>
+        <w:tabs>
+          <w:tab w:val="num" w:pos="5040"/>
+        </w:tabs>
+        <w:ind w:left="5040" w:hanging="360"/>
+      </w:pPr>
+      <w:rPr>
+        <w:rFonts w:ascii="Wingdings" w:hAnsi="Wingdings" w:hint="default"/>
+        <w:sz w:val="20"/>
+      </w:rPr>
+    </w:lvl>
+    <w:lvl w:ilvl="7" w:tentative="1">
+      <w:start w:val="1"/>
+      <w:numFmt w:val="bullet"/>
+      <w:lvlText w:val=""/>
+      <w:lvlJc w:val="left"/>
+      <w:pPr>
+        <w:tabs>
+          <w:tab w:val="num" w:pos="5760"/>
+        </w:tabs>
+        <w:ind w:left="5760" w:hanging="360"/>
+      </w:pPr>
+      <w:rPr>
+        <w:rFonts w:ascii="Wingdings" w:hAnsi="Wingdings" w:hint="default"/>
+        <w:sz w:val="20"/>
+      </w:rPr>
+    </w:lvl>
+    <w:lvl w:ilvl="8" w:tentative="1">
+      <w:start w:val="1"/>
+      <w:numFmt w:val="bullet"/>
+      <w:lvlText w:val=""/>
+      <w:lvlJc w:val="left"/>
+      <w:pPr>
+        <w:tabs>
+          <w:tab w:val="num" w:pos="6480"/>
+        </w:tabs>
+        <w:ind w:left="6480" w:hanging="360"/>
+      </w:pPr>
+      <w:rPr>
+        <w:rFonts w:ascii="Wingdings" w:hAnsi="Wingdings" w:hint="default"/>
+        <w:sz w:val="20"/>
+      </w:rPr>
+    </w:lvl>
+  </w:abstractNum>
+  <w:abstractNum w:abstractNumId="15" w15:restartNumberingAfterBreak="0">
+    <w:nsid w:val="6EA62E1A"/>
+    <w:multiLevelType w:val="multilevel"/>
+    <w:tmpl w:val="9C40BA50"/>
+    <w:lvl w:ilvl="0">
+      <w:start w:val="1"/>
+      <w:numFmt w:val="bullet"/>
+      <w:lvlText w:val=""/>
+      <w:lvlJc w:val="left"/>
+      <w:pPr>
+        <w:tabs>
+          <w:tab w:val="num" w:pos="720"/>
+        </w:tabs>
+        <w:ind w:left="720" w:hanging="360"/>
+      </w:pPr>
+      <w:rPr>
+        <w:rFonts w:ascii="Symbol" w:hAnsi="Symbol" w:hint="default"/>
+        <w:sz w:val="20"/>
+      </w:rPr>
+    </w:lvl>
+    <w:lvl w:ilvl="1" w:tentative="1">
+      <w:start w:val="1"/>
+      <w:numFmt w:val="bullet"/>
+      <w:lvlText w:val="o"/>
+      <w:lvlJc w:val="left"/>
+      <w:pPr>
+        <w:tabs>
+          <w:tab w:val="num" w:pos="1440"/>
+        </w:tabs>
+        <w:ind w:left="1440" w:hanging="360"/>
+      </w:pPr>
+      <w:rPr>
+        <w:rFonts w:ascii="Courier New" w:hAnsi="Courier New" w:hint="default"/>
+        <w:sz w:val="20"/>
+      </w:rPr>
+    </w:lvl>
+    <w:lvl w:ilvl="2" w:tentative="1">
+      <w:start w:val="1"/>
+      <w:numFmt w:val="bullet"/>
+      <w:lvlText w:val=""/>
+      <w:lvlJc w:val="left"/>
+      <w:pPr>
+        <w:tabs>
+          <w:tab w:val="num" w:pos="2160"/>
+        </w:tabs>
+        <w:ind w:left="2160" w:hanging="360"/>
+      </w:pPr>
+      <w:rPr>
+        <w:rFonts w:ascii="Wingdings" w:hAnsi="Wingdings" w:hint="default"/>
+        <w:sz w:val="20"/>
+      </w:rPr>
+    </w:lvl>
+    <w:lvl w:ilvl="3" w:tentative="1">
+      <w:start w:val="1"/>
+      <w:numFmt w:val="bullet"/>
+      <w:lvlText w:val=""/>
+      <w:lvlJc w:val="left"/>
+      <w:pPr>
+        <w:tabs>
+          <w:tab w:val="num" w:pos="2880"/>
+        </w:tabs>
+        <w:ind w:left="2880" w:hanging="360"/>
+      </w:pPr>
+      <w:rPr>
+        <w:rFonts w:ascii="Wingdings" w:hAnsi="Wingdings" w:hint="default"/>
+        <w:sz w:val="20"/>
+      </w:rPr>
+    </w:lvl>
+    <w:lvl w:ilvl="4" w:tentative="1">
+      <w:start w:val="1"/>
+      <w:numFmt w:val="bullet"/>
+      <w:lvlText w:val=""/>
+      <w:lvlJc w:val="left"/>
+      <w:pPr>
+        <w:tabs>
+          <w:tab w:val="num" w:pos="3600"/>
+        </w:tabs>
+        <w:ind w:left="3600" w:hanging="360"/>
+      </w:pPr>
+      <w:rPr>
+        <w:rFonts w:ascii="Wingdings" w:hAnsi="Wingdings" w:hint="default"/>
+        <w:sz w:val="20"/>
+      </w:rPr>
+    </w:lvl>
+    <w:lvl w:ilvl="5" w:tentative="1">
+      <w:start w:val="1"/>
+      <w:numFmt w:val="bullet"/>
+      <w:lvlText w:val=""/>
+      <w:lvlJc w:val="left"/>
+      <w:pPr>
+        <w:tabs>
+          <w:tab w:val="num" w:pos="4320"/>
+        </w:tabs>
+        <w:ind w:left="4320" w:hanging="360"/>
+      </w:pPr>
+      <w:rPr>
+        <w:rFonts w:ascii="Wingdings" w:hAnsi="Wingdings" w:hint="default"/>
+        <w:sz w:val="20"/>
+      </w:rPr>
+    </w:lvl>
+    <w:lvl w:ilvl="6" w:tentative="1">
+      <w:start w:val="1"/>
+      <w:numFmt w:val="bullet"/>
+      <w:lvlText w:val=""/>
+      <w:lvlJc w:val="left"/>
+      <w:pPr>
+        <w:tabs>
+          <w:tab w:val="num" w:pos="5040"/>
+        </w:tabs>
+        <w:ind w:left="5040" w:hanging="360"/>
+      </w:pPr>
+      <w:rPr>
+        <w:rFonts w:ascii="Wingdings" w:hAnsi="Wingdings" w:hint="default"/>
+        <w:sz w:val="20"/>
+      </w:rPr>
+    </w:lvl>
+    <w:lvl w:ilvl="7" w:tentative="1">
+      <w:start w:val="1"/>
+      <w:numFmt w:val="bullet"/>
+      <w:lvlText w:val=""/>
+      <w:lvlJc w:val="left"/>
+      <w:pPr>
+        <w:tabs>
+          <w:tab w:val="num" w:pos="5760"/>
+        </w:tabs>
+        <w:ind w:left="5760" w:hanging="360"/>
+      </w:pPr>
+      <w:rPr>
+        <w:rFonts w:ascii="Wingdings" w:hAnsi="Wingdings" w:hint="default"/>
+        <w:sz w:val="20"/>
+      </w:rPr>
+    </w:lvl>
+    <w:lvl w:ilvl="8" w:tentative="1">
+      <w:start w:val="1"/>
+      <w:numFmt w:val="bullet"/>
+      <w:lvlText w:val=""/>
+      <w:lvlJc w:val="left"/>
+      <w:pPr>
+        <w:tabs>
+          <w:tab w:val="num" w:pos="6480"/>
+        </w:tabs>
+        <w:ind w:left="6480" w:hanging="360"/>
+      </w:pPr>
+      <w:rPr>
+        <w:rFonts w:ascii="Wingdings" w:hAnsi="Wingdings" w:hint="default"/>
+        <w:sz w:val="20"/>
+      </w:rPr>
+    </w:lvl>
+  </w:abstractNum>
+  <w:abstractNum w:abstractNumId="16" w15:restartNumberingAfterBreak="0">
+    <w:nsid w:val="73F95E61"/>
+    <w:multiLevelType w:val="multilevel"/>
+    <w:tmpl w:val="056C7366"/>
+    <w:lvl w:ilvl="0">
+      <w:start w:val="1"/>
+      <w:numFmt w:val="bullet"/>
+      <w:lvlText w:val=""/>
+      <w:lvlJc w:val="left"/>
+      <w:pPr>
+        <w:tabs>
+          <w:tab w:val="num" w:pos="720"/>
+        </w:tabs>
+        <w:ind w:left="720" w:hanging="360"/>
+      </w:pPr>
+      <w:rPr>
+        <w:rFonts w:ascii="Symbol" w:hAnsi="Symbol" w:hint="default"/>
+        <w:sz w:val="20"/>
+      </w:rPr>
+    </w:lvl>
+    <w:lvl w:ilvl="1" w:tentative="1">
+      <w:start w:val="1"/>
+      <w:numFmt w:val="bullet"/>
+      <w:lvlText w:val="o"/>
+      <w:lvlJc w:val="left"/>
+      <w:pPr>
+        <w:tabs>
+          <w:tab w:val="num" w:pos="1440"/>
+        </w:tabs>
+        <w:ind w:left="1440" w:hanging="360"/>
+      </w:pPr>
+      <w:rPr>
+        <w:rFonts w:ascii="Courier New" w:hAnsi="Courier New" w:hint="default"/>
+        <w:sz w:val="20"/>
+      </w:rPr>
+    </w:lvl>
+    <w:lvl w:ilvl="2" w:tentative="1">
+      <w:start w:val="1"/>
+      <w:numFmt w:val="bullet"/>
+      <w:lvlText w:val=""/>
+      <w:lvlJc w:val="left"/>
+      <w:pPr>
+        <w:tabs>
+          <w:tab w:val="num" w:pos="2160"/>
+        </w:tabs>
+        <w:ind w:left="2160" w:hanging="360"/>
+      </w:pPr>
+      <w:rPr>
+        <w:rFonts w:ascii="Wingdings" w:hAnsi="Wingdings" w:hint="default"/>
+        <w:sz w:val="20"/>
+      </w:rPr>
+    </w:lvl>
+    <w:lvl w:ilvl="3" w:tentative="1">
+      <w:start w:val="1"/>
+      <w:numFmt w:val="bullet"/>
+      <w:lvlText w:val=""/>
+      <w:lvlJc w:val="left"/>
+      <w:pPr>
+        <w:tabs>
+          <w:tab w:val="num" w:pos="2880"/>
+        </w:tabs>
+        <w:ind w:left="2880" w:hanging="360"/>
+      </w:pPr>
+      <w:rPr>
+        <w:rFonts w:ascii="Wingdings" w:hAnsi="Wingdings" w:hint="default"/>
+        <w:sz w:val="20"/>
+      </w:rPr>
+    </w:lvl>
+    <w:lvl w:ilvl="4" w:tentative="1">
+      <w:start w:val="1"/>
+      <w:numFmt w:val="bullet"/>
+      <w:lvlText w:val=""/>
+      <w:lvlJc w:val="left"/>
+      <w:pPr>
+        <w:tabs>
+          <w:tab w:val="num" w:pos="3600"/>
+        </w:tabs>
+        <w:ind w:left="3600" w:hanging="360"/>
+      </w:pPr>
+      <w:rPr>
+        <w:rFonts w:ascii="Wingdings" w:hAnsi="Wingdings" w:hint="default"/>
+        <w:sz w:val="20"/>
+      </w:rPr>
+    </w:lvl>
+    <w:lvl w:ilvl="5" w:tentative="1">
+      <w:start w:val="1"/>
+      <w:numFmt w:val="bullet"/>
+      <w:lvlText w:val=""/>
+      <w:lvlJc w:val="left"/>
+      <w:pPr>
+        <w:tabs>
+          <w:tab w:val="num" w:pos="4320"/>
+        </w:tabs>
+        <w:ind w:left="4320" w:hanging="360"/>
+      </w:pPr>
+      <w:rPr>
+        <w:rFonts w:ascii="Wingdings" w:hAnsi="Wingdings" w:hint="default"/>
+        <w:sz w:val="20"/>
+      </w:rPr>
+    </w:lvl>
+    <w:lvl w:ilvl="6" w:tentative="1">
+      <w:start w:val="1"/>
+      <w:numFmt w:val="bullet"/>
+      <w:lvlText w:val=""/>
+      <w:lvlJc w:val="left"/>
+      <w:pPr>
+        <w:tabs>
+          <w:tab w:val="num" w:pos="5040"/>
+        </w:tabs>
+        <w:ind w:left="5040" w:hanging="360"/>
+      </w:pPr>
+      <w:rPr>
+        <w:rFonts w:ascii="Wingdings" w:hAnsi="Wingdings" w:hint="default"/>
+        <w:sz w:val="20"/>
+      </w:rPr>
+    </w:lvl>
+    <w:lvl w:ilvl="7" w:tentative="1">
+      <w:start w:val="1"/>
+      <w:numFmt w:val="bullet"/>
+      <w:lvlText w:val=""/>
+      <w:lvlJc w:val="left"/>
+      <w:pPr>
+        <w:tabs>
+          <w:tab w:val="num" w:pos="5760"/>
+        </w:tabs>
+        <w:ind w:left="5760" w:hanging="360"/>
+      </w:pPr>
+      <w:rPr>
+        <w:rFonts w:ascii="Wingdings" w:hAnsi="Wingdings" w:hint="default"/>
+        <w:sz w:val="20"/>
+      </w:rPr>
+    </w:lvl>
+    <w:lvl w:ilvl="8" w:tentative="1">
+      <w:start w:val="1"/>
+      <w:numFmt w:val="bullet"/>
+      <w:lvlText w:val=""/>
+      <w:lvlJc w:val="left"/>
+      <w:pPr>
+        <w:tabs>
+          <w:tab w:val="num" w:pos="6480"/>
+        </w:tabs>
+        <w:ind w:left="6480" w:hanging="360"/>
+      </w:pPr>
+      <w:rPr>
+        <w:rFonts w:ascii="Wingdings" w:hAnsi="Wingdings" w:hint="default"/>
+        <w:sz w:val="20"/>
+      </w:rPr>
+    </w:lvl>
+  </w:abstractNum>
   <w:num w:numId="1" w16cid:durableId="147022721">
-    <w:abstractNumId w:val="1"/>
+    <w:abstractNumId w:val="6"/>
     <w:lvlOverride w:ilvl="0">
       <w:startOverride w:val="1"/>
     </w:lvlOverride>
   </w:num>
   <w:num w:numId="2" w16cid:durableId="1846943364">
-    <w:abstractNumId w:val="0"/>
+    <w:abstractNumId w:val="5"/>
     <w:lvlOverride w:ilvl="0">
       <w:startOverride w:val="1"/>
     </w:lvlOverride>
+  </w:num>
+  <w:num w:numId="3" w16cid:durableId="60107910">
+    <w:abstractNumId w:val="11"/>
+  </w:num>
+  <w:num w:numId="4" w16cid:durableId="2087068870">
+    <w:abstractNumId w:val="12"/>
+  </w:num>
+  <w:num w:numId="5" w16cid:durableId="886407141">
+    <w:abstractNumId w:val="16"/>
+  </w:num>
+  <w:num w:numId="6" w16cid:durableId="1166094540">
+    <w:abstractNumId w:val="8"/>
+  </w:num>
+  <w:num w:numId="7" w16cid:durableId="1317807106">
+    <w:abstractNumId w:val="4"/>
+  </w:num>
+  <w:num w:numId="8" w16cid:durableId="372927001">
+    <w:abstractNumId w:val="1"/>
+  </w:num>
+  <w:num w:numId="9" w16cid:durableId="1156914216">
+    <w:abstractNumId w:val="3"/>
+  </w:num>
+  <w:num w:numId="10" w16cid:durableId="378943945">
+    <w:abstractNumId w:val="15"/>
+  </w:num>
+  <w:num w:numId="11" w16cid:durableId="526063997">
+    <w:abstractNumId w:val="2"/>
+  </w:num>
+  <w:num w:numId="12" w16cid:durableId="1492255932">
+    <w:abstractNumId w:val="0"/>
+  </w:num>
+  <w:num w:numId="13" w16cid:durableId="1676030797">
+    <w:abstractNumId w:val="7"/>
+  </w:num>
+  <w:num w:numId="14" w16cid:durableId="117186667">
+    <w:abstractNumId w:val="10"/>
+  </w:num>
+  <w:num w:numId="15" w16cid:durableId="623313097">
+    <w:abstractNumId w:val="14"/>
+  </w:num>
+  <w:num w:numId="16" w16cid:durableId="1105688311">
+    <w:abstractNumId w:val="9"/>
   </w:num>
 </w:numbering>
 </file>
@@ -13230,6 +13861,88 @@
       <w:szCs w:val="20"/>
     </w:rPr>
   </w:style>
+  <w:style w:type="paragraph" w:styleId="NormalWeb">
+    <w:name w:val="Normal (Web)"/>
+    <w:basedOn w:val="Normal"/>
+    <w:uiPriority w:val="99"/>
+    <w:semiHidden/>
+    <w:unhideWhenUsed/>
+    <w:rsid w:val="007E22A6"/>
+    <w:pPr>
+      <w:spacing w:before="100" w:beforeAutospacing="1" w:after="100" w:afterAutospacing="1"/>
+    </w:pPr>
+    <w:rPr>
+      <w:sz w:val="24"/>
+      <w:szCs w:val="24"/>
+    </w:rPr>
+  </w:style>
+  <w:style w:type="character" w:styleId="Strong">
+    <w:name w:val="Strong"/>
+    <w:basedOn w:val="DefaultParagraphFont"/>
+    <w:uiPriority w:val="22"/>
+    <w:qFormat/>
+    <w:rsid w:val="007E22A6"/>
+    <w:rPr>
+      <w:b/>
+      <w:bCs/>
+    </w:rPr>
+  </w:style>
+  <w:style w:type="character" w:styleId="HTMLCode">
+    <w:name w:val="HTML Code"/>
+    <w:basedOn w:val="DefaultParagraphFont"/>
+    <w:uiPriority w:val="99"/>
+    <w:semiHidden/>
+    <w:unhideWhenUsed/>
+    <w:rsid w:val="007E22A6"/>
+    <w:rPr>
+      <w:rFonts w:ascii="Courier New" w:eastAsia="Times New Roman" w:hAnsi="Courier New" w:cs="Courier New"/>
+      <w:sz w:val="20"/>
+      <w:szCs w:val="20"/>
+    </w:rPr>
+  </w:style>
+  <w:style w:type="paragraph" w:styleId="HTMLPreformatted">
+    <w:name w:val="HTML Preformatted"/>
+    <w:basedOn w:val="Normal"/>
+    <w:link w:val="HTMLPreformattedChar"/>
+    <w:uiPriority w:val="99"/>
+    <w:semiHidden/>
+    <w:unhideWhenUsed/>
+    <w:rsid w:val="007E22A6"/>
+    <w:pPr>
+      <w:tabs>
+        <w:tab w:val="left" w:pos="916"/>
+        <w:tab w:val="left" w:pos="1832"/>
+        <w:tab w:val="left" w:pos="2748"/>
+        <w:tab w:val="left" w:pos="3664"/>
+        <w:tab w:val="left" w:pos="4580"/>
+        <w:tab w:val="left" w:pos="5496"/>
+        <w:tab w:val="left" w:pos="6412"/>
+        <w:tab w:val="left" w:pos="7328"/>
+        <w:tab w:val="left" w:pos="8244"/>
+        <w:tab w:val="left" w:pos="9160"/>
+        <w:tab w:val="left" w:pos="10076"/>
+        <w:tab w:val="left" w:pos="10992"/>
+        <w:tab w:val="left" w:pos="11908"/>
+        <w:tab w:val="left" w:pos="12824"/>
+        <w:tab w:val="left" w:pos="13740"/>
+        <w:tab w:val="left" w:pos="14656"/>
+      </w:tabs>
+    </w:pPr>
+    <w:rPr>
+      <w:rFonts w:ascii="Courier New" w:hAnsi="Courier New" w:cs="Courier New"/>
+    </w:rPr>
+  </w:style>
+  <w:style w:type="character" w:customStyle="1" w:styleId="HTMLPreformattedChar">
+    <w:name w:val="HTML Preformatted Char"/>
+    <w:basedOn w:val="DefaultParagraphFont"/>
+    <w:link w:val="HTMLPreformatted"/>
+    <w:uiPriority w:val="99"/>
+    <w:semiHidden/>
+    <w:rsid w:val="007E22A6"/>
+    <w:rPr>
+      <w:rFonts w:ascii="Courier New" w:hAnsi="Courier New" w:cs="Courier New"/>
+    </w:rPr>
+  </w:style>
 </w:styles>
 </file>
 
